--- a/Project_Report.docx
+++ b/Project_Report.docx
@@ -3685,6 +3685,7175 @@
       </w:r>
     </w:p>
     <w:p>
+      <w:pPr>
+        <w:keepNext/>
+        <w:spacing w:before="360" w:after="120"/>
+      </w:pPr>
+      <w:r>
+        <w:rPr>
+          <w:b/>
+          <w:sz w:val="28"/>
+        </w:rPr>
+        <w:t>8. Appendix: Complete Source Code Listings</w:t>
+      </w:r>
+    </w:p>
+    <w:p>
+      <w:r>
+        <w:t>The complete hardware and software source code for this project is hosted on GitHub:</w:t>
+      </w:r>
+    </w:p>
+    <w:p>
+      <w:r>
+        <w:rPr>
+          <w:b/>
+        </w:rPr>
+        <w:t>GitHub Repository:</w:t>
+      </w:r>
+      <w:r>
+        <w:t xml:space="preserve"> [https://github.com/Ad1thh/zynq-sobel-hardware-accelerator](https://github.com/Ad1thh/zynq-sobel-hardware-accelerator)</w:t>
+      </w:r>
+    </w:p>
+    <w:p>
+      <w:r>
+        <w:t>This appendix provides the complete hardware description language (RTL Verilog) source code, testbench environment, and CPU bare-metal application driver software used in this project.</w:t>
+      </w:r>
+    </w:p>
+    <w:p>
+      <w:pPr>
+        <w:keepNext/>
+        <w:spacing w:before="280" w:after="80"/>
+      </w:pPr>
+      <w:r>
+        <w:rPr>
+          <w:b/>
+          <w:sz w:val="24"/>
+        </w:rPr>
+        <w:t>8.1 Custom Pipelined Sobel Filter Core (`spatial_filter_core.v`)</w:t>
+      </w:r>
+    </w:p>
+    <w:tbl>
+      <w:tblPr>
+        <w:tblW w:type="auto" w:w="0"/>
+        <w:jc w:val="center"/>
+        <w:tblLook w:firstColumn="1" w:firstRow="1" w:lastColumn="0" w:lastRow="0" w:noHBand="0" w:noVBand="1" w:val="04A0"/>
+      </w:tblPr>
+      <w:tblGrid>
+        <w:gridCol w:w="9360"/>
+      </w:tblGrid>
+      <w:tr>
+        <w:trPr>
+          <w:cantSplit/>
+        </w:trPr>
+        <w:tc>
+          <w:tcPr>
+            <w:tcW w:type="dxa" w:w="9360"/>
+            <w:shd w:fill="F0F0F0"/>
+            <w:tcMar>
+              <w:top w:w="140" w:type="dxa"/>
+              <w:bottom w:w="140" w:type="dxa"/>
+              <w:left w:w="200" w:type="dxa"/>
+              <w:right w:w="200" w:type="dxa"/>
+            </w:tcMar>
+            <w:tcBorders>
+              <w:top w:val="single" w:sz="4" w:space="0" w:color="CCCCCC"/>
+              <w:left w:val="single" w:sz="12" w:space="0" w:color="000000"/>
+              <w:bottom w:val="single" w:sz="4" w:space="0" w:color="CCCCCC"/>
+              <w:right w:val="single" w:sz="4" w:space="0" w:color="CCCCCC"/>
+            </w:tcBorders>
+          </w:tcPr>
+          <w:p>
+            <w:pPr>
+              <w:spacing w:before="0" w:after="0" w:line="240" w:lineRule="auto"/>
+            </w:pPr>
+            <w:r>
+              <w:rPr>
+                <w:rFonts w:ascii="Consolas" w:hAnsi="Consolas"/>
+                <w:color w:val="222222"/>
+                <w:sz w:val="19"/>
+              </w:rPr>
+              <w:t>`timescale 1ns / 1ps</w:t>
+            </w:r>
+          </w:p>
+          <w:p>
+            <w:pPr>
+              <w:spacing w:before="0" w:after="0" w:line="240" w:lineRule="auto"/>
+            </w:pPr>
+            <w:r>
+              <w:rPr>
+                <w:rFonts w:ascii="Consolas" w:hAnsi="Consolas"/>
+                <w:color w:val="222222"/>
+                <w:sz w:val="19"/>
+              </w:rPr>
+              <w:t>//////////////////////////////////////////////////////////////////////////////////</w:t>
+            </w:r>
+          </w:p>
+          <w:p>
+            <w:pPr>
+              <w:spacing w:before="0" w:after="0" w:line="240" w:lineRule="auto"/>
+            </w:pPr>
+            <w:r>
+              <w:rPr>
+                <w:rFonts w:ascii="Consolas" w:hAnsi="Consolas"/>
+                <w:color w:val="222222"/>
+                <w:sz w:val="19"/>
+              </w:rPr>
+              <w:t>// Module Name: spatial_filter_core (4-Stage Pipelined)</w:t>
+            </w:r>
+          </w:p>
+          <w:p>
+            <w:pPr>
+              <w:spacing w:before="0" w:after="0" w:line="240" w:lineRule="auto"/>
+            </w:pPr>
+            <w:r>
+              <w:rPr>
+                <w:rFonts w:ascii="Consolas" w:hAnsi="Consolas"/>
+                <w:color w:val="222222"/>
+                <w:sz w:val="19"/>
+              </w:rPr>
+              <w:t>// Description:</w:t>
+            </w:r>
+          </w:p>
+          <w:p>
+            <w:pPr>
+              <w:spacing w:before="0" w:after="0" w:line="240" w:lineRule="auto"/>
+            </w:pPr>
+            <w:r>
+              <w:rPr>
+                <w:rFonts w:ascii="Consolas" w:hAnsi="Consolas"/>
+                <w:color w:val="222222"/>
+                <w:sz w:val="19"/>
+              </w:rPr>
+              <w:t>//   A high-performance 4-stage pipelined Sobel filter core.</w:t>
+            </w:r>
+          </w:p>
+          <w:p>
+            <w:pPr>
+              <w:spacing w:before="0" w:after="0" w:line="240" w:lineRule="auto"/>
+            </w:pPr>
+            <w:r>
+              <w:rPr>
+                <w:rFonts w:ascii="Consolas" w:hAnsi="Consolas"/>
+                <w:color w:val="222222"/>
+                <w:sz w:val="19"/>
+              </w:rPr>
+              <w:t>//   Optimized to closure timing under a 5.0 ns clock period (200 MHz+).</w:t>
+            </w:r>
+          </w:p>
+          <w:p>
+            <w:pPr>
+              <w:spacing w:before="0" w:after="0" w:line="240" w:lineRule="auto"/>
+            </w:pPr>
+            <w:r>
+              <w:rPr>
+                <w:rFonts w:ascii="Consolas" w:hAnsi="Consolas"/>
+                <w:color w:val="222222"/>
+                <w:sz w:val="19"/>
+              </w:rPr>
+              <w:t>//////////////////////////////////////////////////////////////////////////////////</w:t>
+            </w:r>
+          </w:p>
+          <w:p>
+            <w:pPr>
+              <w:spacing w:before="0" w:after="0" w:line="240" w:lineRule="auto"/>
+            </w:pPr>
+            <w:r>
+              <w:rPr>
+                <w:rFonts w:ascii="Consolas" w:hAnsi="Consolas"/>
+                <w:color w:val="222222"/>
+                <w:sz w:val="19"/>
+              </w:rPr>
+            </w:r>
+          </w:p>
+          <w:p>
+            <w:pPr>
+              <w:spacing w:before="0" w:after="0" w:line="240" w:lineRule="auto"/>
+            </w:pPr>
+            <w:r>
+              <w:rPr>
+                <w:rFonts w:ascii="Consolas" w:hAnsi="Consolas"/>
+                <w:color w:val="222222"/>
+                <w:sz w:val="19"/>
+              </w:rPr>
+              <w:t>module spatial_filter_core (</w:t>
+            </w:r>
+          </w:p>
+          <w:p>
+            <w:pPr>
+              <w:spacing w:before="0" w:after="0" w:line="240" w:lineRule="auto"/>
+            </w:pPr>
+            <w:r>
+              <w:rPr>
+                <w:rFonts w:ascii="Consolas" w:hAnsi="Consolas"/>
+                <w:color w:val="222222"/>
+                <w:sz w:val="19"/>
+              </w:rPr>
+              <w:t xml:space="preserve">    input  wire        clk,</w:t>
+            </w:r>
+          </w:p>
+          <w:p>
+            <w:pPr>
+              <w:spacing w:before="0" w:after="0" w:line="240" w:lineRule="auto"/>
+            </w:pPr>
+            <w:r>
+              <w:rPr>
+                <w:rFonts w:ascii="Consolas" w:hAnsi="Consolas"/>
+                <w:color w:val="222222"/>
+                <w:sz w:val="19"/>
+              </w:rPr>
+              <w:t xml:space="preserve">    input  wire        rst_n,</w:t>
+            </w:r>
+          </w:p>
+          <w:p>
+            <w:pPr>
+              <w:spacing w:before="0" w:after="0" w:line="240" w:lineRule="auto"/>
+            </w:pPr>
+            <w:r>
+              <w:rPr>
+                <w:rFonts w:ascii="Consolas" w:hAnsi="Consolas"/>
+                <w:color w:val="222222"/>
+                <w:sz w:val="19"/>
+              </w:rPr>
+              <w:t xml:space="preserve">    input  wire [7:0]  p00, p01, p02,</w:t>
+            </w:r>
+          </w:p>
+          <w:p>
+            <w:pPr>
+              <w:spacing w:before="0" w:after="0" w:line="240" w:lineRule="auto"/>
+            </w:pPr>
+            <w:r>
+              <w:rPr>
+                <w:rFonts w:ascii="Consolas" w:hAnsi="Consolas"/>
+                <w:color w:val="222222"/>
+                <w:sz w:val="19"/>
+              </w:rPr>
+              <w:t xml:space="preserve">    input  wire [7:0]  p10, p11, p12,</w:t>
+            </w:r>
+          </w:p>
+          <w:p>
+            <w:pPr>
+              <w:spacing w:before="0" w:after="0" w:line="240" w:lineRule="auto"/>
+            </w:pPr>
+            <w:r>
+              <w:rPr>
+                <w:rFonts w:ascii="Consolas" w:hAnsi="Consolas"/>
+                <w:color w:val="222222"/>
+                <w:sz w:val="19"/>
+              </w:rPr>
+              <w:t xml:space="preserve">    input  wire [7:0]  p20, p21, p22,</w:t>
+            </w:r>
+          </w:p>
+          <w:p>
+            <w:pPr>
+              <w:spacing w:before="0" w:after="0" w:line="240" w:lineRule="auto"/>
+            </w:pPr>
+            <w:r>
+              <w:rPr>
+                <w:rFonts w:ascii="Consolas" w:hAnsi="Consolas"/>
+                <w:color w:val="222222"/>
+                <w:sz w:val="19"/>
+              </w:rPr>
+              <w:t xml:space="preserve">    output reg  [7:0]  out_pixel</w:t>
+            </w:r>
+          </w:p>
+          <w:p>
+            <w:pPr>
+              <w:spacing w:before="0" w:after="0" w:line="240" w:lineRule="auto"/>
+            </w:pPr>
+            <w:r>
+              <w:rPr>
+                <w:rFonts w:ascii="Consolas" w:hAnsi="Consolas"/>
+                <w:color w:val="222222"/>
+                <w:sz w:val="19"/>
+              </w:rPr>
+              <w:t>);</w:t>
+            </w:r>
+          </w:p>
+          <w:p>
+            <w:pPr>
+              <w:spacing w:before="0" w:after="0" w:line="240" w:lineRule="auto"/>
+            </w:pPr>
+            <w:r>
+              <w:rPr>
+                <w:rFonts w:ascii="Consolas" w:hAnsi="Consolas"/>
+                <w:color w:val="222222"/>
+                <w:sz w:val="19"/>
+              </w:rPr>
+            </w:r>
+          </w:p>
+          <w:p>
+            <w:pPr>
+              <w:spacing w:before="0" w:after="0" w:line="240" w:lineRule="auto"/>
+            </w:pPr>
+            <w:r>
+              <w:rPr>
+                <w:rFonts w:ascii="Consolas" w:hAnsi="Consolas"/>
+                <w:color w:val="222222"/>
+                <w:sz w:val="19"/>
+              </w:rPr>
+              <w:t xml:space="preserve">    // ==========================================</w:t>
+            </w:r>
+          </w:p>
+          <w:p>
+            <w:pPr>
+              <w:spacing w:before="0" w:after="0" w:line="240" w:lineRule="auto"/>
+            </w:pPr>
+            <w:r>
+              <w:rPr>
+                <w:rFonts w:ascii="Consolas" w:hAnsi="Consolas"/>
+                <w:color w:val="222222"/>
+                <w:sz w:val="19"/>
+              </w:rPr>
+              <w:t xml:space="preserve">    // STAGE 1: Row Difference Calculation</w:t>
+            </w:r>
+          </w:p>
+          <w:p>
+            <w:pPr>
+              <w:spacing w:before="0" w:after="0" w:line="240" w:lineRule="auto"/>
+            </w:pPr>
+            <w:r>
+              <w:rPr>
+                <w:rFonts w:ascii="Consolas" w:hAnsi="Consolas"/>
+                <w:color w:val="222222"/>
+                <w:sz w:val="19"/>
+              </w:rPr>
+              <w:t xml:space="preserve">    // ==========================================</w:t>
+            </w:r>
+          </w:p>
+          <w:p>
+            <w:pPr>
+              <w:spacing w:before="0" w:after="0" w:line="240" w:lineRule="auto"/>
+            </w:pPr>
+            <w:r>
+              <w:rPr>
+                <w:rFonts w:ascii="Consolas" w:hAnsi="Consolas"/>
+                <w:color w:val="222222"/>
+                <w:sz w:val="19"/>
+              </w:rPr>
+              <w:t xml:space="preserve">    reg signed [10:0] diff_x0_r1;</w:t>
+            </w:r>
+          </w:p>
+          <w:p>
+            <w:pPr>
+              <w:spacing w:before="0" w:after="0" w:line="240" w:lineRule="auto"/>
+            </w:pPr>
+            <w:r>
+              <w:rPr>
+                <w:rFonts w:ascii="Consolas" w:hAnsi="Consolas"/>
+                <w:color w:val="222222"/>
+                <w:sz w:val="19"/>
+              </w:rPr>
+              <w:t xml:space="preserve">    reg signed [10:0] diff_x1_r1;</w:t>
+            </w:r>
+          </w:p>
+          <w:p>
+            <w:pPr>
+              <w:spacing w:before="0" w:after="0" w:line="240" w:lineRule="auto"/>
+            </w:pPr>
+            <w:r>
+              <w:rPr>
+                <w:rFonts w:ascii="Consolas" w:hAnsi="Consolas"/>
+                <w:color w:val="222222"/>
+                <w:sz w:val="19"/>
+              </w:rPr>
+              <w:t xml:space="preserve">    reg signed [10:0] diff_x2_r1;</w:t>
+            </w:r>
+          </w:p>
+          <w:p>
+            <w:pPr>
+              <w:spacing w:before="0" w:after="0" w:line="240" w:lineRule="auto"/>
+            </w:pPr>
+            <w:r>
+              <w:rPr>
+                <w:rFonts w:ascii="Consolas" w:hAnsi="Consolas"/>
+                <w:color w:val="222222"/>
+                <w:sz w:val="19"/>
+              </w:rPr>
+              <w:t xml:space="preserve">    </w:t>
+            </w:r>
+          </w:p>
+          <w:p>
+            <w:pPr>
+              <w:spacing w:before="0" w:after="0" w:line="240" w:lineRule="auto"/>
+            </w:pPr>
+            <w:r>
+              <w:rPr>
+                <w:rFonts w:ascii="Consolas" w:hAnsi="Consolas"/>
+                <w:color w:val="222222"/>
+                <w:sz w:val="19"/>
+              </w:rPr>
+              <w:t xml:space="preserve">    reg signed [10:0] diff_y0_r1;</w:t>
+            </w:r>
+          </w:p>
+          <w:p>
+            <w:pPr>
+              <w:spacing w:before="0" w:after="0" w:line="240" w:lineRule="auto"/>
+            </w:pPr>
+            <w:r>
+              <w:rPr>
+                <w:rFonts w:ascii="Consolas" w:hAnsi="Consolas"/>
+                <w:color w:val="222222"/>
+                <w:sz w:val="19"/>
+              </w:rPr>
+              <w:t xml:space="preserve">    reg signed [10:0] diff_y1_r1;</w:t>
+            </w:r>
+          </w:p>
+          <w:p>
+            <w:pPr>
+              <w:spacing w:before="0" w:after="0" w:line="240" w:lineRule="auto"/>
+            </w:pPr>
+            <w:r>
+              <w:rPr>
+                <w:rFonts w:ascii="Consolas" w:hAnsi="Consolas"/>
+                <w:color w:val="222222"/>
+                <w:sz w:val="19"/>
+              </w:rPr>
+              <w:t xml:space="preserve">    reg signed [10:0] diff_y2_r1;</w:t>
+            </w:r>
+          </w:p>
+          <w:p>
+            <w:pPr>
+              <w:spacing w:before="0" w:after="0" w:line="240" w:lineRule="auto"/>
+            </w:pPr>
+            <w:r>
+              <w:rPr>
+                <w:rFonts w:ascii="Consolas" w:hAnsi="Consolas"/>
+                <w:color w:val="222222"/>
+                <w:sz w:val="19"/>
+              </w:rPr>
+            </w:r>
+          </w:p>
+          <w:p>
+            <w:pPr>
+              <w:spacing w:before="0" w:after="0" w:line="240" w:lineRule="auto"/>
+            </w:pPr>
+            <w:r>
+              <w:rPr>
+                <w:rFonts w:ascii="Consolas" w:hAnsi="Consolas"/>
+                <w:color w:val="222222"/>
+                <w:sz w:val="19"/>
+              </w:rPr>
+              <w:t xml:space="preserve">    always @(posedge clk or negedge rst_n) begin</w:t>
+            </w:r>
+          </w:p>
+          <w:p>
+            <w:pPr>
+              <w:spacing w:before="0" w:after="0" w:line="240" w:lineRule="auto"/>
+            </w:pPr>
+            <w:r>
+              <w:rPr>
+                <w:rFonts w:ascii="Consolas" w:hAnsi="Consolas"/>
+                <w:color w:val="222222"/>
+                <w:sz w:val="19"/>
+              </w:rPr>
+              <w:t xml:space="preserve">        if (~rst_n) begin</w:t>
+            </w:r>
+          </w:p>
+          <w:p>
+            <w:pPr>
+              <w:spacing w:before="0" w:after="0" w:line="240" w:lineRule="auto"/>
+            </w:pPr>
+            <w:r>
+              <w:rPr>
+                <w:rFonts w:ascii="Consolas" w:hAnsi="Consolas"/>
+                <w:color w:val="222222"/>
+                <w:sz w:val="19"/>
+              </w:rPr>
+              <w:t xml:space="preserve">            diff_x0_r1 &lt;= 11'sd0;</w:t>
+            </w:r>
+          </w:p>
+          <w:p>
+            <w:pPr>
+              <w:spacing w:before="0" w:after="0" w:line="240" w:lineRule="auto"/>
+            </w:pPr>
+            <w:r>
+              <w:rPr>
+                <w:rFonts w:ascii="Consolas" w:hAnsi="Consolas"/>
+                <w:color w:val="222222"/>
+                <w:sz w:val="19"/>
+              </w:rPr>
+              <w:t xml:space="preserve">            diff_x1_r1 &lt;= 11'sd0;</w:t>
+            </w:r>
+          </w:p>
+          <w:p>
+            <w:pPr>
+              <w:spacing w:before="0" w:after="0" w:line="240" w:lineRule="auto"/>
+            </w:pPr>
+            <w:r>
+              <w:rPr>
+                <w:rFonts w:ascii="Consolas" w:hAnsi="Consolas"/>
+                <w:color w:val="222222"/>
+                <w:sz w:val="19"/>
+              </w:rPr>
+              <w:t xml:space="preserve">            diff_x2_r1 &lt;= 11'sd0;</w:t>
+            </w:r>
+          </w:p>
+          <w:p>
+            <w:pPr>
+              <w:spacing w:before="0" w:after="0" w:line="240" w:lineRule="auto"/>
+            </w:pPr>
+            <w:r>
+              <w:rPr>
+                <w:rFonts w:ascii="Consolas" w:hAnsi="Consolas"/>
+                <w:color w:val="222222"/>
+                <w:sz w:val="19"/>
+              </w:rPr>
+              <w:t xml:space="preserve">            diff_y0_r1 &lt;= 11'sd0;</w:t>
+            </w:r>
+          </w:p>
+          <w:p>
+            <w:pPr>
+              <w:spacing w:before="0" w:after="0" w:line="240" w:lineRule="auto"/>
+            </w:pPr>
+            <w:r>
+              <w:rPr>
+                <w:rFonts w:ascii="Consolas" w:hAnsi="Consolas"/>
+                <w:color w:val="222222"/>
+                <w:sz w:val="19"/>
+              </w:rPr>
+              <w:t xml:space="preserve">            diff_y1_r1 &lt;= 11'sd0;</w:t>
+            </w:r>
+          </w:p>
+          <w:p>
+            <w:pPr>
+              <w:spacing w:before="0" w:after="0" w:line="240" w:lineRule="auto"/>
+            </w:pPr>
+            <w:r>
+              <w:rPr>
+                <w:rFonts w:ascii="Consolas" w:hAnsi="Consolas"/>
+                <w:color w:val="222222"/>
+                <w:sz w:val="19"/>
+              </w:rPr>
+              <w:t xml:space="preserve">            diff_y2_r1 &lt;= 11'sd0;</w:t>
+            </w:r>
+          </w:p>
+          <w:p>
+            <w:pPr>
+              <w:spacing w:before="0" w:after="0" w:line="240" w:lineRule="auto"/>
+            </w:pPr>
+            <w:r>
+              <w:rPr>
+                <w:rFonts w:ascii="Consolas" w:hAnsi="Consolas"/>
+                <w:color w:val="222222"/>
+                <w:sz w:val="19"/>
+              </w:rPr>
+              <w:t xml:space="preserve">        end else begin</w:t>
+            </w:r>
+          </w:p>
+          <w:p>
+            <w:pPr>
+              <w:spacing w:before="0" w:after="0" w:line="240" w:lineRule="auto"/>
+            </w:pPr>
+            <w:r>
+              <w:rPr>
+                <w:rFonts w:ascii="Consolas" w:hAnsi="Consolas"/>
+                <w:color w:val="222222"/>
+                <w:sz w:val="19"/>
+              </w:rPr>
+              <w:t xml:space="preserve">            diff_x0_r1 &lt;= $signed({3'b0, p02}) - $signed({3'b0, p00});</w:t>
+            </w:r>
+          </w:p>
+          <w:p>
+            <w:pPr>
+              <w:spacing w:before="0" w:after="0" w:line="240" w:lineRule="auto"/>
+            </w:pPr>
+            <w:r>
+              <w:rPr>
+                <w:rFonts w:ascii="Consolas" w:hAnsi="Consolas"/>
+                <w:color w:val="222222"/>
+                <w:sz w:val="19"/>
+              </w:rPr>
+              <w:t xml:space="preserve">            diff_x1_r1 &lt;= $signed({3'b0, p12}) - $signed({3'b0, p10});</w:t>
+            </w:r>
+          </w:p>
+          <w:p>
+            <w:pPr>
+              <w:spacing w:before="0" w:after="0" w:line="240" w:lineRule="auto"/>
+            </w:pPr>
+            <w:r>
+              <w:rPr>
+                <w:rFonts w:ascii="Consolas" w:hAnsi="Consolas"/>
+                <w:color w:val="222222"/>
+                <w:sz w:val="19"/>
+              </w:rPr>
+              <w:t xml:space="preserve">            diff_x2_r1 &lt;= $signed({3'b0, p22}) - $signed({3'b0, p20});</w:t>
+            </w:r>
+          </w:p>
+          <w:p>
+            <w:pPr>
+              <w:spacing w:before="0" w:after="0" w:line="240" w:lineRule="auto"/>
+            </w:pPr>
+            <w:r>
+              <w:rPr>
+                <w:rFonts w:ascii="Consolas" w:hAnsi="Consolas"/>
+                <w:color w:val="222222"/>
+                <w:sz w:val="19"/>
+              </w:rPr>
+              <w:t xml:space="preserve">            </w:t>
+            </w:r>
+          </w:p>
+          <w:p>
+            <w:pPr>
+              <w:spacing w:before="0" w:after="0" w:line="240" w:lineRule="auto"/>
+            </w:pPr>
+            <w:r>
+              <w:rPr>
+                <w:rFonts w:ascii="Consolas" w:hAnsi="Consolas"/>
+                <w:color w:val="222222"/>
+                <w:sz w:val="19"/>
+              </w:rPr>
+              <w:t xml:space="preserve">            diff_y0_r1 &lt;= $signed({3'b0, p20}) - $signed({3'b0, p00});</w:t>
+            </w:r>
+          </w:p>
+          <w:p>
+            <w:pPr>
+              <w:spacing w:before="0" w:after="0" w:line="240" w:lineRule="auto"/>
+            </w:pPr>
+            <w:r>
+              <w:rPr>
+                <w:rFonts w:ascii="Consolas" w:hAnsi="Consolas"/>
+                <w:color w:val="222222"/>
+                <w:sz w:val="19"/>
+              </w:rPr>
+              <w:t xml:space="preserve">            diff_y1_r1 &lt;= $signed({3'b0, p21}) - $signed({3'b0, p01});</w:t>
+            </w:r>
+          </w:p>
+          <w:p>
+            <w:pPr>
+              <w:spacing w:before="0" w:after="0" w:line="240" w:lineRule="auto"/>
+            </w:pPr>
+            <w:r>
+              <w:rPr>
+                <w:rFonts w:ascii="Consolas" w:hAnsi="Consolas"/>
+                <w:color w:val="222222"/>
+                <w:sz w:val="19"/>
+              </w:rPr>
+              <w:t xml:space="preserve">            diff_y2_r1 &lt;= $signed({3'b0, p22}) - $signed({3'b0, p02});</w:t>
+            </w:r>
+          </w:p>
+          <w:p>
+            <w:pPr>
+              <w:spacing w:before="0" w:after="0" w:line="240" w:lineRule="auto"/>
+            </w:pPr>
+            <w:r>
+              <w:rPr>
+                <w:rFonts w:ascii="Consolas" w:hAnsi="Consolas"/>
+                <w:color w:val="222222"/>
+                <w:sz w:val="19"/>
+              </w:rPr>
+              <w:t xml:space="preserve">        end</w:t>
+            </w:r>
+          </w:p>
+          <w:p>
+            <w:pPr>
+              <w:spacing w:before="0" w:after="0" w:line="240" w:lineRule="auto"/>
+            </w:pPr>
+            <w:r>
+              <w:rPr>
+                <w:rFonts w:ascii="Consolas" w:hAnsi="Consolas"/>
+                <w:color w:val="222222"/>
+                <w:sz w:val="19"/>
+              </w:rPr>
+              <w:t xml:space="preserve">    end</w:t>
+            </w:r>
+          </w:p>
+          <w:p>
+            <w:pPr>
+              <w:spacing w:before="0" w:after="0" w:line="240" w:lineRule="auto"/>
+            </w:pPr>
+            <w:r>
+              <w:rPr>
+                <w:rFonts w:ascii="Consolas" w:hAnsi="Consolas"/>
+                <w:color w:val="222222"/>
+                <w:sz w:val="19"/>
+              </w:rPr>
+            </w:r>
+          </w:p>
+          <w:p>
+            <w:pPr>
+              <w:spacing w:before="0" w:after="0" w:line="240" w:lineRule="auto"/>
+            </w:pPr>
+            <w:r>
+              <w:rPr>
+                <w:rFonts w:ascii="Consolas" w:hAnsi="Consolas"/>
+                <w:color w:val="222222"/>
+                <w:sz w:val="19"/>
+              </w:rPr>
+              <w:t xml:space="preserve">    // ==========================================</w:t>
+            </w:r>
+          </w:p>
+          <w:p>
+            <w:pPr>
+              <w:spacing w:before="0" w:after="0" w:line="240" w:lineRule="auto"/>
+            </w:pPr>
+            <w:r>
+              <w:rPr>
+                <w:rFonts w:ascii="Consolas" w:hAnsi="Consolas"/>
+                <w:color w:val="222222"/>
+                <w:sz w:val="19"/>
+              </w:rPr>
+              <w:t xml:space="preserve">    // STAGE 2: Gradient Summation (Gx, Gy)</w:t>
+            </w:r>
+          </w:p>
+          <w:p>
+            <w:pPr>
+              <w:spacing w:before="0" w:after="0" w:line="240" w:lineRule="auto"/>
+            </w:pPr>
+            <w:r>
+              <w:rPr>
+                <w:rFonts w:ascii="Consolas" w:hAnsi="Consolas"/>
+                <w:color w:val="222222"/>
+                <w:sz w:val="19"/>
+              </w:rPr>
+              <w:t xml:space="preserve">    // ==========================================</w:t>
+            </w:r>
+          </w:p>
+          <w:p>
+            <w:pPr>
+              <w:spacing w:before="0" w:after="0" w:line="240" w:lineRule="auto"/>
+            </w:pPr>
+            <w:r>
+              <w:rPr>
+                <w:rFonts w:ascii="Consolas" w:hAnsi="Consolas"/>
+                <w:color w:val="222222"/>
+                <w:sz w:val="19"/>
+              </w:rPr>
+              <w:t xml:space="preserve">    reg signed [10:0] Gx_r2;</w:t>
+            </w:r>
+          </w:p>
+          <w:p>
+            <w:pPr>
+              <w:spacing w:before="0" w:after="0" w:line="240" w:lineRule="auto"/>
+            </w:pPr>
+            <w:r>
+              <w:rPr>
+                <w:rFonts w:ascii="Consolas" w:hAnsi="Consolas"/>
+                <w:color w:val="222222"/>
+                <w:sz w:val="19"/>
+              </w:rPr>
+              <w:t xml:space="preserve">    reg signed [10:0] Gy_r2;</w:t>
+            </w:r>
+          </w:p>
+          <w:p>
+            <w:pPr>
+              <w:spacing w:before="0" w:after="0" w:line="240" w:lineRule="auto"/>
+            </w:pPr>
+            <w:r>
+              <w:rPr>
+                <w:rFonts w:ascii="Consolas" w:hAnsi="Consolas"/>
+                <w:color w:val="222222"/>
+                <w:sz w:val="19"/>
+              </w:rPr>
+            </w:r>
+          </w:p>
+          <w:p>
+            <w:pPr>
+              <w:spacing w:before="0" w:after="0" w:line="240" w:lineRule="auto"/>
+            </w:pPr>
+            <w:r>
+              <w:rPr>
+                <w:rFonts w:ascii="Consolas" w:hAnsi="Consolas"/>
+                <w:color w:val="222222"/>
+                <w:sz w:val="19"/>
+              </w:rPr>
+              <w:t xml:space="preserve">    always @(posedge clk or negedge rst_n) begin</w:t>
+            </w:r>
+          </w:p>
+          <w:p>
+            <w:pPr>
+              <w:spacing w:before="0" w:after="0" w:line="240" w:lineRule="auto"/>
+            </w:pPr>
+            <w:r>
+              <w:rPr>
+                <w:rFonts w:ascii="Consolas" w:hAnsi="Consolas"/>
+                <w:color w:val="222222"/>
+                <w:sz w:val="19"/>
+              </w:rPr>
+              <w:t xml:space="preserve">        if (~rst_n) begin</w:t>
+            </w:r>
+          </w:p>
+          <w:p>
+            <w:pPr>
+              <w:spacing w:before="0" w:after="0" w:line="240" w:lineRule="auto"/>
+            </w:pPr>
+            <w:r>
+              <w:rPr>
+                <w:rFonts w:ascii="Consolas" w:hAnsi="Consolas"/>
+                <w:color w:val="222222"/>
+                <w:sz w:val="19"/>
+              </w:rPr>
+              <w:t xml:space="preserve">            Gx_r2 &lt;= 11'sd0;</w:t>
+            </w:r>
+          </w:p>
+          <w:p>
+            <w:pPr>
+              <w:spacing w:before="0" w:after="0" w:line="240" w:lineRule="auto"/>
+            </w:pPr>
+            <w:r>
+              <w:rPr>
+                <w:rFonts w:ascii="Consolas" w:hAnsi="Consolas"/>
+                <w:color w:val="222222"/>
+                <w:sz w:val="19"/>
+              </w:rPr>
+              <w:t xml:space="preserve">            Gy_r2 &lt;= 11'sd0;</w:t>
+            </w:r>
+          </w:p>
+          <w:p>
+            <w:pPr>
+              <w:spacing w:before="0" w:after="0" w:line="240" w:lineRule="auto"/>
+            </w:pPr>
+            <w:r>
+              <w:rPr>
+                <w:rFonts w:ascii="Consolas" w:hAnsi="Consolas"/>
+                <w:color w:val="222222"/>
+                <w:sz w:val="19"/>
+              </w:rPr>
+              <w:t xml:space="preserve">        end else begin</w:t>
+            </w:r>
+          </w:p>
+          <w:p>
+            <w:pPr>
+              <w:spacing w:before="0" w:after="0" w:line="240" w:lineRule="auto"/>
+            </w:pPr>
+            <w:r>
+              <w:rPr>
+                <w:rFonts w:ascii="Consolas" w:hAnsi="Consolas"/>
+                <w:color w:val="222222"/>
+                <w:sz w:val="19"/>
+              </w:rPr>
+              <w:t xml:space="preserve">            // Shift operation for hardware-efficient multiplier by 2</w:t>
+            </w:r>
+          </w:p>
+          <w:p>
+            <w:pPr>
+              <w:spacing w:before="0" w:after="0" w:line="240" w:lineRule="auto"/>
+            </w:pPr>
+            <w:r>
+              <w:rPr>
+                <w:rFonts w:ascii="Consolas" w:hAnsi="Consolas"/>
+                <w:color w:val="222222"/>
+                <w:sz w:val="19"/>
+              </w:rPr>
+              <w:t xml:space="preserve">            Gx_r2 &lt;= diff_x0_r1 + (diff_x1_r1 &lt;&lt; 1) + diff_x2_r1;</w:t>
+            </w:r>
+          </w:p>
+          <w:p>
+            <w:pPr>
+              <w:spacing w:before="0" w:after="0" w:line="240" w:lineRule="auto"/>
+            </w:pPr>
+            <w:r>
+              <w:rPr>
+                <w:rFonts w:ascii="Consolas" w:hAnsi="Consolas"/>
+                <w:color w:val="222222"/>
+                <w:sz w:val="19"/>
+              </w:rPr>
+              <w:t xml:space="preserve">            Gy_r2 &lt;= diff_y0_r1 + (diff_y1_r1 &lt;&lt; 1) + diff_y2_r1;</w:t>
+            </w:r>
+          </w:p>
+          <w:p>
+            <w:pPr>
+              <w:spacing w:before="0" w:after="0" w:line="240" w:lineRule="auto"/>
+            </w:pPr>
+            <w:r>
+              <w:rPr>
+                <w:rFonts w:ascii="Consolas" w:hAnsi="Consolas"/>
+                <w:color w:val="222222"/>
+                <w:sz w:val="19"/>
+              </w:rPr>
+              <w:t xml:space="preserve">        end</w:t>
+            </w:r>
+          </w:p>
+          <w:p>
+            <w:pPr>
+              <w:spacing w:before="0" w:after="0" w:line="240" w:lineRule="auto"/>
+            </w:pPr>
+            <w:r>
+              <w:rPr>
+                <w:rFonts w:ascii="Consolas" w:hAnsi="Consolas"/>
+                <w:color w:val="222222"/>
+                <w:sz w:val="19"/>
+              </w:rPr>
+              <w:t xml:space="preserve">    end</w:t>
+            </w:r>
+          </w:p>
+          <w:p>
+            <w:pPr>
+              <w:spacing w:before="0" w:after="0" w:line="240" w:lineRule="auto"/>
+            </w:pPr>
+            <w:r>
+              <w:rPr>
+                <w:rFonts w:ascii="Consolas" w:hAnsi="Consolas"/>
+                <w:color w:val="222222"/>
+                <w:sz w:val="19"/>
+              </w:rPr>
+            </w:r>
+          </w:p>
+          <w:p>
+            <w:pPr>
+              <w:spacing w:before="0" w:after="0" w:line="240" w:lineRule="auto"/>
+            </w:pPr>
+            <w:r>
+              <w:rPr>
+                <w:rFonts w:ascii="Consolas" w:hAnsi="Consolas"/>
+                <w:color w:val="222222"/>
+                <w:sz w:val="19"/>
+              </w:rPr>
+              <w:t xml:space="preserve">    // ==========================================</w:t>
+            </w:r>
+          </w:p>
+          <w:p>
+            <w:pPr>
+              <w:spacing w:before="0" w:after="0" w:line="240" w:lineRule="auto"/>
+            </w:pPr>
+            <w:r>
+              <w:rPr>
+                <w:rFonts w:ascii="Consolas" w:hAnsi="Consolas"/>
+                <w:color w:val="222222"/>
+                <w:sz w:val="19"/>
+              </w:rPr>
+              <w:t xml:space="preserve">    // STAGE 3: Absolute Value Calculation</w:t>
+            </w:r>
+          </w:p>
+          <w:p>
+            <w:pPr>
+              <w:spacing w:before="0" w:after="0" w:line="240" w:lineRule="auto"/>
+            </w:pPr>
+            <w:r>
+              <w:rPr>
+                <w:rFonts w:ascii="Consolas" w:hAnsi="Consolas"/>
+                <w:color w:val="222222"/>
+                <w:sz w:val="19"/>
+              </w:rPr>
+              <w:t xml:space="preserve">    // ==========================================</w:t>
+            </w:r>
+          </w:p>
+          <w:p>
+            <w:pPr>
+              <w:spacing w:before="0" w:after="0" w:line="240" w:lineRule="auto"/>
+            </w:pPr>
+            <w:r>
+              <w:rPr>
+                <w:rFonts w:ascii="Consolas" w:hAnsi="Consolas"/>
+                <w:color w:val="222222"/>
+                <w:sz w:val="19"/>
+              </w:rPr>
+              <w:t xml:space="preserve">    reg signed [10:0] abs_Gx_r3;</w:t>
+            </w:r>
+          </w:p>
+          <w:p>
+            <w:pPr>
+              <w:spacing w:before="0" w:after="0" w:line="240" w:lineRule="auto"/>
+            </w:pPr>
+            <w:r>
+              <w:rPr>
+                <w:rFonts w:ascii="Consolas" w:hAnsi="Consolas"/>
+                <w:color w:val="222222"/>
+                <w:sz w:val="19"/>
+              </w:rPr>
+              <w:t xml:space="preserve">    reg signed [10:0] abs_Gy_r3;</w:t>
+            </w:r>
+          </w:p>
+          <w:p>
+            <w:pPr>
+              <w:spacing w:before="0" w:after="0" w:line="240" w:lineRule="auto"/>
+            </w:pPr>
+            <w:r>
+              <w:rPr>
+                <w:rFonts w:ascii="Consolas" w:hAnsi="Consolas"/>
+                <w:color w:val="222222"/>
+                <w:sz w:val="19"/>
+              </w:rPr>
+            </w:r>
+          </w:p>
+          <w:p>
+            <w:pPr>
+              <w:spacing w:before="0" w:after="0" w:line="240" w:lineRule="auto"/>
+            </w:pPr>
+            <w:r>
+              <w:rPr>
+                <w:rFonts w:ascii="Consolas" w:hAnsi="Consolas"/>
+                <w:color w:val="222222"/>
+                <w:sz w:val="19"/>
+              </w:rPr>
+              <w:t xml:space="preserve">    always @(posedge clk or negedge rst_n) begin</w:t>
+            </w:r>
+          </w:p>
+          <w:p>
+            <w:pPr>
+              <w:spacing w:before="0" w:after="0" w:line="240" w:lineRule="auto"/>
+            </w:pPr>
+            <w:r>
+              <w:rPr>
+                <w:rFonts w:ascii="Consolas" w:hAnsi="Consolas"/>
+                <w:color w:val="222222"/>
+                <w:sz w:val="19"/>
+              </w:rPr>
+              <w:t xml:space="preserve">        if (~rst_n) begin</w:t>
+            </w:r>
+          </w:p>
+          <w:p>
+            <w:pPr>
+              <w:spacing w:before="0" w:after="0" w:line="240" w:lineRule="auto"/>
+            </w:pPr>
+            <w:r>
+              <w:rPr>
+                <w:rFonts w:ascii="Consolas" w:hAnsi="Consolas"/>
+                <w:color w:val="222222"/>
+                <w:sz w:val="19"/>
+              </w:rPr>
+              <w:t xml:space="preserve">            abs_Gx_r3 &lt;= 11'sd0;</w:t>
+            </w:r>
+          </w:p>
+          <w:p>
+            <w:pPr>
+              <w:spacing w:before="0" w:after="0" w:line="240" w:lineRule="auto"/>
+            </w:pPr>
+            <w:r>
+              <w:rPr>
+                <w:rFonts w:ascii="Consolas" w:hAnsi="Consolas"/>
+                <w:color w:val="222222"/>
+                <w:sz w:val="19"/>
+              </w:rPr>
+              <w:t xml:space="preserve">            abs_Gy_r3 &lt;= 11'sd0;</w:t>
+            </w:r>
+          </w:p>
+          <w:p>
+            <w:pPr>
+              <w:spacing w:before="0" w:after="0" w:line="240" w:lineRule="auto"/>
+            </w:pPr>
+            <w:r>
+              <w:rPr>
+                <w:rFonts w:ascii="Consolas" w:hAnsi="Consolas"/>
+                <w:color w:val="222222"/>
+                <w:sz w:val="19"/>
+              </w:rPr>
+              <w:t xml:space="preserve">        end else begin</w:t>
+            </w:r>
+          </w:p>
+          <w:p>
+            <w:pPr>
+              <w:spacing w:before="0" w:after="0" w:line="240" w:lineRule="auto"/>
+            </w:pPr>
+            <w:r>
+              <w:rPr>
+                <w:rFonts w:ascii="Consolas" w:hAnsi="Consolas"/>
+                <w:color w:val="222222"/>
+                <w:sz w:val="19"/>
+              </w:rPr>
+              <w:t xml:space="preserve">            abs_Gx_r3 &lt;= (Gx_r2 &lt; 0) ? -Gx_r2 : Gx_r2;</w:t>
+            </w:r>
+          </w:p>
+          <w:p>
+            <w:pPr>
+              <w:spacing w:before="0" w:after="0" w:line="240" w:lineRule="auto"/>
+            </w:pPr>
+            <w:r>
+              <w:rPr>
+                <w:rFonts w:ascii="Consolas" w:hAnsi="Consolas"/>
+                <w:color w:val="222222"/>
+                <w:sz w:val="19"/>
+              </w:rPr>
+              <w:t xml:space="preserve">            abs_Gy_r3 &lt;= (Gy_r2 &lt; 0) ? -Gy_r2 : Gy_r2;</w:t>
+            </w:r>
+          </w:p>
+          <w:p>
+            <w:pPr>
+              <w:spacing w:before="0" w:after="0" w:line="240" w:lineRule="auto"/>
+            </w:pPr>
+            <w:r>
+              <w:rPr>
+                <w:rFonts w:ascii="Consolas" w:hAnsi="Consolas"/>
+                <w:color w:val="222222"/>
+                <w:sz w:val="19"/>
+              </w:rPr>
+              <w:t xml:space="preserve">        end</w:t>
+            </w:r>
+          </w:p>
+          <w:p>
+            <w:pPr>
+              <w:spacing w:before="0" w:after="0" w:line="240" w:lineRule="auto"/>
+            </w:pPr>
+            <w:r>
+              <w:rPr>
+                <w:rFonts w:ascii="Consolas" w:hAnsi="Consolas"/>
+                <w:color w:val="222222"/>
+                <w:sz w:val="19"/>
+              </w:rPr>
+              <w:t xml:space="preserve">    end</w:t>
+            </w:r>
+          </w:p>
+          <w:p>
+            <w:pPr>
+              <w:spacing w:before="0" w:after="0" w:line="240" w:lineRule="auto"/>
+            </w:pPr>
+            <w:r>
+              <w:rPr>
+                <w:rFonts w:ascii="Consolas" w:hAnsi="Consolas"/>
+                <w:color w:val="222222"/>
+                <w:sz w:val="19"/>
+              </w:rPr>
+            </w:r>
+          </w:p>
+          <w:p>
+            <w:pPr>
+              <w:spacing w:before="0" w:after="0" w:line="240" w:lineRule="auto"/>
+            </w:pPr>
+            <w:r>
+              <w:rPr>
+                <w:rFonts w:ascii="Consolas" w:hAnsi="Consolas"/>
+                <w:color w:val="222222"/>
+                <w:sz w:val="19"/>
+              </w:rPr>
+              <w:t xml:space="preserve">    // ==========================================</w:t>
+            </w:r>
+          </w:p>
+          <w:p>
+            <w:pPr>
+              <w:spacing w:before="0" w:after="0" w:line="240" w:lineRule="auto"/>
+            </w:pPr>
+            <w:r>
+              <w:rPr>
+                <w:rFonts w:ascii="Consolas" w:hAnsi="Consolas"/>
+                <w:color w:val="222222"/>
+                <w:sz w:val="19"/>
+              </w:rPr>
+              <w:t xml:space="preserve">    // STAGE 4: Magnitude Addition &amp; Thresholding</w:t>
+            </w:r>
+          </w:p>
+          <w:p>
+            <w:pPr>
+              <w:spacing w:before="0" w:after="0" w:line="240" w:lineRule="auto"/>
+            </w:pPr>
+            <w:r>
+              <w:rPr>
+                <w:rFonts w:ascii="Consolas" w:hAnsi="Consolas"/>
+                <w:color w:val="222222"/>
+                <w:sz w:val="19"/>
+              </w:rPr>
+              <w:t xml:space="preserve">    // ==========================================</w:t>
+            </w:r>
+          </w:p>
+          <w:p>
+            <w:pPr>
+              <w:spacing w:before="0" w:after="0" w:line="240" w:lineRule="auto"/>
+            </w:pPr>
+            <w:r>
+              <w:rPr>
+                <w:rFonts w:ascii="Consolas" w:hAnsi="Consolas"/>
+                <w:color w:val="222222"/>
+                <w:sz w:val="19"/>
+              </w:rPr>
+              <w:t xml:space="preserve">    always @(posedge clk or negedge rst_n) begin</w:t>
+            </w:r>
+          </w:p>
+          <w:p>
+            <w:pPr>
+              <w:spacing w:before="0" w:after="0" w:line="240" w:lineRule="auto"/>
+            </w:pPr>
+            <w:r>
+              <w:rPr>
+                <w:rFonts w:ascii="Consolas" w:hAnsi="Consolas"/>
+                <w:color w:val="222222"/>
+                <w:sz w:val="19"/>
+              </w:rPr>
+              <w:t xml:space="preserve">        if (~rst_n) begin</w:t>
+            </w:r>
+          </w:p>
+          <w:p>
+            <w:pPr>
+              <w:spacing w:before="0" w:after="0" w:line="240" w:lineRule="auto"/>
+            </w:pPr>
+            <w:r>
+              <w:rPr>
+                <w:rFonts w:ascii="Consolas" w:hAnsi="Consolas"/>
+                <w:color w:val="222222"/>
+                <w:sz w:val="19"/>
+              </w:rPr>
+              <w:t xml:space="preserve">            out_pixel &lt;= 8'h00;</w:t>
+            </w:r>
+          </w:p>
+          <w:p>
+            <w:pPr>
+              <w:spacing w:before="0" w:after="0" w:line="240" w:lineRule="auto"/>
+            </w:pPr>
+            <w:r>
+              <w:rPr>
+                <w:rFonts w:ascii="Consolas" w:hAnsi="Consolas"/>
+                <w:color w:val="222222"/>
+                <w:sz w:val="19"/>
+              </w:rPr>
+              <w:t xml:space="preserve">        end else begin</w:t>
+            </w:r>
+          </w:p>
+          <w:p>
+            <w:pPr>
+              <w:spacing w:before="0" w:after="0" w:line="240" w:lineRule="auto"/>
+            </w:pPr>
+            <w:r>
+              <w:rPr>
+                <w:rFonts w:ascii="Consolas" w:hAnsi="Consolas"/>
+                <w:color w:val="222222"/>
+                <w:sz w:val="19"/>
+              </w:rPr>
+              <w:t xml:space="preserve">            out_pixel &lt;= ((abs_Gx_r3 + abs_Gy_r3) &gt; 12'd128) ? 8'hFF : 8'h00;</w:t>
+            </w:r>
+          </w:p>
+          <w:p>
+            <w:pPr>
+              <w:spacing w:before="0" w:after="0" w:line="240" w:lineRule="auto"/>
+            </w:pPr>
+            <w:r>
+              <w:rPr>
+                <w:rFonts w:ascii="Consolas" w:hAnsi="Consolas"/>
+                <w:color w:val="222222"/>
+                <w:sz w:val="19"/>
+              </w:rPr>
+              <w:t xml:space="preserve">        end</w:t>
+            </w:r>
+          </w:p>
+          <w:p>
+            <w:pPr>
+              <w:spacing w:before="0" w:after="0" w:line="240" w:lineRule="auto"/>
+            </w:pPr>
+            <w:r>
+              <w:rPr>
+                <w:rFonts w:ascii="Consolas" w:hAnsi="Consolas"/>
+                <w:color w:val="222222"/>
+                <w:sz w:val="19"/>
+              </w:rPr>
+              <w:t xml:space="preserve">    end</w:t>
+            </w:r>
+          </w:p>
+          <w:p>
+            <w:pPr>
+              <w:spacing w:before="0" w:after="0" w:line="240" w:lineRule="auto"/>
+            </w:pPr>
+            <w:r>
+              <w:rPr>
+                <w:rFonts w:ascii="Consolas" w:hAnsi="Consolas"/>
+                <w:color w:val="222222"/>
+                <w:sz w:val="19"/>
+              </w:rPr>
+            </w:r>
+          </w:p>
+          <w:p>
+            <w:pPr>
+              <w:spacing w:before="0" w:after="0" w:line="240" w:lineRule="auto"/>
+            </w:pPr>
+            <w:r>
+              <w:rPr>
+                <w:rFonts w:ascii="Consolas" w:hAnsi="Consolas"/>
+                <w:color w:val="222222"/>
+                <w:sz w:val="19"/>
+              </w:rPr>
+              <w:t>endmodule</w:t>
+            </w:r>
+          </w:p>
+        </w:tc>
+      </w:tr>
+    </w:tbl>
+    <w:p>
+      <w:pPr>
+        <w:spacing w:after="120"/>
+      </w:pPr>
+    </w:p>
+    <w:p>
+      <w:pPr>
+        <w:keepNext/>
+        <w:spacing w:before="280" w:after="80"/>
+      </w:pPr>
+      <w:r>
+        <w:rPr>
+          <w:b/>
+          <w:sz w:val="24"/>
+        </w:rPr>
+        <w:t>8.2 AXI4-Lite Register Interface Wrapper (`sobel_axi_wrapper.v`)</w:t>
+      </w:r>
+    </w:p>
+    <w:tbl>
+      <w:tblPr>
+        <w:tblW w:type="auto" w:w="0"/>
+        <w:jc w:val="center"/>
+        <w:tblLook w:firstColumn="1" w:firstRow="1" w:lastColumn="0" w:lastRow="0" w:noHBand="0" w:noVBand="1" w:val="04A0"/>
+      </w:tblPr>
+      <w:tblGrid>
+        <w:gridCol w:w="9360"/>
+      </w:tblGrid>
+      <w:tr>
+        <w:trPr>
+          <w:cantSplit/>
+        </w:trPr>
+        <w:tc>
+          <w:tcPr>
+            <w:tcW w:type="dxa" w:w="9360"/>
+            <w:shd w:fill="F0F0F0"/>
+            <w:tcMar>
+              <w:top w:w="140" w:type="dxa"/>
+              <w:bottom w:w="140" w:type="dxa"/>
+              <w:left w:w="200" w:type="dxa"/>
+              <w:right w:w="200" w:type="dxa"/>
+            </w:tcMar>
+            <w:tcBorders>
+              <w:top w:val="single" w:sz="4" w:space="0" w:color="CCCCCC"/>
+              <w:left w:val="single" w:sz="12" w:space="0" w:color="000000"/>
+              <w:bottom w:val="single" w:sz="4" w:space="0" w:color="CCCCCC"/>
+              <w:right w:val="single" w:sz="4" w:space="0" w:color="CCCCCC"/>
+            </w:tcBorders>
+          </w:tcPr>
+          <w:p>
+            <w:pPr>
+              <w:spacing w:before="0" w:after="0" w:line="240" w:lineRule="auto"/>
+            </w:pPr>
+            <w:r>
+              <w:rPr>
+                <w:rFonts w:ascii="Consolas" w:hAnsi="Consolas"/>
+                <w:color w:val="222222"/>
+                <w:sz w:val="19"/>
+              </w:rPr>
+              <w:t>`timescale 1ns / 1ps</w:t>
+            </w:r>
+          </w:p>
+          <w:p>
+            <w:pPr>
+              <w:spacing w:before="0" w:after="0" w:line="240" w:lineRule="auto"/>
+            </w:pPr>
+            <w:r>
+              <w:rPr>
+                <w:rFonts w:ascii="Consolas" w:hAnsi="Consolas"/>
+                <w:color w:val="222222"/>
+                <w:sz w:val="19"/>
+              </w:rPr>
+              <w:t>//////////////////////////////////////////////////////////////////////////////////</w:t>
+            </w:r>
+          </w:p>
+          <w:p>
+            <w:pPr>
+              <w:spacing w:before="0" w:after="0" w:line="240" w:lineRule="auto"/>
+            </w:pPr>
+            <w:r>
+              <w:rPr>
+                <w:rFonts w:ascii="Consolas" w:hAnsi="Consolas"/>
+                <w:color w:val="222222"/>
+                <w:sz w:val="19"/>
+              </w:rPr>
+              <w:t>// Module Name: sobel_axi_wrapper</w:t>
+            </w:r>
+          </w:p>
+          <w:p>
+            <w:pPr>
+              <w:spacing w:before="0" w:after="0" w:line="240" w:lineRule="auto"/>
+            </w:pPr>
+            <w:r>
+              <w:rPr>
+                <w:rFonts w:ascii="Consolas" w:hAnsi="Consolas"/>
+                <w:color w:val="222222"/>
+                <w:sz w:val="19"/>
+              </w:rPr>
+              <w:t>// Description:</w:t>
+            </w:r>
+          </w:p>
+          <w:p>
+            <w:pPr>
+              <w:spacing w:before="0" w:after="0" w:line="240" w:lineRule="auto"/>
+            </w:pPr>
+            <w:r>
+              <w:rPr>
+                <w:rFonts w:ascii="Consolas" w:hAnsi="Consolas"/>
+                <w:color w:val="222222"/>
+                <w:sz w:val="19"/>
+              </w:rPr>
+              <w:t xml:space="preserve">//   AXI4-Lite Slave wrapper mapping 4 configuration registers and interfacing </w:t>
+            </w:r>
+          </w:p>
+          <w:p>
+            <w:pPr>
+              <w:spacing w:before="0" w:after="0" w:line="240" w:lineRule="auto"/>
+            </w:pPr>
+            <w:r>
+              <w:rPr>
+                <w:rFonts w:ascii="Consolas" w:hAnsi="Consolas"/>
+                <w:color w:val="222222"/>
+                <w:sz w:val="19"/>
+              </w:rPr>
+              <w:t>//   with the pipelined spatial_filter_core module.</w:t>
+            </w:r>
+          </w:p>
+          <w:p>
+            <w:pPr>
+              <w:spacing w:before="0" w:after="0" w:line="240" w:lineRule="auto"/>
+            </w:pPr>
+            <w:r>
+              <w:rPr>
+                <w:rFonts w:ascii="Consolas" w:hAnsi="Consolas"/>
+                <w:color w:val="222222"/>
+                <w:sz w:val="19"/>
+              </w:rPr>
+              <w:t>//////////////////////////////////////////////////////////////////////////////////</w:t>
+            </w:r>
+          </w:p>
+          <w:p>
+            <w:pPr>
+              <w:spacing w:before="0" w:after="0" w:line="240" w:lineRule="auto"/>
+            </w:pPr>
+            <w:r>
+              <w:rPr>
+                <w:rFonts w:ascii="Consolas" w:hAnsi="Consolas"/>
+                <w:color w:val="222222"/>
+                <w:sz w:val="19"/>
+              </w:rPr>
+            </w:r>
+          </w:p>
+          <w:p>
+            <w:pPr>
+              <w:spacing w:before="0" w:after="0" w:line="240" w:lineRule="auto"/>
+            </w:pPr>
+            <w:r>
+              <w:rPr>
+                <w:rFonts w:ascii="Consolas" w:hAnsi="Consolas"/>
+                <w:color w:val="222222"/>
+                <w:sz w:val="19"/>
+              </w:rPr>
+              <w:t>module sobel_axi_wrapper # (</w:t>
+            </w:r>
+          </w:p>
+          <w:p>
+            <w:pPr>
+              <w:spacing w:before="0" w:after="0" w:line="240" w:lineRule="auto"/>
+            </w:pPr>
+            <w:r>
+              <w:rPr>
+                <w:rFonts w:ascii="Consolas" w:hAnsi="Consolas"/>
+                <w:color w:val="222222"/>
+                <w:sz w:val="19"/>
+              </w:rPr>
+              <w:t xml:space="preserve">    parameter integer C_S_AXI_DATA_WIDTH = 32,</w:t>
+            </w:r>
+          </w:p>
+          <w:p>
+            <w:pPr>
+              <w:spacing w:before="0" w:after="0" w:line="240" w:lineRule="auto"/>
+            </w:pPr>
+            <w:r>
+              <w:rPr>
+                <w:rFonts w:ascii="Consolas" w:hAnsi="Consolas"/>
+                <w:color w:val="222222"/>
+                <w:sz w:val="19"/>
+              </w:rPr>
+              <w:t xml:space="preserve">    parameter integer C_S_AXI_ADDR_WIDTH = 4</w:t>
+            </w:r>
+          </w:p>
+          <w:p>
+            <w:pPr>
+              <w:spacing w:before="0" w:after="0" w:line="240" w:lineRule="auto"/>
+            </w:pPr>
+            <w:r>
+              <w:rPr>
+                <w:rFonts w:ascii="Consolas" w:hAnsi="Consolas"/>
+                <w:color w:val="222222"/>
+                <w:sz w:val="19"/>
+              </w:rPr>
+              <w:t>) (</w:t>
+            </w:r>
+          </w:p>
+          <w:p>
+            <w:pPr>
+              <w:spacing w:before="0" w:after="0" w:line="240" w:lineRule="auto"/>
+            </w:pPr>
+            <w:r>
+              <w:rPr>
+                <w:rFonts w:ascii="Consolas" w:hAnsi="Consolas"/>
+                <w:color w:val="222222"/>
+                <w:sz w:val="19"/>
+              </w:rPr>
+              <w:t xml:space="preserve">    input wire  S_AXI_ACLK,</w:t>
+            </w:r>
+          </w:p>
+          <w:p>
+            <w:pPr>
+              <w:spacing w:before="0" w:after="0" w:line="240" w:lineRule="auto"/>
+            </w:pPr>
+            <w:r>
+              <w:rPr>
+                <w:rFonts w:ascii="Consolas" w:hAnsi="Consolas"/>
+                <w:color w:val="222222"/>
+                <w:sz w:val="19"/>
+              </w:rPr>
+              <w:t xml:space="preserve">    input wire  S_AXI_ARESETN,</w:t>
+            </w:r>
+          </w:p>
+          <w:p>
+            <w:pPr>
+              <w:spacing w:before="0" w:after="0" w:line="240" w:lineRule="auto"/>
+            </w:pPr>
+            <w:r>
+              <w:rPr>
+                <w:rFonts w:ascii="Consolas" w:hAnsi="Consolas"/>
+                <w:color w:val="222222"/>
+                <w:sz w:val="19"/>
+              </w:rPr>
+              <w:t xml:space="preserve">    input wire [C_S_AXI_ADDR_WIDTH-1 : 0] S_AXI_AWADDR,</w:t>
+            </w:r>
+          </w:p>
+          <w:p>
+            <w:pPr>
+              <w:spacing w:before="0" w:after="0" w:line="240" w:lineRule="auto"/>
+            </w:pPr>
+            <w:r>
+              <w:rPr>
+                <w:rFonts w:ascii="Consolas" w:hAnsi="Consolas"/>
+                <w:color w:val="222222"/>
+                <w:sz w:val="19"/>
+              </w:rPr>
+              <w:t xml:space="preserve">    input wire [2 : 0] S_AXI_AWPROT,</w:t>
+            </w:r>
+          </w:p>
+          <w:p>
+            <w:pPr>
+              <w:spacing w:before="0" w:after="0" w:line="240" w:lineRule="auto"/>
+            </w:pPr>
+            <w:r>
+              <w:rPr>
+                <w:rFonts w:ascii="Consolas" w:hAnsi="Consolas"/>
+                <w:color w:val="222222"/>
+                <w:sz w:val="19"/>
+              </w:rPr>
+              <w:t xml:space="preserve">    input wire  S_AXI_AWVALID,</w:t>
+            </w:r>
+          </w:p>
+          <w:p>
+            <w:pPr>
+              <w:spacing w:before="0" w:after="0" w:line="240" w:lineRule="auto"/>
+            </w:pPr>
+            <w:r>
+              <w:rPr>
+                <w:rFonts w:ascii="Consolas" w:hAnsi="Consolas"/>
+                <w:color w:val="222222"/>
+                <w:sz w:val="19"/>
+              </w:rPr>
+              <w:t xml:space="preserve">    output wire  S_AXI_AWREADY,</w:t>
+            </w:r>
+          </w:p>
+          <w:p>
+            <w:pPr>
+              <w:spacing w:before="0" w:after="0" w:line="240" w:lineRule="auto"/>
+            </w:pPr>
+            <w:r>
+              <w:rPr>
+                <w:rFonts w:ascii="Consolas" w:hAnsi="Consolas"/>
+                <w:color w:val="222222"/>
+                <w:sz w:val="19"/>
+              </w:rPr>
+              <w:t xml:space="preserve">    input wire [C_S_AXI_DATA_WIDTH-1 : 0] S_AXI_WDATA,</w:t>
+            </w:r>
+          </w:p>
+          <w:p>
+            <w:pPr>
+              <w:spacing w:before="0" w:after="0" w:line="240" w:lineRule="auto"/>
+            </w:pPr>
+            <w:r>
+              <w:rPr>
+                <w:rFonts w:ascii="Consolas" w:hAnsi="Consolas"/>
+                <w:color w:val="222222"/>
+                <w:sz w:val="19"/>
+              </w:rPr>
+              <w:t xml:space="preserve">    input wire [(C_S_AXI_DATA_WIDTH/8)-1 : 0] S_AXI_WSTRB,</w:t>
+            </w:r>
+          </w:p>
+          <w:p>
+            <w:pPr>
+              <w:spacing w:before="0" w:after="0" w:line="240" w:lineRule="auto"/>
+            </w:pPr>
+            <w:r>
+              <w:rPr>
+                <w:rFonts w:ascii="Consolas" w:hAnsi="Consolas"/>
+                <w:color w:val="222222"/>
+                <w:sz w:val="19"/>
+              </w:rPr>
+              <w:t xml:space="preserve">    input wire  S_AXI_WVALID,</w:t>
+            </w:r>
+          </w:p>
+          <w:p>
+            <w:pPr>
+              <w:spacing w:before="0" w:after="0" w:line="240" w:lineRule="auto"/>
+            </w:pPr>
+            <w:r>
+              <w:rPr>
+                <w:rFonts w:ascii="Consolas" w:hAnsi="Consolas"/>
+                <w:color w:val="222222"/>
+                <w:sz w:val="19"/>
+              </w:rPr>
+              <w:t xml:space="preserve">    output wire  S_AXI_WREADY,</w:t>
+            </w:r>
+          </w:p>
+          <w:p>
+            <w:pPr>
+              <w:spacing w:before="0" w:after="0" w:line="240" w:lineRule="auto"/>
+            </w:pPr>
+            <w:r>
+              <w:rPr>
+                <w:rFonts w:ascii="Consolas" w:hAnsi="Consolas"/>
+                <w:color w:val="222222"/>
+                <w:sz w:val="19"/>
+              </w:rPr>
+              <w:t xml:space="preserve">    output wire [1 : 0] S_AXI_BRESP,</w:t>
+            </w:r>
+          </w:p>
+          <w:p>
+            <w:pPr>
+              <w:spacing w:before="0" w:after="0" w:line="240" w:lineRule="auto"/>
+            </w:pPr>
+            <w:r>
+              <w:rPr>
+                <w:rFonts w:ascii="Consolas" w:hAnsi="Consolas"/>
+                <w:color w:val="222222"/>
+                <w:sz w:val="19"/>
+              </w:rPr>
+              <w:t xml:space="preserve">    output wire  S_AXI_BVALID,</w:t>
+            </w:r>
+          </w:p>
+          <w:p>
+            <w:pPr>
+              <w:spacing w:before="0" w:after="0" w:line="240" w:lineRule="auto"/>
+            </w:pPr>
+            <w:r>
+              <w:rPr>
+                <w:rFonts w:ascii="Consolas" w:hAnsi="Consolas"/>
+                <w:color w:val="222222"/>
+                <w:sz w:val="19"/>
+              </w:rPr>
+              <w:t xml:space="preserve">    input wire  S_AXI_BREADY,</w:t>
+            </w:r>
+          </w:p>
+          <w:p>
+            <w:pPr>
+              <w:spacing w:before="0" w:after="0" w:line="240" w:lineRule="auto"/>
+            </w:pPr>
+            <w:r>
+              <w:rPr>
+                <w:rFonts w:ascii="Consolas" w:hAnsi="Consolas"/>
+                <w:color w:val="222222"/>
+                <w:sz w:val="19"/>
+              </w:rPr>
+              <w:t xml:space="preserve">    input wire [C_S_AXI_ADDR_WIDTH-1 : 0] S_AXI_ARADDR,</w:t>
+            </w:r>
+          </w:p>
+          <w:p>
+            <w:pPr>
+              <w:spacing w:before="0" w:after="0" w:line="240" w:lineRule="auto"/>
+            </w:pPr>
+            <w:r>
+              <w:rPr>
+                <w:rFonts w:ascii="Consolas" w:hAnsi="Consolas"/>
+                <w:color w:val="222222"/>
+                <w:sz w:val="19"/>
+              </w:rPr>
+              <w:t xml:space="preserve">    input wire [2 : 0] S_AXI_ARPROT,</w:t>
+            </w:r>
+          </w:p>
+          <w:p>
+            <w:pPr>
+              <w:spacing w:before="0" w:after="0" w:line="240" w:lineRule="auto"/>
+            </w:pPr>
+            <w:r>
+              <w:rPr>
+                <w:rFonts w:ascii="Consolas" w:hAnsi="Consolas"/>
+                <w:color w:val="222222"/>
+                <w:sz w:val="19"/>
+              </w:rPr>
+              <w:t xml:space="preserve">    input wire  S_AXI_ARVALID,</w:t>
+            </w:r>
+          </w:p>
+          <w:p>
+            <w:pPr>
+              <w:spacing w:before="0" w:after="0" w:line="240" w:lineRule="auto"/>
+            </w:pPr>
+            <w:r>
+              <w:rPr>
+                <w:rFonts w:ascii="Consolas" w:hAnsi="Consolas"/>
+                <w:color w:val="222222"/>
+                <w:sz w:val="19"/>
+              </w:rPr>
+              <w:t xml:space="preserve">    output wire  S_AXI_ARREADY,</w:t>
+            </w:r>
+          </w:p>
+          <w:p>
+            <w:pPr>
+              <w:spacing w:before="0" w:after="0" w:line="240" w:lineRule="auto"/>
+            </w:pPr>
+            <w:r>
+              <w:rPr>
+                <w:rFonts w:ascii="Consolas" w:hAnsi="Consolas"/>
+                <w:color w:val="222222"/>
+                <w:sz w:val="19"/>
+              </w:rPr>
+              <w:t xml:space="preserve">    output wire [C_S_AXI_DATA_WIDTH-1 : 0] S_AXI_RDATA,</w:t>
+            </w:r>
+          </w:p>
+          <w:p>
+            <w:pPr>
+              <w:spacing w:before="0" w:after="0" w:line="240" w:lineRule="auto"/>
+            </w:pPr>
+            <w:r>
+              <w:rPr>
+                <w:rFonts w:ascii="Consolas" w:hAnsi="Consolas"/>
+                <w:color w:val="222222"/>
+                <w:sz w:val="19"/>
+              </w:rPr>
+              <w:t xml:space="preserve">    output wire [1 : 0] S_AXI_RRESP,</w:t>
+            </w:r>
+          </w:p>
+          <w:p>
+            <w:pPr>
+              <w:spacing w:before="0" w:after="0" w:line="240" w:lineRule="auto"/>
+            </w:pPr>
+            <w:r>
+              <w:rPr>
+                <w:rFonts w:ascii="Consolas" w:hAnsi="Consolas"/>
+                <w:color w:val="222222"/>
+                <w:sz w:val="19"/>
+              </w:rPr>
+              <w:t xml:space="preserve">    output wire  S_AXI_RVALID,</w:t>
+            </w:r>
+          </w:p>
+          <w:p>
+            <w:pPr>
+              <w:spacing w:before="0" w:after="0" w:line="240" w:lineRule="auto"/>
+            </w:pPr>
+            <w:r>
+              <w:rPr>
+                <w:rFonts w:ascii="Consolas" w:hAnsi="Consolas"/>
+                <w:color w:val="222222"/>
+                <w:sz w:val="19"/>
+              </w:rPr>
+              <w:t xml:space="preserve">    input wire  S_AXI_RREADY</w:t>
+            </w:r>
+          </w:p>
+          <w:p>
+            <w:pPr>
+              <w:spacing w:before="0" w:after="0" w:line="240" w:lineRule="auto"/>
+            </w:pPr>
+            <w:r>
+              <w:rPr>
+                <w:rFonts w:ascii="Consolas" w:hAnsi="Consolas"/>
+                <w:color w:val="222222"/>
+                <w:sz w:val="19"/>
+              </w:rPr>
+              <w:t>);</w:t>
+            </w:r>
+          </w:p>
+          <w:p>
+            <w:pPr>
+              <w:spacing w:before="0" w:after="0" w:line="240" w:lineRule="auto"/>
+            </w:pPr>
+            <w:r>
+              <w:rPr>
+                <w:rFonts w:ascii="Consolas" w:hAnsi="Consolas"/>
+                <w:color w:val="222222"/>
+                <w:sz w:val="19"/>
+              </w:rPr>
+            </w:r>
+          </w:p>
+          <w:p>
+            <w:pPr>
+              <w:spacing w:before="0" w:after="0" w:line="240" w:lineRule="auto"/>
+            </w:pPr>
+            <w:r>
+              <w:rPr>
+                <w:rFonts w:ascii="Consolas" w:hAnsi="Consolas"/>
+                <w:color w:val="222222"/>
+                <w:sz w:val="19"/>
+              </w:rPr>
+              <w:t xml:space="preserve">    reg [C_S_AXI_ADDR_WIDTH-1 : 0]     axi_awaddr;</w:t>
+            </w:r>
+          </w:p>
+          <w:p>
+            <w:pPr>
+              <w:spacing w:before="0" w:after="0" w:line="240" w:lineRule="auto"/>
+            </w:pPr>
+            <w:r>
+              <w:rPr>
+                <w:rFonts w:ascii="Consolas" w:hAnsi="Consolas"/>
+                <w:color w:val="222222"/>
+                <w:sz w:val="19"/>
+              </w:rPr>
+              <w:t xml:space="preserve">    reg      axi_awready;</w:t>
+            </w:r>
+          </w:p>
+          <w:p>
+            <w:pPr>
+              <w:spacing w:before="0" w:after="0" w:line="240" w:lineRule="auto"/>
+            </w:pPr>
+            <w:r>
+              <w:rPr>
+                <w:rFonts w:ascii="Consolas" w:hAnsi="Consolas"/>
+                <w:color w:val="222222"/>
+                <w:sz w:val="19"/>
+              </w:rPr>
+              <w:t xml:space="preserve">    reg      axi_wready;</w:t>
+            </w:r>
+          </w:p>
+          <w:p>
+            <w:pPr>
+              <w:spacing w:before="0" w:after="0" w:line="240" w:lineRule="auto"/>
+            </w:pPr>
+            <w:r>
+              <w:rPr>
+                <w:rFonts w:ascii="Consolas" w:hAnsi="Consolas"/>
+                <w:color w:val="222222"/>
+                <w:sz w:val="19"/>
+              </w:rPr>
+              <w:t xml:space="preserve">    reg [1 : 0]     axi_bresp;</w:t>
+            </w:r>
+          </w:p>
+          <w:p>
+            <w:pPr>
+              <w:spacing w:before="0" w:after="0" w:line="240" w:lineRule="auto"/>
+            </w:pPr>
+            <w:r>
+              <w:rPr>
+                <w:rFonts w:ascii="Consolas" w:hAnsi="Consolas"/>
+                <w:color w:val="222222"/>
+                <w:sz w:val="19"/>
+              </w:rPr>
+              <w:t xml:space="preserve">    reg      axi_bvalid;</w:t>
+            </w:r>
+          </w:p>
+          <w:p>
+            <w:pPr>
+              <w:spacing w:before="0" w:after="0" w:line="240" w:lineRule="auto"/>
+            </w:pPr>
+            <w:r>
+              <w:rPr>
+                <w:rFonts w:ascii="Consolas" w:hAnsi="Consolas"/>
+                <w:color w:val="222222"/>
+                <w:sz w:val="19"/>
+              </w:rPr>
+              <w:t xml:space="preserve">    reg [C_S_AXI_ADDR_WIDTH-1 : 0]     axi_araddr;</w:t>
+            </w:r>
+          </w:p>
+          <w:p>
+            <w:pPr>
+              <w:spacing w:before="0" w:after="0" w:line="240" w:lineRule="auto"/>
+            </w:pPr>
+            <w:r>
+              <w:rPr>
+                <w:rFonts w:ascii="Consolas" w:hAnsi="Consolas"/>
+                <w:color w:val="222222"/>
+                <w:sz w:val="19"/>
+              </w:rPr>
+              <w:t xml:space="preserve">    reg      axi_arready;</w:t>
+            </w:r>
+          </w:p>
+          <w:p>
+            <w:pPr>
+              <w:spacing w:before="0" w:after="0" w:line="240" w:lineRule="auto"/>
+            </w:pPr>
+            <w:r>
+              <w:rPr>
+                <w:rFonts w:ascii="Consolas" w:hAnsi="Consolas"/>
+                <w:color w:val="222222"/>
+                <w:sz w:val="19"/>
+              </w:rPr>
+              <w:t xml:space="preserve">    reg [C_S_AXI_DATA_WIDTH-1 : 0]     axi_rdata;</w:t>
+            </w:r>
+          </w:p>
+          <w:p>
+            <w:pPr>
+              <w:spacing w:before="0" w:after="0" w:line="240" w:lineRule="auto"/>
+            </w:pPr>
+            <w:r>
+              <w:rPr>
+                <w:rFonts w:ascii="Consolas" w:hAnsi="Consolas"/>
+                <w:color w:val="222222"/>
+                <w:sz w:val="19"/>
+              </w:rPr>
+              <w:t xml:space="preserve">    reg [1 : 0]     axi_rresp;</w:t>
+            </w:r>
+          </w:p>
+          <w:p>
+            <w:pPr>
+              <w:spacing w:before="0" w:after="0" w:line="240" w:lineRule="auto"/>
+            </w:pPr>
+            <w:r>
+              <w:rPr>
+                <w:rFonts w:ascii="Consolas" w:hAnsi="Consolas"/>
+                <w:color w:val="222222"/>
+                <w:sz w:val="19"/>
+              </w:rPr>
+              <w:t xml:space="preserve">    reg      axi_rvalid;</w:t>
+            </w:r>
+          </w:p>
+          <w:p>
+            <w:pPr>
+              <w:spacing w:before="0" w:after="0" w:line="240" w:lineRule="auto"/>
+            </w:pPr>
+            <w:r>
+              <w:rPr>
+                <w:rFonts w:ascii="Consolas" w:hAnsi="Consolas"/>
+                <w:color w:val="222222"/>
+                <w:sz w:val="19"/>
+              </w:rPr>
+            </w:r>
+          </w:p>
+          <w:p>
+            <w:pPr>
+              <w:spacing w:before="0" w:after="0" w:line="240" w:lineRule="auto"/>
+            </w:pPr>
+            <w:r>
+              <w:rPr>
+                <w:rFonts w:ascii="Consolas" w:hAnsi="Consolas"/>
+                <w:color w:val="222222"/>
+                <w:sz w:val="19"/>
+              </w:rPr>
+              <w:t xml:space="preserve">    localparam integer ADDR_LSB = 2;</w:t>
+            </w:r>
+          </w:p>
+          <w:p>
+            <w:pPr>
+              <w:spacing w:before="0" w:after="0" w:line="240" w:lineRule="auto"/>
+            </w:pPr>
+            <w:r>
+              <w:rPr>
+                <w:rFonts w:ascii="Consolas" w:hAnsi="Consolas"/>
+                <w:color w:val="222222"/>
+                <w:sz w:val="19"/>
+              </w:rPr>
+              <w:t xml:space="preserve">    localparam integer OPT_MEM_ADDR_BITS = 1;</w:t>
+            </w:r>
+          </w:p>
+          <w:p>
+            <w:pPr>
+              <w:spacing w:before="0" w:after="0" w:line="240" w:lineRule="auto"/>
+            </w:pPr>
+            <w:r>
+              <w:rPr>
+                <w:rFonts w:ascii="Consolas" w:hAnsi="Consolas"/>
+                <w:color w:val="222222"/>
+                <w:sz w:val="19"/>
+              </w:rPr>
+            </w:r>
+          </w:p>
+          <w:p>
+            <w:pPr>
+              <w:spacing w:before="0" w:after="0" w:line="240" w:lineRule="auto"/>
+            </w:pPr>
+            <w:r>
+              <w:rPr>
+                <w:rFonts w:ascii="Consolas" w:hAnsi="Consolas"/>
+                <w:color w:val="222222"/>
+                <w:sz w:val="19"/>
+              </w:rPr>
+              <w:t xml:space="preserve">    reg [C_S_AXI_DATA_WIDTH-1:0]    slv_reg0;</w:t>
+            </w:r>
+          </w:p>
+          <w:p>
+            <w:pPr>
+              <w:spacing w:before="0" w:after="0" w:line="240" w:lineRule="auto"/>
+            </w:pPr>
+            <w:r>
+              <w:rPr>
+                <w:rFonts w:ascii="Consolas" w:hAnsi="Consolas"/>
+                <w:color w:val="222222"/>
+                <w:sz w:val="19"/>
+              </w:rPr>
+              <w:t xml:space="preserve">    reg [C_S_AXI_DATA_WIDTH-1:0]    slv_reg1;</w:t>
+            </w:r>
+          </w:p>
+          <w:p>
+            <w:pPr>
+              <w:spacing w:before="0" w:after="0" w:line="240" w:lineRule="auto"/>
+            </w:pPr>
+            <w:r>
+              <w:rPr>
+                <w:rFonts w:ascii="Consolas" w:hAnsi="Consolas"/>
+                <w:color w:val="222222"/>
+                <w:sz w:val="19"/>
+              </w:rPr>
+              <w:t xml:space="preserve">    reg [C_S_AXI_DATA_WIDTH-1:0]    slv_reg2;</w:t>
+            </w:r>
+          </w:p>
+          <w:p>
+            <w:pPr>
+              <w:spacing w:before="0" w:after="0" w:line="240" w:lineRule="auto"/>
+            </w:pPr>
+            <w:r>
+              <w:rPr>
+                <w:rFonts w:ascii="Consolas" w:hAnsi="Consolas"/>
+                <w:color w:val="222222"/>
+                <w:sz w:val="19"/>
+              </w:rPr>
+            </w:r>
+          </w:p>
+          <w:p>
+            <w:pPr>
+              <w:spacing w:before="0" w:after="0" w:line="240" w:lineRule="auto"/>
+            </w:pPr>
+            <w:r>
+              <w:rPr>
+                <w:rFonts w:ascii="Consolas" w:hAnsi="Consolas"/>
+                <w:color w:val="222222"/>
+                <w:sz w:val="19"/>
+              </w:rPr>
+              <w:t xml:space="preserve">    integer byte_index;</w:t>
+            </w:r>
+          </w:p>
+          <w:p>
+            <w:pPr>
+              <w:spacing w:before="0" w:after="0" w:line="240" w:lineRule="auto"/>
+            </w:pPr>
+            <w:r>
+              <w:rPr>
+                <w:rFonts w:ascii="Consolas" w:hAnsi="Consolas"/>
+                <w:color w:val="222222"/>
+                <w:sz w:val="19"/>
+              </w:rPr>
+            </w:r>
+          </w:p>
+          <w:p>
+            <w:pPr>
+              <w:spacing w:before="0" w:after="0" w:line="240" w:lineRule="auto"/>
+            </w:pPr>
+            <w:r>
+              <w:rPr>
+                <w:rFonts w:ascii="Consolas" w:hAnsi="Consolas"/>
+                <w:color w:val="222222"/>
+                <w:sz w:val="19"/>
+              </w:rPr>
+              <w:t xml:space="preserve">    assign S_AXI_AWREADY    = axi_awready;</w:t>
+            </w:r>
+          </w:p>
+          <w:p>
+            <w:pPr>
+              <w:spacing w:before="0" w:after="0" w:line="240" w:lineRule="auto"/>
+            </w:pPr>
+            <w:r>
+              <w:rPr>
+                <w:rFonts w:ascii="Consolas" w:hAnsi="Consolas"/>
+                <w:color w:val="222222"/>
+                <w:sz w:val="19"/>
+              </w:rPr>
+              <w:t xml:space="preserve">    assign S_AXI_WREADY     = axi_wready;</w:t>
+            </w:r>
+          </w:p>
+          <w:p>
+            <w:pPr>
+              <w:spacing w:before="0" w:after="0" w:line="240" w:lineRule="auto"/>
+            </w:pPr>
+            <w:r>
+              <w:rPr>
+                <w:rFonts w:ascii="Consolas" w:hAnsi="Consolas"/>
+                <w:color w:val="222222"/>
+                <w:sz w:val="19"/>
+              </w:rPr>
+              <w:t xml:space="preserve">    assign S_AXI_BRESP      = axi_bresp;</w:t>
+            </w:r>
+          </w:p>
+          <w:p>
+            <w:pPr>
+              <w:spacing w:before="0" w:after="0" w:line="240" w:lineRule="auto"/>
+            </w:pPr>
+            <w:r>
+              <w:rPr>
+                <w:rFonts w:ascii="Consolas" w:hAnsi="Consolas"/>
+                <w:color w:val="222222"/>
+                <w:sz w:val="19"/>
+              </w:rPr>
+              <w:t xml:space="preserve">    assign S_AXI_BVALID     = axi_bvalid;</w:t>
+            </w:r>
+          </w:p>
+          <w:p>
+            <w:pPr>
+              <w:spacing w:before="0" w:after="0" w:line="240" w:lineRule="auto"/>
+            </w:pPr>
+            <w:r>
+              <w:rPr>
+                <w:rFonts w:ascii="Consolas" w:hAnsi="Consolas"/>
+                <w:color w:val="222222"/>
+                <w:sz w:val="19"/>
+              </w:rPr>
+              <w:t xml:space="preserve">    assign S_AXI_ARREADY    = axi_arready;</w:t>
+            </w:r>
+          </w:p>
+          <w:p>
+            <w:pPr>
+              <w:spacing w:before="0" w:after="0" w:line="240" w:lineRule="auto"/>
+            </w:pPr>
+            <w:r>
+              <w:rPr>
+                <w:rFonts w:ascii="Consolas" w:hAnsi="Consolas"/>
+                <w:color w:val="222222"/>
+                <w:sz w:val="19"/>
+              </w:rPr>
+              <w:t xml:space="preserve">    assign S_AXI_RDATA      = axi_rdata;</w:t>
+            </w:r>
+          </w:p>
+          <w:p>
+            <w:pPr>
+              <w:spacing w:before="0" w:after="0" w:line="240" w:lineRule="auto"/>
+            </w:pPr>
+            <w:r>
+              <w:rPr>
+                <w:rFonts w:ascii="Consolas" w:hAnsi="Consolas"/>
+                <w:color w:val="222222"/>
+                <w:sz w:val="19"/>
+              </w:rPr>
+              <w:t xml:space="preserve">    assign S_AXI_RRESP      = axi_rresp;</w:t>
+            </w:r>
+          </w:p>
+          <w:p>
+            <w:pPr>
+              <w:spacing w:before="0" w:after="0" w:line="240" w:lineRule="auto"/>
+            </w:pPr>
+            <w:r>
+              <w:rPr>
+                <w:rFonts w:ascii="Consolas" w:hAnsi="Consolas"/>
+                <w:color w:val="222222"/>
+                <w:sz w:val="19"/>
+              </w:rPr>
+              <w:t xml:space="preserve">    assign S_AXI_RVALID     = axi_rvalid;</w:t>
+            </w:r>
+          </w:p>
+          <w:p>
+            <w:pPr>
+              <w:spacing w:before="0" w:after="0" w:line="240" w:lineRule="auto"/>
+            </w:pPr>
+            <w:r>
+              <w:rPr>
+                <w:rFonts w:ascii="Consolas" w:hAnsi="Consolas"/>
+                <w:color w:val="222222"/>
+                <w:sz w:val="19"/>
+              </w:rPr>
+            </w:r>
+          </w:p>
+          <w:p>
+            <w:pPr>
+              <w:spacing w:before="0" w:after="0" w:line="240" w:lineRule="auto"/>
+            </w:pPr>
+            <w:r>
+              <w:rPr>
+                <w:rFonts w:ascii="Consolas" w:hAnsi="Consolas"/>
+                <w:color w:val="222222"/>
+                <w:sz w:val="19"/>
+              </w:rPr>
+              <w:t xml:space="preserve">    always @( posedge S_AXI_ACLK ) begin</w:t>
+            </w:r>
+          </w:p>
+          <w:p>
+            <w:pPr>
+              <w:spacing w:before="0" w:after="0" w:line="240" w:lineRule="auto"/>
+            </w:pPr>
+            <w:r>
+              <w:rPr>
+                <w:rFonts w:ascii="Consolas" w:hAnsi="Consolas"/>
+                <w:color w:val="222222"/>
+                <w:sz w:val="19"/>
+              </w:rPr>
+              <w:t xml:space="preserve">      if ( S_AXI_ARESETN == 1'b0 ) begin</w:t>
+            </w:r>
+          </w:p>
+          <w:p>
+            <w:pPr>
+              <w:spacing w:before="0" w:after="0" w:line="240" w:lineRule="auto"/>
+            </w:pPr>
+            <w:r>
+              <w:rPr>
+                <w:rFonts w:ascii="Consolas" w:hAnsi="Consolas"/>
+                <w:color w:val="222222"/>
+                <w:sz w:val="19"/>
+              </w:rPr>
+              <w:t xml:space="preserve">          axi_awready &lt;= 1'b0;</w:t>
+            </w:r>
+          </w:p>
+          <w:p>
+            <w:pPr>
+              <w:spacing w:before="0" w:after="0" w:line="240" w:lineRule="auto"/>
+            </w:pPr>
+            <w:r>
+              <w:rPr>
+                <w:rFonts w:ascii="Consolas" w:hAnsi="Consolas"/>
+                <w:color w:val="222222"/>
+                <w:sz w:val="19"/>
+              </w:rPr>
+              <w:t xml:space="preserve">      end else begin    </w:t>
+            </w:r>
+          </w:p>
+          <w:p>
+            <w:pPr>
+              <w:spacing w:before="0" w:after="0" w:line="240" w:lineRule="auto"/>
+            </w:pPr>
+            <w:r>
+              <w:rPr>
+                <w:rFonts w:ascii="Consolas" w:hAnsi="Consolas"/>
+                <w:color w:val="222222"/>
+                <w:sz w:val="19"/>
+              </w:rPr>
+              <w:t xml:space="preserve">          if (~axi_awready &amp;&amp; S_AXI_AWVALID &amp;&amp; S_AXI_WVALID) begin</w:t>
+            </w:r>
+          </w:p>
+          <w:p>
+            <w:pPr>
+              <w:spacing w:before="0" w:after="0" w:line="240" w:lineRule="auto"/>
+            </w:pPr>
+            <w:r>
+              <w:rPr>
+                <w:rFonts w:ascii="Consolas" w:hAnsi="Consolas"/>
+                <w:color w:val="222222"/>
+                <w:sz w:val="19"/>
+              </w:rPr>
+              <w:t xml:space="preserve">              axi_awready &lt;= 1'b1;</w:t>
+            </w:r>
+          </w:p>
+          <w:p>
+            <w:pPr>
+              <w:spacing w:before="0" w:after="0" w:line="240" w:lineRule="auto"/>
+            </w:pPr>
+            <w:r>
+              <w:rPr>
+                <w:rFonts w:ascii="Consolas" w:hAnsi="Consolas"/>
+                <w:color w:val="222222"/>
+                <w:sz w:val="19"/>
+              </w:rPr>
+              <w:t xml:space="preserve">          end else begin</w:t>
+            </w:r>
+          </w:p>
+          <w:p>
+            <w:pPr>
+              <w:spacing w:before="0" w:after="0" w:line="240" w:lineRule="auto"/>
+            </w:pPr>
+            <w:r>
+              <w:rPr>
+                <w:rFonts w:ascii="Consolas" w:hAnsi="Consolas"/>
+                <w:color w:val="222222"/>
+                <w:sz w:val="19"/>
+              </w:rPr>
+              <w:t xml:space="preserve">              axi_awready &lt;= 1'b0;</w:t>
+            </w:r>
+          </w:p>
+          <w:p>
+            <w:pPr>
+              <w:spacing w:before="0" w:after="0" w:line="240" w:lineRule="auto"/>
+            </w:pPr>
+            <w:r>
+              <w:rPr>
+                <w:rFonts w:ascii="Consolas" w:hAnsi="Consolas"/>
+                <w:color w:val="222222"/>
+                <w:sz w:val="19"/>
+              </w:rPr>
+              <w:t xml:space="preserve">          end</w:t>
+            </w:r>
+          </w:p>
+          <w:p>
+            <w:pPr>
+              <w:spacing w:before="0" w:after="0" w:line="240" w:lineRule="auto"/>
+            </w:pPr>
+            <w:r>
+              <w:rPr>
+                <w:rFonts w:ascii="Consolas" w:hAnsi="Consolas"/>
+                <w:color w:val="222222"/>
+                <w:sz w:val="19"/>
+              </w:rPr>
+              <w:t xml:space="preserve">      end</w:t>
+            </w:r>
+          </w:p>
+          <w:p>
+            <w:pPr>
+              <w:spacing w:before="0" w:after="0" w:line="240" w:lineRule="auto"/>
+            </w:pPr>
+            <w:r>
+              <w:rPr>
+                <w:rFonts w:ascii="Consolas" w:hAnsi="Consolas"/>
+                <w:color w:val="222222"/>
+                <w:sz w:val="19"/>
+              </w:rPr>
+              <w:t xml:space="preserve">    end       </w:t>
+            </w:r>
+          </w:p>
+          <w:p>
+            <w:pPr>
+              <w:spacing w:before="0" w:after="0" w:line="240" w:lineRule="auto"/>
+            </w:pPr>
+            <w:r>
+              <w:rPr>
+                <w:rFonts w:ascii="Consolas" w:hAnsi="Consolas"/>
+                <w:color w:val="222222"/>
+                <w:sz w:val="19"/>
+              </w:rPr>
+            </w:r>
+          </w:p>
+          <w:p>
+            <w:pPr>
+              <w:spacing w:before="0" w:after="0" w:line="240" w:lineRule="auto"/>
+            </w:pPr>
+            <w:r>
+              <w:rPr>
+                <w:rFonts w:ascii="Consolas" w:hAnsi="Consolas"/>
+                <w:color w:val="222222"/>
+                <w:sz w:val="19"/>
+              </w:rPr>
+              <w:t xml:space="preserve">    always @( posedge S_AXI_ACLK ) begin</w:t>
+            </w:r>
+          </w:p>
+          <w:p>
+            <w:pPr>
+              <w:spacing w:before="0" w:after="0" w:line="240" w:lineRule="auto"/>
+            </w:pPr>
+            <w:r>
+              <w:rPr>
+                <w:rFonts w:ascii="Consolas" w:hAnsi="Consolas"/>
+                <w:color w:val="222222"/>
+                <w:sz w:val="19"/>
+              </w:rPr>
+              <w:t xml:space="preserve">      if ( S_AXI_ARESETN == 1'b0 ) begin</w:t>
+            </w:r>
+          </w:p>
+          <w:p>
+            <w:pPr>
+              <w:spacing w:before="0" w:after="0" w:line="240" w:lineRule="auto"/>
+            </w:pPr>
+            <w:r>
+              <w:rPr>
+                <w:rFonts w:ascii="Consolas" w:hAnsi="Consolas"/>
+                <w:color w:val="222222"/>
+                <w:sz w:val="19"/>
+              </w:rPr>
+              <w:t xml:space="preserve">          axi_awaddr &lt;= 0;</w:t>
+            </w:r>
+          </w:p>
+          <w:p>
+            <w:pPr>
+              <w:spacing w:before="0" w:after="0" w:line="240" w:lineRule="auto"/>
+            </w:pPr>
+            <w:r>
+              <w:rPr>
+                <w:rFonts w:ascii="Consolas" w:hAnsi="Consolas"/>
+                <w:color w:val="222222"/>
+                <w:sz w:val="19"/>
+              </w:rPr>
+              <w:t xml:space="preserve">      end else begin    </w:t>
+            </w:r>
+          </w:p>
+          <w:p>
+            <w:pPr>
+              <w:spacing w:before="0" w:after="0" w:line="240" w:lineRule="auto"/>
+            </w:pPr>
+            <w:r>
+              <w:rPr>
+                <w:rFonts w:ascii="Consolas" w:hAnsi="Consolas"/>
+                <w:color w:val="222222"/>
+                <w:sz w:val="19"/>
+              </w:rPr>
+              <w:t xml:space="preserve">          if (~axi_awready &amp;&amp; S_AXI_AWVALID &amp;&amp; S_AXI_WVALID) begin</w:t>
+            </w:r>
+          </w:p>
+          <w:p>
+            <w:pPr>
+              <w:spacing w:before="0" w:after="0" w:line="240" w:lineRule="auto"/>
+            </w:pPr>
+            <w:r>
+              <w:rPr>
+                <w:rFonts w:ascii="Consolas" w:hAnsi="Consolas"/>
+                <w:color w:val="222222"/>
+                <w:sz w:val="19"/>
+              </w:rPr>
+              <w:t xml:space="preserve">              axi_awaddr &lt;= S_AXI_AWADDR;</w:t>
+            </w:r>
+          </w:p>
+          <w:p>
+            <w:pPr>
+              <w:spacing w:before="0" w:after="0" w:line="240" w:lineRule="auto"/>
+            </w:pPr>
+            <w:r>
+              <w:rPr>
+                <w:rFonts w:ascii="Consolas" w:hAnsi="Consolas"/>
+                <w:color w:val="222222"/>
+                <w:sz w:val="19"/>
+              </w:rPr>
+              <w:t xml:space="preserve">          end</w:t>
+            </w:r>
+          </w:p>
+          <w:p>
+            <w:pPr>
+              <w:spacing w:before="0" w:after="0" w:line="240" w:lineRule="auto"/>
+            </w:pPr>
+            <w:r>
+              <w:rPr>
+                <w:rFonts w:ascii="Consolas" w:hAnsi="Consolas"/>
+                <w:color w:val="222222"/>
+                <w:sz w:val="19"/>
+              </w:rPr>
+              <w:t xml:space="preserve">      end</w:t>
+            </w:r>
+          </w:p>
+          <w:p>
+            <w:pPr>
+              <w:spacing w:before="0" w:after="0" w:line="240" w:lineRule="auto"/>
+            </w:pPr>
+            <w:r>
+              <w:rPr>
+                <w:rFonts w:ascii="Consolas" w:hAnsi="Consolas"/>
+                <w:color w:val="222222"/>
+                <w:sz w:val="19"/>
+              </w:rPr>
+              <w:t xml:space="preserve">    end       </w:t>
+            </w:r>
+          </w:p>
+          <w:p>
+            <w:pPr>
+              <w:spacing w:before="0" w:after="0" w:line="240" w:lineRule="auto"/>
+            </w:pPr>
+            <w:r>
+              <w:rPr>
+                <w:rFonts w:ascii="Consolas" w:hAnsi="Consolas"/>
+                <w:color w:val="222222"/>
+                <w:sz w:val="19"/>
+              </w:rPr>
+            </w:r>
+          </w:p>
+          <w:p>
+            <w:pPr>
+              <w:spacing w:before="0" w:after="0" w:line="240" w:lineRule="auto"/>
+            </w:pPr>
+            <w:r>
+              <w:rPr>
+                <w:rFonts w:ascii="Consolas" w:hAnsi="Consolas"/>
+                <w:color w:val="222222"/>
+                <w:sz w:val="19"/>
+              </w:rPr>
+              <w:t xml:space="preserve">    always @( posedge S_AXI_ACLK ) begin</w:t>
+            </w:r>
+          </w:p>
+          <w:p>
+            <w:pPr>
+              <w:spacing w:before="0" w:after="0" w:line="240" w:lineRule="auto"/>
+            </w:pPr>
+            <w:r>
+              <w:rPr>
+                <w:rFonts w:ascii="Consolas" w:hAnsi="Consolas"/>
+                <w:color w:val="222222"/>
+                <w:sz w:val="19"/>
+              </w:rPr>
+              <w:t xml:space="preserve">      if ( S_AXI_ARESETN == 1'b0 ) begin</w:t>
+            </w:r>
+          </w:p>
+          <w:p>
+            <w:pPr>
+              <w:spacing w:before="0" w:after="0" w:line="240" w:lineRule="auto"/>
+            </w:pPr>
+            <w:r>
+              <w:rPr>
+                <w:rFonts w:ascii="Consolas" w:hAnsi="Consolas"/>
+                <w:color w:val="222222"/>
+                <w:sz w:val="19"/>
+              </w:rPr>
+              <w:t xml:space="preserve">          axi_wready &lt;= 1'b0;</w:t>
+            </w:r>
+          </w:p>
+          <w:p>
+            <w:pPr>
+              <w:spacing w:before="0" w:after="0" w:line="240" w:lineRule="auto"/>
+            </w:pPr>
+            <w:r>
+              <w:rPr>
+                <w:rFonts w:ascii="Consolas" w:hAnsi="Consolas"/>
+                <w:color w:val="222222"/>
+                <w:sz w:val="19"/>
+              </w:rPr>
+              <w:t xml:space="preserve">      end else begin    </w:t>
+            </w:r>
+          </w:p>
+          <w:p>
+            <w:pPr>
+              <w:spacing w:before="0" w:after="0" w:line="240" w:lineRule="auto"/>
+            </w:pPr>
+            <w:r>
+              <w:rPr>
+                <w:rFonts w:ascii="Consolas" w:hAnsi="Consolas"/>
+                <w:color w:val="222222"/>
+                <w:sz w:val="19"/>
+              </w:rPr>
+              <w:t xml:space="preserve">          if (~axi_wready &amp;&amp; S_AXI_WVALID &amp;&amp; S_AXI_AWVALID) begin</w:t>
+            </w:r>
+          </w:p>
+          <w:p>
+            <w:pPr>
+              <w:spacing w:before="0" w:after="0" w:line="240" w:lineRule="auto"/>
+            </w:pPr>
+            <w:r>
+              <w:rPr>
+                <w:rFonts w:ascii="Consolas" w:hAnsi="Consolas"/>
+                <w:color w:val="222222"/>
+                <w:sz w:val="19"/>
+              </w:rPr>
+              <w:t xml:space="preserve">              axi_wready &lt;= 1'b1;</w:t>
+            </w:r>
+          </w:p>
+          <w:p>
+            <w:pPr>
+              <w:spacing w:before="0" w:after="0" w:line="240" w:lineRule="auto"/>
+            </w:pPr>
+            <w:r>
+              <w:rPr>
+                <w:rFonts w:ascii="Consolas" w:hAnsi="Consolas"/>
+                <w:color w:val="222222"/>
+                <w:sz w:val="19"/>
+              </w:rPr>
+              <w:t xml:space="preserve">          end else begin</w:t>
+            </w:r>
+          </w:p>
+          <w:p>
+            <w:pPr>
+              <w:spacing w:before="0" w:after="0" w:line="240" w:lineRule="auto"/>
+            </w:pPr>
+            <w:r>
+              <w:rPr>
+                <w:rFonts w:ascii="Consolas" w:hAnsi="Consolas"/>
+                <w:color w:val="222222"/>
+                <w:sz w:val="19"/>
+              </w:rPr>
+              <w:t xml:space="preserve">              axi_wready &lt;= 1'b0;</w:t>
+            </w:r>
+          </w:p>
+          <w:p>
+            <w:pPr>
+              <w:spacing w:before="0" w:after="0" w:line="240" w:lineRule="auto"/>
+            </w:pPr>
+            <w:r>
+              <w:rPr>
+                <w:rFonts w:ascii="Consolas" w:hAnsi="Consolas"/>
+                <w:color w:val="222222"/>
+                <w:sz w:val="19"/>
+              </w:rPr>
+              <w:t xml:space="preserve">          end</w:t>
+            </w:r>
+          </w:p>
+          <w:p>
+            <w:pPr>
+              <w:spacing w:before="0" w:after="0" w:line="240" w:lineRule="auto"/>
+            </w:pPr>
+            <w:r>
+              <w:rPr>
+                <w:rFonts w:ascii="Consolas" w:hAnsi="Consolas"/>
+                <w:color w:val="222222"/>
+                <w:sz w:val="19"/>
+              </w:rPr>
+              <w:t xml:space="preserve">      end</w:t>
+            </w:r>
+          </w:p>
+          <w:p>
+            <w:pPr>
+              <w:spacing w:before="0" w:after="0" w:line="240" w:lineRule="auto"/>
+            </w:pPr>
+            <w:r>
+              <w:rPr>
+                <w:rFonts w:ascii="Consolas" w:hAnsi="Consolas"/>
+                <w:color w:val="222222"/>
+                <w:sz w:val="19"/>
+              </w:rPr>
+              <w:t xml:space="preserve">    end       </w:t>
+            </w:r>
+          </w:p>
+          <w:p>
+            <w:pPr>
+              <w:spacing w:before="0" w:after="0" w:line="240" w:lineRule="auto"/>
+            </w:pPr>
+            <w:r>
+              <w:rPr>
+                <w:rFonts w:ascii="Consolas" w:hAnsi="Consolas"/>
+                <w:color w:val="222222"/>
+                <w:sz w:val="19"/>
+              </w:rPr>
+            </w:r>
+          </w:p>
+          <w:p>
+            <w:pPr>
+              <w:spacing w:before="0" w:after="0" w:line="240" w:lineRule="auto"/>
+            </w:pPr>
+            <w:r>
+              <w:rPr>
+                <w:rFonts w:ascii="Consolas" w:hAnsi="Consolas"/>
+                <w:color w:val="222222"/>
+                <w:sz w:val="19"/>
+              </w:rPr>
+              <w:t xml:space="preserve">    wire slv_reg_wren = axi_wready &amp;&amp; S_AXI_WVALID &amp;&amp; axi_awready &amp;&amp; S_AXI_AWVALID;</w:t>
+            </w:r>
+          </w:p>
+          <w:p>
+            <w:pPr>
+              <w:spacing w:before="0" w:after="0" w:line="240" w:lineRule="auto"/>
+            </w:pPr>
+            <w:r>
+              <w:rPr>
+                <w:rFonts w:ascii="Consolas" w:hAnsi="Consolas"/>
+                <w:color w:val="222222"/>
+                <w:sz w:val="19"/>
+              </w:rPr>
+            </w:r>
+          </w:p>
+          <w:p>
+            <w:pPr>
+              <w:spacing w:before="0" w:after="0" w:line="240" w:lineRule="auto"/>
+            </w:pPr>
+            <w:r>
+              <w:rPr>
+                <w:rFonts w:ascii="Consolas" w:hAnsi="Consolas"/>
+                <w:color w:val="222222"/>
+                <w:sz w:val="19"/>
+              </w:rPr>
+              <w:t xml:space="preserve">    always @( posedge S_AXI_ACLK ) begin</w:t>
+            </w:r>
+          </w:p>
+          <w:p>
+            <w:pPr>
+              <w:spacing w:before="0" w:after="0" w:line="240" w:lineRule="auto"/>
+            </w:pPr>
+            <w:r>
+              <w:rPr>
+                <w:rFonts w:ascii="Consolas" w:hAnsi="Consolas"/>
+                <w:color w:val="222222"/>
+                <w:sz w:val="19"/>
+              </w:rPr>
+              <w:t xml:space="preserve">      if ( S_AXI_ARESETN == 1'b0 ) begin</w:t>
+            </w:r>
+          </w:p>
+          <w:p>
+            <w:pPr>
+              <w:spacing w:before="0" w:after="0" w:line="240" w:lineRule="auto"/>
+            </w:pPr>
+            <w:r>
+              <w:rPr>
+                <w:rFonts w:ascii="Consolas" w:hAnsi="Consolas"/>
+                <w:color w:val="222222"/>
+                <w:sz w:val="19"/>
+              </w:rPr>
+              <w:t xml:space="preserve">          slv_reg0 &lt;= 32'h0;</w:t>
+            </w:r>
+          </w:p>
+          <w:p>
+            <w:pPr>
+              <w:spacing w:before="0" w:after="0" w:line="240" w:lineRule="auto"/>
+            </w:pPr>
+            <w:r>
+              <w:rPr>
+                <w:rFonts w:ascii="Consolas" w:hAnsi="Consolas"/>
+                <w:color w:val="222222"/>
+                <w:sz w:val="19"/>
+              </w:rPr>
+              <w:t xml:space="preserve">          slv_reg1 &lt;= 32'h0;</w:t>
+            </w:r>
+          </w:p>
+          <w:p>
+            <w:pPr>
+              <w:spacing w:before="0" w:after="0" w:line="240" w:lineRule="auto"/>
+            </w:pPr>
+            <w:r>
+              <w:rPr>
+                <w:rFonts w:ascii="Consolas" w:hAnsi="Consolas"/>
+                <w:color w:val="222222"/>
+                <w:sz w:val="19"/>
+              </w:rPr>
+              <w:t xml:space="preserve">          slv_reg2 &lt;= 32'h0;</w:t>
+            </w:r>
+          </w:p>
+          <w:p>
+            <w:pPr>
+              <w:spacing w:before="0" w:after="0" w:line="240" w:lineRule="auto"/>
+            </w:pPr>
+            <w:r>
+              <w:rPr>
+                <w:rFonts w:ascii="Consolas" w:hAnsi="Consolas"/>
+                <w:color w:val="222222"/>
+                <w:sz w:val="19"/>
+              </w:rPr>
+              <w:t xml:space="preserve">      end else begin</w:t>
+            </w:r>
+          </w:p>
+          <w:p>
+            <w:pPr>
+              <w:spacing w:before="0" w:after="0" w:line="240" w:lineRule="auto"/>
+            </w:pPr>
+            <w:r>
+              <w:rPr>
+                <w:rFonts w:ascii="Consolas" w:hAnsi="Consolas"/>
+                <w:color w:val="222222"/>
+                <w:sz w:val="19"/>
+              </w:rPr>
+              <w:t xml:space="preserve">          if (slv_reg_wren) begin</w:t>
+            </w:r>
+          </w:p>
+          <w:p>
+            <w:pPr>
+              <w:spacing w:before="0" w:after="0" w:line="240" w:lineRule="auto"/>
+            </w:pPr>
+            <w:r>
+              <w:rPr>
+                <w:rFonts w:ascii="Consolas" w:hAnsi="Consolas"/>
+                <w:color w:val="222222"/>
+                <w:sz w:val="19"/>
+              </w:rPr>
+              <w:t xml:space="preserve">              case ( axi_awaddr[ADDR_LSB+OPT_MEM_ADDR_BITS:ADDR_LSB] )</w:t>
+            </w:r>
+          </w:p>
+          <w:p>
+            <w:pPr>
+              <w:spacing w:before="0" w:after="0" w:line="240" w:lineRule="auto"/>
+            </w:pPr>
+            <w:r>
+              <w:rPr>
+                <w:rFonts w:ascii="Consolas" w:hAnsi="Consolas"/>
+                <w:color w:val="222222"/>
+                <w:sz w:val="19"/>
+              </w:rPr>
+              <w:t xml:space="preserve">                2'h0: begin</w:t>
+            </w:r>
+          </w:p>
+          <w:p>
+            <w:pPr>
+              <w:spacing w:before="0" w:after="0" w:line="240" w:lineRule="auto"/>
+            </w:pPr>
+            <w:r>
+              <w:rPr>
+                <w:rFonts w:ascii="Consolas" w:hAnsi="Consolas"/>
+                <w:color w:val="222222"/>
+                <w:sz w:val="19"/>
+              </w:rPr>
+              <w:t xml:space="preserve">                  for ( byte_index = 0; byte_index &lt;= 3; byte_index = byte_index+1 )</w:t>
+            </w:r>
+          </w:p>
+          <w:p>
+            <w:pPr>
+              <w:spacing w:before="0" w:after="0" w:line="240" w:lineRule="auto"/>
+            </w:pPr>
+            <w:r>
+              <w:rPr>
+                <w:rFonts w:ascii="Consolas" w:hAnsi="Consolas"/>
+                <w:color w:val="222222"/>
+                <w:sz w:val="19"/>
+              </w:rPr>
+              <w:t xml:space="preserve">                    if ( S_AXI_WSTRB[byte_index] == 1 ) begin</w:t>
+            </w:r>
+          </w:p>
+          <w:p>
+            <w:pPr>
+              <w:spacing w:before="0" w:after="0" w:line="240" w:lineRule="auto"/>
+            </w:pPr>
+            <w:r>
+              <w:rPr>
+                <w:rFonts w:ascii="Consolas" w:hAnsi="Consolas"/>
+                <w:color w:val="222222"/>
+                <w:sz w:val="19"/>
+              </w:rPr>
+              <w:t xml:space="preserve">                      slv_reg0[(byte_index*8) +: 8] &lt;= S_AXI_WDATA[(byte_index*8) +: 8];</w:t>
+            </w:r>
+          </w:p>
+          <w:p>
+            <w:pPr>
+              <w:spacing w:before="0" w:after="0" w:line="240" w:lineRule="auto"/>
+            </w:pPr>
+            <w:r>
+              <w:rPr>
+                <w:rFonts w:ascii="Consolas" w:hAnsi="Consolas"/>
+                <w:color w:val="222222"/>
+                <w:sz w:val="19"/>
+              </w:rPr>
+              <w:t xml:space="preserve">                    end</w:t>
+            </w:r>
+          </w:p>
+          <w:p>
+            <w:pPr>
+              <w:spacing w:before="0" w:after="0" w:line="240" w:lineRule="auto"/>
+            </w:pPr>
+            <w:r>
+              <w:rPr>
+                <w:rFonts w:ascii="Consolas" w:hAnsi="Consolas"/>
+                <w:color w:val="222222"/>
+                <w:sz w:val="19"/>
+              </w:rPr>
+              <w:t xml:space="preserve">                end</w:t>
+            </w:r>
+          </w:p>
+          <w:p>
+            <w:pPr>
+              <w:spacing w:before="0" w:after="0" w:line="240" w:lineRule="auto"/>
+            </w:pPr>
+            <w:r>
+              <w:rPr>
+                <w:rFonts w:ascii="Consolas" w:hAnsi="Consolas"/>
+                <w:color w:val="222222"/>
+                <w:sz w:val="19"/>
+              </w:rPr>
+              <w:t xml:space="preserve">                2'h1: begin</w:t>
+            </w:r>
+          </w:p>
+          <w:p>
+            <w:pPr>
+              <w:spacing w:before="0" w:after="0" w:line="240" w:lineRule="auto"/>
+            </w:pPr>
+            <w:r>
+              <w:rPr>
+                <w:rFonts w:ascii="Consolas" w:hAnsi="Consolas"/>
+                <w:color w:val="222222"/>
+                <w:sz w:val="19"/>
+              </w:rPr>
+              <w:t xml:space="preserve">                  for ( byte_index = 0; byte_index &lt;= 3; byte_index = byte_index+1 )</w:t>
+            </w:r>
+          </w:p>
+          <w:p>
+            <w:pPr>
+              <w:spacing w:before="0" w:after="0" w:line="240" w:lineRule="auto"/>
+            </w:pPr>
+            <w:r>
+              <w:rPr>
+                <w:rFonts w:ascii="Consolas" w:hAnsi="Consolas"/>
+                <w:color w:val="222222"/>
+                <w:sz w:val="19"/>
+              </w:rPr>
+              <w:t xml:space="preserve">                    if ( S_AXI_WSTRB[byte_index] == 1 ) begin</w:t>
+            </w:r>
+          </w:p>
+          <w:p>
+            <w:pPr>
+              <w:spacing w:before="0" w:after="0" w:line="240" w:lineRule="auto"/>
+            </w:pPr>
+            <w:r>
+              <w:rPr>
+                <w:rFonts w:ascii="Consolas" w:hAnsi="Consolas"/>
+                <w:color w:val="222222"/>
+                <w:sz w:val="19"/>
+              </w:rPr>
+              <w:t xml:space="preserve">                      slv_reg1[(byte_index*8) +: 8] &lt;= S_AXI_WDATA[(byte_index*8) +: 8];</w:t>
+            </w:r>
+          </w:p>
+          <w:p>
+            <w:pPr>
+              <w:spacing w:before="0" w:after="0" w:line="240" w:lineRule="auto"/>
+            </w:pPr>
+            <w:r>
+              <w:rPr>
+                <w:rFonts w:ascii="Consolas" w:hAnsi="Consolas"/>
+                <w:color w:val="222222"/>
+                <w:sz w:val="19"/>
+              </w:rPr>
+              <w:t xml:space="preserve">                    end</w:t>
+            </w:r>
+          </w:p>
+          <w:p>
+            <w:pPr>
+              <w:spacing w:before="0" w:after="0" w:line="240" w:lineRule="auto"/>
+            </w:pPr>
+            <w:r>
+              <w:rPr>
+                <w:rFonts w:ascii="Consolas" w:hAnsi="Consolas"/>
+                <w:color w:val="222222"/>
+                <w:sz w:val="19"/>
+              </w:rPr>
+              <w:t xml:space="preserve">                end</w:t>
+            </w:r>
+          </w:p>
+          <w:p>
+            <w:pPr>
+              <w:spacing w:before="0" w:after="0" w:line="240" w:lineRule="auto"/>
+            </w:pPr>
+            <w:r>
+              <w:rPr>
+                <w:rFonts w:ascii="Consolas" w:hAnsi="Consolas"/>
+                <w:color w:val="222222"/>
+                <w:sz w:val="19"/>
+              </w:rPr>
+              <w:t xml:space="preserve">                2'h2: begin</w:t>
+            </w:r>
+          </w:p>
+          <w:p>
+            <w:pPr>
+              <w:spacing w:before="0" w:after="0" w:line="240" w:lineRule="auto"/>
+            </w:pPr>
+            <w:r>
+              <w:rPr>
+                <w:rFonts w:ascii="Consolas" w:hAnsi="Consolas"/>
+                <w:color w:val="222222"/>
+                <w:sz w:val="19"/>
+              </w:rPr>
+              <w:t xml:space="preserve">                  for ( byte_index = 0; byte_index &lt;= 3; byte_index = byte_index+1 )</w:t>
+            </w:r>
+          </w:p>
+          <w:p>
+            <w:pPr>
+              <w:spacing w:before="0" w:after="0" w:line="240" w:lineRule="auto"/>
+            </w:pPr>
+            <w:r>
+              <w:rPr>
+                <w:rFonts w:ascii="Consolas" w:hAnsi="Consolas"/>
+                <w:color w:val="222222"/>
+                <w:sz w:val="19"/>
+              </w:rPr>
+              <w:t xml:space="preserve">                    if ( S_AXI_WSTRB[byte_index] == 1 ) begin</w:t>
+            </w:r>
+          </w:p>
+          <w:p>
+            <w:pPr>
+              <w:spacing w:before="0" w:after="0" w:line="240" w:lineRule="auto"/>
+            </w:pPr>
+            <w:r>
+              <w:rPr>
+                <w:rFonts w:ascii="Consolas" w:hAnsi="Consolas"/>
+                <w:color w:val="222222"/>
+                <w:sz w:val="19"/>
+              </w:rPr>
+              <w:t xml:space="preserve">                      slv_reg2[(byte_index*8) +: 8] &lt;= S_AXI_WDATA[(byte_index*8) +: 8];</w:t>
+            </w:r>
+          </w:p>
+          <w:p>
+            <w:pPr>
+              <w:spacing w:before="0" w:after="0" w:line="240" w:lineRule="auto"/>
+            </w:pPr>
+            <w:r>
+              <w:rPr>
+                <w:rFonts w:ascii="Consolas" w:hAnsi="Consolas"/>
+                <w:color w:val="222222"/>
+                <w:sz w:val="19"/>
+              </w:rPr>
+              <w:t xml:space="preserve">                    end</w:t>
+            </w:r>
+          </w:p>
+          <w:p>
+            <w:pPr>
+              <w:spacing w:before="0" w:after="0" w:line="240" w:lineRule="auto"/>
+            </w:pPr>
+            <w:r>
+              <w:rPr>
+                <w:rFonts w:ascii="Consolas" w:hAnsi="Consolas"/>
+                <w:color w:val="222222"/>
+                <w:sz w:val="19"/>
+              </w:rPr>
+              <w:t xml:space="preserve">                end</w:t>
+            </w:r>
+          </w:p>
+          <w:p>
+            <w:pPr>
+              <w:spacing w:before="0" w:after="0" w:line="240" w:lineRule="auto"/>
+            </w:pPr>
+            <w:r>
+              <w:rPr>
+                <w:rFonts w:ascii="Consolas" w:hAnsi="Consolas"/>
+                <w:color w:val="222222"/>
+                <w:sz w:val="19"/>
+              </w:rPr>
+              <w:t xml:space="preserve">                default : begin</w:t>
+            </w:r>
+          </w:p>
+          <w:p>
+            <w:pPr>
+              <w:spacing w:before="0" w:after="0" w:line="240" w:lineRule="auto"/>
+            </w:pPr>
+            <w:r>
+              <w:rPr>
+                <w:rFonts w:ascii="Consolas" w:hAnsi="Consolas"/>
+                <w:color w:val="222222"/>
+                <w:sz w:val="19"/>
+              </w:rPr>
+              <w:t xml:space="preserve">                  slv_reg0 &lt;= slv_reg0;</w:t>
+            </w:r>
+          </w:p>
+          <w:p>
+            <w:pPr>
+              <w:spacing w:before="0" w:after="0" w:line="240" w:lineRule="auto"/>
+            </w:pPr>
+            <w:r>
+              <w:rPr>
+                <w:rFonts w:ascii="Consolas" w:hAnsi="Consolas"/>
+                <w:color w:val="222222"/>
+                <w:sz w:val="19"/>
+              </w:rPr>
+              <w:t xml:space="preserve">                  slv_reg1 &lt;= slv_reg1;</w:t>
+            </w:r>
+          </w:p>
+          <w:p>
+            <w:pPr>
+              <w:spacing w:before="0" w:after="0" w:line="240" w:lineRule="auto"/>
+            </w:pPr>
+            <w:r>
+              <w:rPr>
+                <w:rFonts w:ascii="Consolas" w:hAnsi="Consolas"/>
+                <w:color w:val="222222"/>
+                <w:sz w:val="19"/>
+              </w:rPr>
+              <w:t xml:space="preserve">                  slv_reg2 &lt;= slv_reg2;</w:t>
+            </w:r>
+          </w:p>
+          <w:p>
+            <w:pPr>
+              <w:spacing w:before="0" w:after="0" w:line="240" w:lineRule="auto"/>
+            </w:pPr>
+            <w:r>
+              <w:rPr>
+                <w:rFonts w:ascii="Consolas" w:hAnsi="Consolas"/>
+                <w:color w:val="222222"/>
+                <w:sz w:val="19"/>
+              </w:rPr>
+              <w:t xml:space="preserve">                end</w:t>
+            </w:r>
+          </w:p>
+          <w:p>
+            <w:pPr>
+              <w:spacing w:before="0" w:after="0" w:line="240" w:lineRule="auto"/>
+            </w:pPr>
+            <w:r>
+              <w:rPr>
+                <w:rFonts w:ascii="Consolas" w:hAnsi="Consolas"/>
+                <w:color w:val="222222"/>
+                <w:sz w:val="19"/>
+              </w:rPr>
+              <w:t xml:space="preserve">              endcase</w:t>
+            </w:r>
+          </w:p>
+          <w:p>
+            <w:pPr>
+              <w:spacing w:before="0" w:after="0" w:line="240" w:lineRule="auto"/>
+            </w:pPr>
+            <w:r>
+              <w:rPr>
+                <w:rFonts w:ascii="Consolas" w:hAnsi="Consolas"/>
+                <w:color w:val="222222"/>
+                <w:sz w:val="19"/>
+              </w:rPr>
+              <w:t xml:space="preserve">          end</w:t>
+            </w:r>
+          </w:p>
+          <w:p>
+            <w:pPr>
+              <w:spacing w:before="0" w:after="0" w:line="240" w:lineRule="auto"/>
+            </w:pPr>
+            <w:r>
+              <w:rPr>
+                <w:rFonts w:ascii="Consolas" w:hAnsi="Consolas"/>
+                <w:color w:val="222222"/>
+                <w:sz w:val="19"/>
+              </w:rPr>
+              <w:t xml:space="preserve">      end</w:t>
+            </w:r>
+          </w:p>
+          <w:p>
+            <w:pPr>
+              <w:spacing w:before="0" w:after="0" w:line="240" w:lineRule="auto"/>
+            </w:pPr>
+            <w:r>
+              <w:rPr>
+                <w:rFonts w:ascii="Consolas" w:hAnsi="Consolas"/>
+                <w:color w:val="222222"/>
+                <w:sz w:val="19"/>
+              </w:rPr>
+              <w:t xml:space="preserve">    end</w:t>
+            </w:r>
+          </w:p>
+          <w:p>
+            <w:pPr>
+              <w:spacing w:before="0" w:after="0" w:line="240" w:lineRule="auto"/>
+            </w:pPr>
+            <w:r>
+              <w:rPr>
+                <w:rFonts w:ascii="Consolas" w:hAnsi="Consolas"/>
+                <w:color w:val="222222"/>
+                <w:sz w:val="19"/>
+              </w:rPr>
+            </w:r>
+          </w:p>
+          <w:p>
+            <w:pPr>
+              <w:spacing w:before="0" w:after="0" w:line="240" w:lineRule="auto"/>
+            </w:pPr>
+            <w:r>
+              <w:rPr>
+                <w:rFonts w:ascii="Consolas" w:hAnsi="Consolas"/>
+                <w:color w:val="222222"/>
+                <w:sz w:val="19"/>
+              </w:rPr>
+              <w:t xml:space="preserve">    always @( posedge S_AXI_ACLK ) begin</w:t>
+            </w:r>
+          </w:p>
+          <w:p>
+            <w:pPr>
+              <w:spacing w:before="0" w:after="0" w:line="240" w:lineRule="auto"/>
+            </w:pPr>
+            <w:r>
+              <w:rPr>
+                <w:rFonts w:ascii="Consolas" w:hAnsi="Consolas"/>
+                <w:color w:val="222222"/>
+                <w:sz w:val="19"/>
+              </w:rPr>
+              <w:t xml:space="preserve">      if ( S_AXI_ARESETN == 1'b0 ) begin</w:t>
+            </w:r>
+          </w:p>
+          <w:p>
+            <w:pPr>
+              <w:spacing w:before="0" w:after="0" w:line="240" w:lineRule="auto"/>
+            </w:pPr>
+            <w:r>
+              <w:rPr>
+                <w:rFonts w:ascii="Consolas" w:hAnsi="Consolas"/>
+                <w:color w:val="222222"/>
+                <w:sz w:val="19"/>
+              </w:rPr>
+              <w:t xml:space="preserve">          axi_bvalid  &lt;= 1'b0;</w:t>
+            </w:r>
+          </w:p>
+          <w:p>
+            <w:pPr>
+              <w:spacing w:before="0" w:after="0" w:line="240" w:lineRule="auto"/>
+            </w:pPr>
+            <w:r>
+              <w:rPr>
+                <w:rFonts w:ascii="Consolas" w:hAnsi="Consolas"/>
+                <w:color w:val="222222"/>
+                <w:sz w:val="19"/>
+              </w:rPr>
+              <w:t xml:space="preserve">          axi_bresp   &lt;= 2'b0;</w:t>
+            </w:r>
+          </w:p>
+          <w:p>
+            <w:pPr>
+              <w:spacing w:before="0" w:after="0" w:line="240" w:lineRule="auto"/>
+            </w:pPr>
+            <w:r>
+              <w:rPr>
+                <w:rFonts w:ascii="Consolas" w:hAnsi="Consolas"/>
+                <w:color w:val="222222"/>
+                <w:sz w:val="19"/>
+              </w:rPr>
+              <w:t xml:space="preserve">      end else begin    </w:t>
+            </w:r>
+          </w:p>
+          <w:p>
+            <w:pPr>
+              <w:spacing w:before="0" w:after="0" w:line="240" w:lineRule="auto"/>
+            </w:pPr>
+            <w:r>
+              <w:rPr>
+                <w:rFonts w:ascii="Consolas" w:hAnsi="Consolas"/>
+                <w:color w:val="222222"/>
+                <w:sz w:val="19"/>
+              </w:rPr>
+              <w:t xml:space="preserve">          if (axi_awready &amp;&amp; S_AXI_AWVALID &amp;&amp; ~axi_bvalid &amp;&amp; axi_wready &amp;&amp; S_AXI_WVALID) begin</w:t>
+            </w:r>
+          </w:p>
+          <w:p>
+            <w:pPr>
+              <w:spacing w:before="0" w:after="0" w:line="240" w:lineRule="auto"/>
+            </w:pPr>
+            <w:r>
+              <w:rPr>
+                <w:rFonts w:ascii="Consolas" w:hAnsi="Consolas"/>
+                <w:color w:val="222222"/>
+                <w:sz w:val="19"/>
+              </w:rPr>
+              <w:t xml:space="preserve">              axi_bvalid &lt;= 1'b1;</w:t>
+            </w:r>
+          </w:p>
+          <w:p>
+            <w:pPr>
+              <w:spacing w:before="0" w:after="0" w:line="240" w:lineRule="auto"/>
+            </w:pPr>
+            <w:r>
+              <w:rPr>
+                <w:rFonts w:ascii="Consolas" w:hAnsi="Consolas"/>
+                <w:color w:val="222222"/>
+                <w:sz w:val="19"/>
+              </w:rPr>
+              <w:t xml:space="preserve">              axi_bresp  &lt;= 2'b0;</w:t>
+            </w:r>
+          </w:p>
+          <w:p>
+            <w:pPr>
+              <w:spacing w:before="0" w:after="0" w:line="240" w:lineRule="auto"/>
+            </w:pPr>
+            <w:r>
+              <w:rPr>
+                <w:rFonts w:ascii="Consolas" w:hAnsi="Consolas"/>
+                <w:color w:val="222222"/>
+                <w:sz w:val="19"/>
+              </w:rPr>
+              <w:t xml:space="preserve">          end else begin</w:t>
+            </w:r>
+          </w:p>
+          <w:p>
+            <w:pPr>
+              <w:spacing w:before="0" w:after="0" w:line="240" w:lineRule="auto"/>
+            </w:pPr>
+            <w:r>
+              <w:rPr>
+                <w:rFonts w:ascii="Consolas" w:hAnsi="Consolas"/>
+                <w:color w:val="222222"/>
+                <w:sz w:val="19"/>
+              </w:rPr>
+              <w:t xml:space="preserve">              if (S_AXI_BREADY &amp;&amp; axi_bvalid) begin</w:t>
+            </w:r>
+          </w:p>
+          <w:p>
+            <w:pPr>
+              <w:spacing w:before="0" w:after="0" w:line="240" w:lineRule="auto"/>
+            </w:pPr>
+            <w:r>
+              <w:rPr>
+                <w:rFonts w:ascii="Consolas" w:hAnsi="Consolas"/>
+                <w:color w:val="222222"/>
+                <w:sz w:val="19"/>
+              </w:rPr>
+              <w:t xml:space="preserve">                  axi_bvalid &lt;= 1'b0;</w:t>
+            </w:r>
+          </w:p>
+          <w:p>
+            <w:pPr>
+              <w:spacing w:before="0" w:after="0" w:line="240" w:lineRule="auto"/>
+            </w:pPr>
+            <w:r>
+              <w:rPr>
+                <w:rFonts w:ascii="Consolas" w:hAnsi="Consolas"/>
+                <w:color w:val="222222"/>
+                <w:sz w:val="19"/>
+              </w:rPr>
+              <w:t xml:space="preserve">              end  </w:t>
+            </w:r>
+          </w:p>
+          <w:p>
+            <w:pPr>
+              <w:spacing w:before="0" w:after="0" w:line="240" w:lineRule="auto"/>
+            </w:pPr>
+            <w:r>
+              <w:rPr>
+                <w:rFonts w:ascii="Consolas" w:hAnsi="Consolas"/>
+                <w:color w:val="222222"/>
+                <w:sz w:val="19"/>
+              </w:rPr>
+              <w:t xml:space="preserve">          end</w:t>
+            </w:r>
+          </w:p>
+          <w:p>
+            <w:pPr>
+              <w:spacing w:before="0" w:after="0" w:line="240" w:lineRule="auto"/>
+            </w:pPr>
+            <w:r>
+              <w:rPr>
+                <w:rFonts w:ascii="Consolas" w:hAnsi="Consolas"/>
+                <w:color w:val="222222"/>
+                <w:sz w:val="19"/>
+              </w:rPr>
+              <w:t xml:space="preserve">      end</w:t>
+            </w:r>
+          </w:p>
+          <w:p>
+            <w:pPr>
+              <w:spacing w:before="0" w:after="0" w:line="240" w:lineRule="auto"/>
+            </w:pPr>
+            <w:r>
+              <w:rPr>
+                <w:rFonts w:ascii="Consolas" w:hAnsi="Consolas"/>
+                <w:color w:val="222222"/>
+                <w:sz w:val="19"/>
+              </w:rPr>
+              <w:t xml:space="preserve">    end</w:t>
+            </w:r>
+          </w:p>
+          <w:p>
+            <w:pPr>
+              <w:spacing w:before="0" w:after="0" w:line="240" w:lineRule="auto"/>
+            </w:pPr>
+            <w:r>
+              <w:rPr>
+                <w:rFonts w:ascii="Consolas" w:hAnsi="Consolas"/>
+                <w:color w:val="222222"/>
+                <w:sz w:val="19"/>
+              </w:rPr>
+            </w:r>
+          </w:p>
+          <w:p>
+            <w:pPr>
+              <w:spacing w:before="0" w:after="0" w:line="240" w:lineRule="auto"/>
+            </w:pPr>
+            <w:r>
+              <w:rPr>
+                <w:rFonts w:ascii="Consolas" w:hAnsi="Consolas"/>
+                <w:color w:val="222222"/>
+                <w:sz w:val="19"/>
+              </w:rPr>
+              <w:t xml:space="preserve">    always @( posedge S_AXI_ACLK ) begin</w:t>
+            </w:r>
+          </w:p>
+          <w:p>
+            <w:pPr>
+              <w:spacing w:before="0" w:after="0" w:line="240" w:lineRule="auto"/>
+            </w:pPr>
+            <w:r>
+              <w:rPr>
+                <w:rFonts w:ascii="Consolas" w:hAnsi="Consolas"/>
+                <w:color w:val="222222"/>
+                <w:sz w:val="19"/>
+              </w:rPr>
+              <w:t xml:space="preserve">      if ( S_AXI_ARESETN == 1'b0 ) begin</w:t>
+            </w:r>
+          </w:p>
+          <w:p>
+            <w:pPr>
+              <w:spacing w:before="0" w:after="0" w:line="240" w:lineRule="auto"/>
+            </w:pPr>
+            <w:r>
+              <w:rPr>
+                <w:rFonts w:ascii="Consolas" w:hAnsi="Consolas"/>
+                <w:color w:val="222222"/>
+                <w:sz w:val="19"/>
+              </w:rPr>
+              <w:t xml:space="preserve">          axi_arready &lt;= 1'b0;</w:t>
+            </w:r>
+          </w:p>
+          <w:p>
+            <w:pPr>
+              <w:spacing w:before="0" w:after="0" w:line="240" w:lineRule="auto"/>
+            </w:pPr>
+            <w:r>
+              <w:rPr>
+                <w:rFonts w:ascii="Consolas" w:hAnsi="Consolas"/>
+                <w:color w:val="222222"/>
+                <w:sz w:val="19"/>
+              </w:rPr>
+              <w:t xml:space="preserve">          axi_araddr  &lt;= 32'b0;</w:t>
+            </w:r>
+          </w:p>
+          <w:p>
+            <w:pPr>
+              <w:spacing w:before="0" w:after="0" w:line="240" w:lineRule="auto"/>
+            </w:pPr>
+            <w:r>
+              <w:rPr>
+                <w:rFonts w:ascii="Consolas" w:hAnsi="Consolas"/>
+                <w:color w:val="222222"/>
+                <w:sz w:val="19"/>
+              </w:rPr>
+              <w:t xml:space="preserve">      end else begin    </w:t>
+            </w:r>
+          </w:p>
+          <w:p>
+            <w:pPr>
+              <w:spacing w:before="0" w:after="0" w:line="240" w:lineRule="auto"/>
+            </w:pPr>
+            <w:r>
+              <w:rPr>
+                <w:rFonts w:ascii="Consolas" w:hAnsi="Consolas"/>
+                <w:color w:val="222222"/>
+                <w:sz w:val="19"/>
+              </w:rPr>
+              <w:t xml:space="preserve">          if (~axi_arready &amp;&amp; S_AXI_ARVALID) begin</w:t>
+            </w:r>
+          </w:p>
+          <w:p>
+            <w:pPr>
+              <w:spacing w:before="0" w:after="0" w:line="240" w:lineRule="auto"/>
+            </w:pPr>
+            <w:r>
+              <w:rPr>
+                <w:rFonts w:ascii="Consolas" w:hAnsi="Consolas"/>
+                <w:color w:val="222222"/>
+                <w:sz w:val="19"/>
+              </w:rPr>
+              <w:t xml:space="preserve">              axi_arready &lt;= 1'b1;</w:t>
+            </w:r>
+          </w:p>
+          <w:p>
+            <w:pPr>
+              <w:spacing w:before="0" w:after="0" w:line="240" w:lineRule="auto"/>
+            </w:pPr>
+            <w:r>
+              <w:rPr>
+                <w:rFonts w:ascii="Consolas" w:hAnsi="Consolas"/>
+                <w:color w:val="222222"/>
+                <w:sz w:val="19"/>
+              </w:rPr>
+              <w:t xml:space="preserve">              axi_araddr  &lt;= S_AXI_ARADDR;</w:t>
+            </w:r>
+          </w:p>
+          <w:p>
+            <w:pPr>
+              <w:spacing w:before="0" w:after="0" w:line="240" w:lineRule="auto"/>
+            </w:pPr>
+            <w:r>
+              <w:rPr>
+                <w:rFonts w:ascii="Consolas" w:hAnsi="Consolas"/>
+                <w:color w:val="222222"/>
+                <w:sz w:val="19"/>
+              </w:rPr>
+              <w:t xml:space="preserve">          end else begin</w:t>
+            </w:r>
+          </w:p>
+          <w:p>
+            <w:pPr>
+              <w:spacing w:before="0" w:after="0" w:line="240" w:lineRule="auto"/>
+            </w:pPr>
+            <w:r>
+              <w:rPr>
+                <w:rFonts w:ascii="Consolas" w:hAnsi="Consolas"/>
+                <w:color w:val="222222"/>
+                <w:sz w:val="19"/>
+              </w:rPr>
+              <w:t xml:space="preserve">              axi_arready &lt;= 1'b0;</w:t>
+            </w:r>
+          </w:p>
+          <w:p>
+            <w:pPr>
+              <w:spacing w:before="0" w:after="0" w:line="240" w:lineRule="auto"/>
+            </w:pPr>
+            <w:r>
+              <w:rPr>
+                <w:rFonts w:ascii="Consolas" w:hAnsi="Consolas"/>
+                <w:color w:val="222222"/>
+                <w:sz w:val="19"/>
+              </w:rPr>
+              <w:t xml:space="preserve">          end</w:t>
+            </w:r>
+          </w:p>
+          <w:p>
+            <w:pPr>
+              <w:spacing w:before="0" w:after="0" w:line="240" w:lineRule="auto"/>
+            </w:pPr>
+            <w:r>
+              <w:rPr>
+                <w:rFonts w:ascii="Consolas" w:hAnsi="Consolas"/>
+                <w:color w:val="222222"/>
+                <w:sz w:val="19"/>
+              </w:rPr>
+              <w:t xml:space="preserve">      end</w:t>
+            </w:r>
+          </w:p>
+          <w:p>
+            <w:pPr>
+              <w:spacing w:before="0" w:after="0" w:line="240" w:lineRule="auto"/>
+            </w:pPr>
+            <w:r>
+              <w:rPr>
+                <w:rFonts w:ascii="Consolas" w:hAnsi="Consolas"/>
+                <w:color w:val="222222"/>
+                <w:sz w:val="19"/>
+              </w:rPr>
+              <w:t xml:space="preserve">    end</w:t>
+            </w:r>
+          </w:p>
+          <w:p>
+            <w:pPr>
+              <w:spacing w:before="0" w:after="0" w:line="240" w:lineRule="auto"/>
+            </w:pPr>
+            <w:r>
+              <w:rPr>
+                <w:rFonts w:ascii="Consolas" w:hAnsi="Consolas"/>
+                <w:color w:val="222222"/>
+                <w:sz w:val="19"/>
+              </w:rPr>
+            </w:r>
+          </w:p>
+          <w:p>
+            <w:pPr>
+              <w:spacing w:before="0" w:after="0" w:line="240" w:lineRule="auto"/>
+            </w:pPr>
+            <w:r>
+              <w:rPr>
+                <w:rFonts w:ascii="Consolas" w:hAnsi="Consolas"/>
+                <w:color w:val="222222"/>
+                <w:sz w:val="19"/>
+              </w:rPr>
+              <w:t xml:space="preserve">    always @( posedge S_AXI_ACLK ) begin</w:t>
+            </w:r>
+          </w:p>
+          <w:p>
+            <w:pPr>
+              <w:spacing w:before="0" w:after="0" w:line="240" w:lineRule="auto"/>
+            </w:pPr>
+            <w:r>
+              <w:rPr>
+                <w:rFonts w:ascii="Consolas" w:hAnsi="Consolas"/>
+                <w:color w:val="222222"/>
+                <w:sz w:val="19"/>
+              </w:rPr>
+              <w:t xml:space="preserve">      if ( S_AXI_ARESETN == 1'b0 ) begin</w:t>
+            </w:r>
+          </w:p>
+          <w:p>
+            <w:pPr>
+              <w:spacing w:before="0" w:after="0" w:line="240" w:lineRule="auto"/>
+            </w:pPr>
+            <w:r>
+              <w:rPr>
+                <w:rFonts w:ascii="Consolas" w:hAnsi="Consolas"/>
+                <w:color w:val="222222"/>
+                <w:sz w:val="19"/>
+              </w:rPr>
+              <w:t xml:space="preserve">          axi_rvalid &lt;= 1'b0;</w:t>
+            </w:r>
+          </w:p>
+          <w:p>
+            <w:pPr>
+              <w:spacing w:before="0" w:after="0" w:line="240" w:lineRule="auto"/>
+            </w:pPr>
+            <w:r>
+              <w:rPr>
+                <w:rFonts w:ascii="Consolas" w:hAnsi="Consolas"/>
+                <w:color w:val="222222"/>
+                <w:sz w:val="19"/>
+              </w:rPr>
+              <w:t xml:space="preserve">          axi_rresp  &lt;= 2'b0;</w:t>
+            </w:r>
+          </w:p>
+          <w:p>
+            <w:pPr>
+              <w:spacing w:before="0" w:after="0" w:line="240" w:lineRule="auto"/>
+            </w:pPr>
+            <w:r>
+              <w:rPr>
+                <w:rFonts w:ascii="Consolas" w:hAnsi="Consolas"/>
+                <w:color w:val="222222"/>
+                <w:sz w:val="19"/>
+              </w:rPr>
+              <w:t xml:space="preserve">      end else begin    </w:t>
+            </w:r>
+          </w:p>
+          <w:p>
+            <w:pPr>
+              <w:spacing w:before="0" w:after="0" w:line="240" w:lineRule="auto"/>
+            </w:pPr>
+            <w:r>
+              <w:rPr>
+                <w:rFonts w:ascii="Consolas" w:hAnsi="Consolas"/>
+                <w:color w:val="222222"/>
+                <w:sz w:val="19"/>
+              </w:rPr>
+              <w:t xml:space="preserve">          if (axi_arready &amp;&amp; S_AXI_ARVALID &amp;&amp; ~axi_rvalid) begin</w:t>
+            </w:r>
+          </w:p>
+          <w:p>
+            <w:pPr>
+              <w:spacing w:before="0" w:after="0" w:line="240" w:lineRule="auto"/>
+            </w:pPr>
+            <w:r>
+              <w:rPr>
+                <w:rFonts w:ascii="Consolas" w:hAnsi="Consolas"/>
+                <w:color w:val="222222"/>
+                <w:sz w:val="19"/>
+              </w:rPr>
+              <w:t xml:space="preserve">              axi_rvalid &lt;= 1'b1;</w:t>
+            </w:r>
+          </w:p>
+          <w:p>
+            <w:pPr>
+              <w:spacing w:before="0" w:after="0" w:line="240" w:lineRule="auto"/>
+            </w:pPr>
+            <w:r>
+              <w:rPr>
+                <w:rFonts w:ascii="Consolas" w:hAnsi="Consolas"/>
+                <w:color w:val="222222"/>
+                <w:sz w:val="19"/>
+              </w:rPr>
+              <w:t xml:space="preserve">              axi_rresp  &lt;= 2'b0;</w:t>
+            </w:r>
+          </w:p>
+          <w:p>
+            <w:pPr>
+              <w:spacing w:before="0" w:after="0" w:line="240" w:lineRule="auto"/>
+            </w:pPr>
+            <w:r>
+              <w:rPr>
+                <w:rFonts w:ascii="Consolas" w:hAnsi="Consolas"/>
+                <w:color w:val="222222"/>
+                <w:sz w:val="19"/>
+              </w:rPr>
+              <w:t xml:space="preserve">          end else if (axi_rvalid &amp;&amp; S_AXI_RREADY) begin</w:t>
+            </w:r>
+          </w:p>
+          <w:p>
+            <w:pPr>
+              <w:spacing w:before="0" w:after="0" w:line="240" w:lineRule="auto"/>
+            </w:pPr>
+            <w:r>
+              <w:rPr>
+                <w:rFonts w:ascii="Consolas" w:hAnsi="Consolas"/>
+                <w:color w:val="222222"/>
+                <w:sz w:val="19"/>
+              </w:rPr>
+              <w:t xml:space="preserve">              axi_rvalid &lt;= 1'b0;</w:t>
+            </w:r>
+          </w:p>
+          <w:p>
+            <w:pPr>
+              <w:spacing w:before="0" w:after="0" w:line="240" w:lineRule="auto"/>
+            </w:pPr>
+            <w:r>
+              <w:rPr>
+                <w:rFonts w:ascii="Consolas" w:hAnsi="Consolas"/>
+                <w:color w:val="222222"/>
+                <w:sz w:val="19"/>
+              </w:rPr>
+              <w:t xml:space="preserve">          end</w:t>
+            </w:r>
+          </w:p>
+          <w:p>
+            <w:pPr>
+              <w:spacing w:before="0" w:after="0" w:line="240" w:lineRule="auto"/>
+            </w:pPr>
+            <w:r>
+              <w:rPr>
+                <w:rFonts w:ascii="Consolas" w:hAnsi="Consolas"/>
+                <w:color w:val="222222"/>
+                <w:sz w:val="19"/>
+              </w:rPr>
+              <w:t xml:space="preserve">      end</w:t>
+            </w:r>
+          </w:p>
+          <w:p>
+            <w:pPr>
+              <w:spacing w:before="0" w:after="0" w:line="240" w:lineRule="auto"/>
+            </w:pPr>
+            <w:r>
+              <w:rPr>
+                <w:rFonts w:ascii="Consolas" w:hAnsi="Consolas"/>
+                <w:color w:val="222222"/>
+                <w:sz w:val="19"/>
+              </w:rPr>
+              <w:t xml:space="preserve">    end</w:t>
+            </w:r>
+          </w:p>
+          <w:p>
+            <w:pPr>
+              <w:spacing w:before="0" w:after="0" w:line="240" w:lineRule="auto"/>
+            </w:pPr>
+            <w:r>
+              <w:rPr>
+                <w:rFonts w:ascii="Consolas" w:hAnsi="Consolas"/>
+                <w:color w:val="222222"/>
+                <w:sz w:val="19"/>
+              </w:rPr>
+            </w:r>
+          </w:p>
+          <w:p>
+            <w:pPr>
+              <w:spacing w:before="0" w:after="0" w:line="240" w:lineRule="auto"/>
+            </w:pPr>
+            <w:r>
+              <w:rPr>
+                <w:rFonts w:ascii="Consolas" w:hAnsi="Consolas"/>
+                <w:color w:val="222222"/>
+                <w:sz w:val="19"/>
+              </w:rPr>
+              <w:t xml:space="preserve">    // Instantiate Pipelined Sobel Core</w:t>
+            </w:r>
+          </w:p>
+          <w:p>
+            <w:pPr>
+              <w:spacing w:before="0" w:after="0" w:line="240" w:lineRule="auto"/>
+            </w:pPr>
+            <w:r>
+              <w:rPr>
+                <w:rFonts w:ascii="Consolas" w:hAnsi="Consolas"/>
+                <w:color w:val="222222"/>
+                <w:sz w:val="19"/>
+              </w:rPr>
+              <w:t xml:space="preserve">    wire [7:0] out_pixel;</w:t>
+            </w:r>
+          </w:p>
+          <w:p>
+            <w:pPr>
+              <w:spacing w:before="0" w:after="0" w:line="240" w:lineRule="auto"/>
+            </w:pPr>
+            <w:r>
+              <w:rPr>
+                <w:rFonts w:ascii="Consolas" w:hAnsi="Consolas"/>
+                <w:color w:val="222222"/>
+                <w:sz w:val="19"/>
+              </w:rPr>
+              <w:t xml:space="preserve">    </w:t>
+            </w:r>
+          </w:p>
+          <w:p>
+            <w:pPr>
+              <w:spacing w:before="0" w:after="0" w:line="240" w:lineRule="auto"/>
+            </w:pPr>
+            <w:r>
+              <w:rPr>
+                <w:rFonts w:ascii="Consolas" w:hAnsi="Consolas"/>
+                <w:color w:val="222222"/>
+                <w:sz w:val="19"/>
+              </w:rPr>
+              <w:t xml:space="preserve">    spatial_filter_core core_inst (</w:t>
+            </w:r>
+          </w:p>
+          <w:p>
+            <w:pPr>
+              <w:spacing w:before="0" w:after="0" w:line="240" w:lineRule="auto"/>
+            </w:pPr>
+            <w:r>
+              <w:rPr>
+                <w:rFonts w:ascii="Consolas" w:hAnsi="Consolas"/>
+                <w:color w:val="222222"/>
+                <w:sz w:val="19"/>
+              </w:rPr>
+              <w:t xml:space="preserve">        .clk(S_AXI_ACLK),</w:t>
+            </w:r>
+          </w:p>
+          <w:p>
+            <w:pPr>
+              <w:spacing w:before="0" w:after="0" w:line="240" w:lineRule="auto"/>
+            </w:pPr>
+            <w:r>
+              <w:rPr>
+                <w:rFonts w:ascii="Consolas" w:hAnsi="Consolas"/>
+                <w:color w:val="222222"/>
+                <w:sz w:val="19"/>
+              </w:rPr>
+              <w:t xml:space="preserve">        .rst_n(S_AXI_ARESETN),</w:t>
+            </w:r>
+          </w:p>
+          <w:p>
+            <w:pPr>
+              <w:spacing w:before="0" w:after="0" w:line="240" w:lineRule="auto"/>
+            </w:pPr>
+            <w:r>
+              <w:rPr>
+                <w:rFonts w:ascii="Consolas" w:hAnsi="Consolas"/>
+                <w:color w:val="222222"/>
+                <w:sz w:val="19"/>
+              </w:rPr>
+              <w:t xml:space="preserve">        .p00(slv_reg0[7:0]),</w:t>
+            </w:r>
+          </w:p>
+          <w:p>
+            <w:pPr>
+              <w:spacing w:before="0" w:after="0" w:line="240" w:lineRule="auto"/>
+            </w:pPr>
+            <w:r>
+              <w:rPr>
+                <w:rFonts w:ascii="Consolas" w:hAnsi="Consolas"/>
+                <w:color w:val="222222"/>
+                <w:sz w:val="19"/>
+              </w:rPr>
+              <w:t xml:space="preserve">        .p01(slv_reg0[15:8]),</w:t>
+            </w:r>
+          </w:p>
+          <w:p>
+            <w:pPr>
+              <w:spacing w:before="0" w:after="0" w:line="240" w:lineRule="auto"/>
+            </w:pPr>
+            <w:r>
+              <w:rPr>
+                <w:rFonts w:ascii="Consolas" w:hAnsi="Consolas"/>
+                <w:color w:val="222222"/>
+                <w:sz w:val="19"/>
+              </w:rPr>
+              <w:t xml:space="preserve">        .p02(slv_reg0[23:16]),</w:t>
+            </w:r>
+          </w:p>
+          <w:p>
+            <w:pPr>
+              <w:spacing w:before="0" w:after="0" w:line="240" w:lineRule="auto"/>
+            </w:pPr>
+            <w:r>
+              <w:rPr>
+                <w:rFonts w:ascii="Consolas" w:hAnsi="Consolas"/>
+                <w:color w:val="222222"/>
+                <w:sz w:val="19"/>
+              </w:rPr>
+              <w:t xml:space="preserve">        .p10(slv_reg1[7:0]),</w:t>
+            </w:r>
+          </w:p>
+          <w:p>
+            <w:pPr>
+              <w:spacing w:before="0" w:after="0" w:line="240" w:lineRule="auto"/>
+            </w:pPr>
+            <w:r>
+              <w:rPr>
+                <w:rFonts w:ascii="Consolas" w:hAnsi="Consolas"/>
+                <w:color w:val="222222"/>
+                <w:sz w:val="19"/>
+              </w:rPr>
+              <w:t xml:space="preserve">        .p11(slv_reg1[15:8]),</w:t>
+            </w:r>
+          </w:p>
+          <w:p>
+            <w:pPr>
+              <w:spacing w:before="0" w:after="0" w:line="240" w:lineRule="auto"/>
+            </w:pPr>
+            <w:r>
+              <w:rPr>
+                <w:rFonts w:ascii="Consolas" w:hAnsi="Consolas"/>
+                <w:color w:val="222222"/>
+                <w:sz w:val="19"/>
+              </w:rPr>
+              <w:t xml:space="preserve">        .p12(slv_reg1[23:16]),</w:t>
+            </w:r>
+          </w:p>
+          <w:p>
+            <w:pPr>
+              <w:spacing w:before="0" w:after="0" w:line="240" w:lineRule="auto"/>
+            </w:pPr>
+            <w:r>
+              <w:rPr>
+                <w:rFonts w:ascii="Consolas" w:hAnsi="Consolas"/>
+                <w:color w:val="222222"/>
+                <w:sz w:val="19"/>
+              </w:rPr>
+              <w:t xml:space="preserve">        .p20(slv_reg2[7:0]),</w:t>
+            </w:r>
+          </w:p>
+          <w:p>
+            <w:pPr>
+              <w:spacing w:before="0" w:after="0" w:line="240" w:lineRule="auto"/>
+            </w:pPr>
+            <w:r>
+              <w:rPr>
+                <w:rFonts w:ascii="Consolas" w:hAnsi="Consolas"/>
+                <w:color w:val="222222"/>
+                <w:sz w:val="19"/>
+              </w:rPr>
+              <w:t xml:space="preserve">        .p21(slv_reg2[15:8]),</w:t>
+            </w:r>
+          </w:p>
+          <w:p>
+            <w:pPr>
+              <w:spacing w:before="0" w:after="0" w:line="240" w:lineRule="auto"/>
+            </w:pPr>
+            <w:r>
+              <w:rPr>
+                <w:rFonts w:ascii="Consolas" w:hAnsi="Consolas"/>
+                <w:color w:val="222222"/>
+                <w:sz w:val="19"/>
+              </w:rPr>
+              <w:t xml:space="preserve">        .p22(slv_reg2[23:16]),</w:t>
+            </w:r>
+          </w:p>
+          <w:p>
+            <w:pPr>
+              <w:spacing w:before="0" w:after="0" w:line="240" w:lineRule="auto"/>
+            </w:pPr>
+            <w:r>
+              <w:rPr>
+                <w:rFonts w:ascii="Consolas" w:hAnsi="Consolas"/>
+                <w:color w:val="222222"/>
+                <w:sz w:val="19"/>
+              </w:rPr>
+              <w:t xml:space="preserve">        .out_pixel(out_pixel)</w:t>
+            </w:r>
+          </w:p>
+          <w:p>
+            <w:pPr>
+              <w:spacing w:before="0" w:after="0" w:line="240" w:lineRule="auto"/>
+            </w:pPr>
+            <w:r>
+              <w:rPr>
+                <w:rFonts w:ascii="Consolas" w:hAnsi="Consolas"/>
+                <w:color w:val="222222"/>
+                <w:sz w:val="19"/>
+              </w:rPr>
+              <w:t xml:space="preserve">    );</w:t>
+            </w:r>
+          </w:p>
+          <w:p>
+            <w:pPr>
+              <w:spacing w:before="0" w:after="0" w:line="240" w:lineRule="auto"/>
+            </w:pPr>
+            <w:r>
+              <w:rPr>
+                <w:rFonts w:ascii="Consolas" w:hAnsi="Consolas"/>
+                <w:color w:val="222222"/>
+                <w:sz w:val="19"/>
+              </w:rPr>
+            </w:r>
+          </w:p>
+          <w:p>
+            <w:pPr>
+              <w:spacing w:before="0" w:after="0" w:line="240" w:lineRule="auto"/>
+            </w:pPr>
+            <w:r>
+              <w:rPr>
+                <w:rFonts w:ascii="Consolas" w:hAnsi="Consolas"/>
+                <w:color w:val="222222"/>
+                <w:sz w:val="19"/>
+              </w:rPr>
+              <w:t xml:space="preserve">    wire [C_S_AXI_DATA_WIDTH-1:0] reg_data_out;</w:t>
+            </w:r>
+          </w:p>
+          <w:p>
+            <w:pPr>
+              <w:spacing w:before="0" w:after="0" w:line="240" w:lineRule="auto"/>
+            </w:pPr>
+            <w:r>
+              <w:rPr>
+                <w:rFonts w:ascii="Consolas" w:hAnsi="Consolas"/>
+                <w:color w:val="222222"/>
+                <w:sz w:val="19"/>
+              </w:rPr>
+              <w:t xml:space="preserve">    </w:t>
+            </w:r>
+          </w:p>
+          <w:p>
+            <w:pPr>
+              <w:spacing w:before="0" w:after="0" w:line="240" w:lineRule="auto"/>
+            </w:pPr>
+            <w:r>
+              <w:rPr>
+                <w:rFonts w:ascii="Consolas" w:hAnsi="Consolas"/>
+                <w:color w:val="222222"/>
+                <w:sz w:val="19"/>
+              </w:rPr>
+              <w:t xml:space="preserve">    assign reg_data_out = (axi_araddr[ADDR_LSB+OPT_MEM_ADDR_BITS:ADDR_LSB] == 2'h0) ? slv_reg0 :</w:t>
+            </w:r>
+          </w:p>
+          <w:p>
+            <w:pPr>
+              <w:spacing w:before="0" w:after="0" w:line="240" w:lineRule="auto"/>
+            </w:pPr>
+            <w:r>
+              <w:rPr>
+                <w:rFonts w:ascii="Consolas" w:hAnsi="Consolas"/>
+                <w:color w:val="222222"/>
+                <w:sz w:val="19"/>
+              </w:rPr>
+              <w:t xml:space="preserve">                          (axi_araddr[ADDR_LSB+OPT_MEM_ADDR_BITS:ADDR_LSB] == 2'h1) ? slv_reg1 :</w:t>
+            </w:r>
+          </w:p>
+          <w:p>
+            <w:pPr>
+              <w:spacing w:before="0" w:after="0" w:line="240" w:lineRule="auto"/>
+            </w:pPr>
+            <w:r>
+              <w:rPr>
+                <w:rFonts w:ascii="Consolas" w:hAnsi="Consolas"/>
+                <w:color w:val="222222"/>
+                <w:sz w:val="19"/>
+              </w:rPr>
+              <w:t xml:space="preserve">                          (axi_araddr[ADDR_LSB+OPT_MEM_ADDR_BITS:ADDR_LSB] == 2'h2) ? slv_reg2 :</w:t>
+            </w:r>
+          </w:p>
+          <w:p>
+            <w:pPr>
+              <w:spacing w:before="0" w:after="0" w:line="240" w:lineRule="auto"/>
+            </w:pPr>
+            <w:r>
+              <w:rPr>
+                <w:rFonts w:ascii="Consolas" w:hAnsi="Consolas"/>
+                <w:color w:val="222222"/>
+                <w:sz w:val="19"/>
+              </w:rPr>
+              <w:t xml:space="preserve">                          (axi_araddr[ADDR_LSB+OPT_MEM_ADDR_BITS:ADDR_LSB] == 2'h3) ? {24'h000000, out_pixel} :</w:t>
+            </w:r>
+          </w:p>
+          <w:p>
+            <w:pPr>
+              <w:spacing w:before="0" w:after="0" w:line="240" w:lineRule="auto"/>
+            </w:pPr>
+            <w:r>
+              <w:rPr>
+                <w:rFonts w:ascii="Consolas" w:hAnsi="Consolas"/>
+                <w:color w:val="222222"/>
+                <w:sz w:val="19"/>
+              </w:rPr>
+              <w:t xml:space="preserve">                          32'h00000000;</w:t>
+            </w:r>
+          </w:p>
+          <w:p>
+            <w:pPr>
+              <w:spacing w:before="0" w:after="0" w:line="240" w:lineRule="auto"/>
+            </w:pPr>
+            <w:r>
+              <w:rPr>
+                <w:rFonts w:ascii="Consolas" w:hAnsi="Consolas"/>
+                <w:color w:val="222222"/>
+                <w:sz w:val="19"/>
+              </w:rPr>
+            </w:r>
+          </w:p>
+          <w:p>
+            <w:pPr>
+              <w:spacing w:before="0" w:after="0" w:line="240" w:lineRule="auto"/>
+            </w:pPr>
+            <w:r>
+              <w:rPr>
+                <w:rFonts w:ascii="Consolas" w:hAnsi="Consolas"/>
+                <w:color w:val="222222"/>
+                <w:sz w:val="19"/>
+              </w:rPr>
+              <w:t xml:space="preserve">    always @( posedge S_AXI_ACLK ) begin</w:t>
+            </w:r>
+          </w:p>
+          <w:p>
+            <w:pPr>
+              <w:spacing w:before="0" w:after="0" w:line="240" w:lineRule="auto"/>
+            </w:pPr>
+            <w:r>
+              <w:rPr>
+                <w:rFonts w:ascii="Consolas" w:hAnsi="Consolas"/>
+                <w:color w:val="222222"/>
+                <w:sz w:val="19"/>
+              </w:rPr>
+              <w:t xml:space="preserve">      if ( S_AXI_ARESETN == 1'b0 ) begin</w:t>
+            </w:r>
+          </w:p>
+          <w:p>
+            <w:pPr>
+              <w:spacing w:before="0" w:after="0" w:line="240" w:lineRule="auto"/>
+            </w:pPr>
+            <w:r>
+              <w:rPr>
+                <w:rFonts w:ascii="Consolas" w:hAnsi="Consolas"/>
+                <w:color w:val="222222"/>
+                <w:sz w:val="19"/>
+              </w:rPr>
+              <w:t xml:space="preserve">          axi_rdata  &lt;= 32'h0;</w:t>
+            </w:r>
+          </w:p>
+          <w:p>
+            <w:pPr>
+              <w:spacing w:before="0" w:after="0" w:line="240" w:lineRule="auto"/>
+            </w:pPr>
+            <w:r>
+              <w:rPr>
+                <w:rFonts w:ascii="Consolas" w:hAnsi="Consolas"/>
+                <w:color w:val="222222"/>
+                <w:sz w:val="19"/>
+              </w:rPr>
+              <w:t xml:space="preserve">      end else begin    </w:t>
+            </w:r>
+          </w:p>
+          <w:p>
+            <w:pPr>
+              <w:spacing w:before="0" w:after="0" w:line="240" w:lineRule="auto"/>
+            </w:pPr>
+            <w:r>
+              <w:rPr>
+                <w:rFonts w:ascii="Consolas" w:hAnsi="Consolas"/>
+                <w:color w:val="222222"/>
+                <w:sz w:val="19"/>
+              </w:rPr>
+              <w:t xml:space="preserve">          if (axi_arready &amp;&amp; S_AXI_ARVALID &amp;&amp; ~axi_rvalid) begin</w:t>
+            </w:r>
+          </w:p>
+          <w:p>
+            <w:pPr>
+              <w:spacing w:before="0" w:after="0" w:line="240" w:lineRule="auto"/>
+            </w:pPr>
+            <w:r>
+              <w:rPr>
+                <w:rFonts w:ascii="Consolas" w:hAnsi="Consolas"/>
+                <w:color w:val="222222"/>
+                <w:sz w:val="19"/>
+              </w:rPr>
+              <w:t xml:space="preserve">              axi_rdata &lt;= reg_data_out;</w:t>
+            </w:r>
+          </w:p>
+          <w:p>
+            <w:pPr>
+              <w:spacing w:before="0" w:after="0" w:line="240" w:lineRule="auto"/>
+            </w:pPr>
+            <w:r>
+              <w:rPr>
+                <w:rFonts w:ascii="Consolas" w:hAnsi="Consolas"/>
+                <w:color w:val="222222"/>
+                <w:sz w:val="19"/>
+              </w:rPr>
+              <w:t xml:space="preserve">          end   </w:t>
+            </w:r>
+          </w:p>
+          <w:p>
+            <w:pPr>
+              <w:spacing w:before="0" w:after="0" w:line="240" w:lineRule="auto"/>
+            </w:pPr>
+            <w:r>
+              <w:rPr>
+                <w:rFonts w:ascii="Consolas" w:hAnsi="Consolas"/>
+                <w:color w:val="222222"/>
+                <w:sz w:val="19"/>
+              </w:rPr>
+              <w:t xml:space="preserve">      end</w:t>
+            </w:r>
+          </w:p>
+          <w:p>
+            <w:pPr>
+              <w:spacing w:before="0" w:after="0" w:line="240" w:lineRule="auto"/>
+            </w:pPr>
+            <w:r>
+              <w:rPr>
+                <w:rFonts w:ascii="Consolas" w:hAnsi="Consolas"/>
+                <w:color w:val="222222"/>
+                <w:sz w:val="19"/>
+              </w:rPr>
+              <w:t xml:space="preserve">    end</w:t>
+            </w:r>
+          </w:p>
+          <w:p>
+            <w:pPr>
+              <w:spacing w:before="0" w:after="0" w:line="240" w:lineRule="auto"/>
+            </w:pPr>
+            <w:r>
+              <w:rPr>
+                <w:rFonts w:ascii="Consolas" w:hAnsi="Consolas"/>
+                <w:color w:val="222222"/>
+                <w:sz w:val="19"/>
+              </w:rPr>
+            </w:r>
+          </w:p>
+          <w:p>
+            <w:pPr>
+              <w:spacing w:before="0" w:after="0" w:line="240" w:lineRule="auto"/>
+            </w:pPr>
+            <w:r>
+              <w:rPr>
+                <w:rFonts w:ascii="Consolas" w:hAnsi="Consolas"/>
+                <w:color w:val="222222"/>
+                <w:sz w:val="19"/>
+              </w:rPr>
+              <w:t>endmodule</w:t>
+            </w:r>
+          </w:p>
+        </w:tc>
+      </w:tr>
+    </w:tbl>
+    <w:p>
+      <w:pPr>
+        <w:spacing w:after="120"/>
+      </w:pPr>
+    </w:p>
+    <w:p>
+      <w:pPr>
+        <w:keepNext/>
+        <w:spacing w:before="280" w:after="80"/>
+      </w:pPr>
+      <w:r>
+        <w:rPr>
+          <w:b/>
+          <w:sz w:val="24"/>
+        </w:rPr>
+        <w:t>8.3 Simulation Testbench (`tb_spatial_filter.v`)</w:t>
+      </w:r>
+    </w:p>
+    <w:tbl>
+      <w:tblPr>
+        <w:tblW w:type="auto" w:w="0"/>
+        <w:jc w:val="center"/>
+        <w:tblLook w:firstColumn="1" w:firstRow="1" w:lastColumn="0" w:lastRow="0" w:noHBand="0" w:noVBand="1" w:val="04A0"/>
+      </w:tblPr>
+      <w:tblGrid>
+        <w:gridCol w:w="9360"/>
+      </w:tblGrid>
+      <w:tr>
+        <w:trPr>
+          <w:cantSplit/>
+        </w:trPr>
+        <w:tc>
+          <w:tcPr>
+            <w:tcW w:type="dxa" w:w="9360"/>
+            <w:shd w:fill="F0F0F0"/>
+            <w:tcMar>
+              <w:top w:w="140" w:type="dxa"/>
+              <w:bottom w:w="140" w:type="dxa"/>
+              <w:left w:w="200" w:type="dxa"/>
+              <w:right w:w="200" w:type="dxa"/>
+            </w:tcMar>
+            <w:tcBorders>
+              <w:top w:val="single" w:sz="4" w:space="0" w:color="CCCCCC"/>
+              <w:left w:val="single" w:sz="12" w:space="0" w:color="000000"/>
+              <w:bottom w:val="single" w:sz="4" w:space="0" w:color="CCCCCC"/>
+              <w:right w:val="single" w:sz="4" w:space="0" w:color="CCCCCC"/>
+            </w:tcBorders>
+          </w:tcPr>
+          <w:p>
+            <w:pPr>
+              <w:spacing w:before="0" w:after="0" w:line="240" w:lineRule="auto"/>
+            </w:pPr>
+            <w:r>
+              <w:rPr>
+                <w:rFonts w:ascii="Consolas" w:hAnsi="Consolas"/>
+                <w:color w:val="222222"/>
+                <w:sz w:val="19"/>
+              </w:rPr>
+              <w:t>`timescale 1ns / 1ps</w:t>
+            </w:r>
+          </w:p>
+          <w:p>
+            <w:pPr>
+              <w:spacing w:before="0" w:after="0" w:line="240" w:lineRule="auto"/>
+            </w:pPr>
+            <w:r>
+              <w:rPr>
+                <w:rFonts w:ascii="Consolas" w:hAnsi="Consolas"/>
+                <w:color w:val="222222"/>
+                <w:sz w:val="19"/>
+              </w:rPr>
+              <w:t>//////////////////////////////////////////////////////////////////////////////////</w:t>
+            </w:r>
+          </w:p>
+          <w:p>
+            <w:pPr>
+              <w:spacing w:before="0" w:after="0" w:line="240" w:lineRule="auto"/>
+            </w:pPr>
+            <w:r>
+              <w:rPr>
+                <w:rFonts w:ascii="Consolas" w:hAnsi="Consolas"/>
+                <w:color w:val="222222"/>
+                <w:sz w:val="19"/>
+              </w:rPr>
+              <w:t>// Module Name: tb_spatial_filter</w:t>
+            </w:r>
+          </w:p>
+          <w:p>
+            <w:pPr>
+              <w:spacing w:before="0" w:after="0" w:line="240" w:lineRule="auto"/>
+            </w:pPr>
+            <w:r>
+              <w:rPr>
+                <w:rFonts w:ascii="Consolas" w:hAnsi="Consolas"/>
+                <w:color w:val="222222"/>
+                <w:sz w:val="19"/>
+              </w:rPr>
+              <w:t>// Description:</w:t>
+            </w:r>
+          </w:p>
+          <w:p>
+            <w:pPr>
+              <w:spacing w:before="0" w:after="0" w:line="240" w:lineRule="auto"/>
+            </w:pPr>
+            <w:r>
+              <w:rPr>
+                <w:rFonts w:ascii="Consolas" w:hAnsi="Consolas"/>
+                <w:color w:val="222222"/>
+                <w:sz w:val="19"/>
+              </w:rPr>
+              <w:t xml:space="preserve">//   An updated testbench to simulate and verify the 4-stage pipelined </w:t>
+            </w:r>
+          </w:p>
+          <w:p>
+            <w:pPr>
+              <w:spacing w:before="0" w:after="0" w:line="240" w:lineRule="auto"/>
+            </w:pPr>
+            <w:r>
+              <w:rPr>
+                <w:rFonts w:ascii="Consolas" w:hAnsi="Consolas"/>
+                <w:color w:val="222222"/>
+                <w:sz w:val="19"/>
+              </w:rPr>
+              <w:t xml:space="preserve">//   spatial_filter_core. Generates clock/reset signals and accounts for </w:t>
+            </w:r>
+          </w:p>
+          <w:p>
+            <w:pPr>
+              <w:spacing w:before="0" w:after="0" w:line="240" w:lineRule="auto"/>
+            </w:pPr>
+            <w:r>
+              <w:rPr>
+                <w:rFonts w:ascii="Consolas" w:hAnsi="Consolas"/>
+                <w:color w:val="222222"/>
+                <w:sz w:val="19"/>
+              </w:rPr>
+              <w:t>//   the 4-cycle pipeline propagation delay.</w:t>
+            </w:r>
+          </w:p>
+          <w:p>
+            <w:pPr>
+              <w:spacing w:before="0" w:after="0" w:line="240" w:lineRule="auto"/>
+            </w:pPr>
+            <w:r>
+              <w:rPr>
+                <w:rFonts w:ascii="Consolas" w:hAnsi="Consolas"/>
+                <w:color w:val="222222"/>
+                <w:sz w:val="19"/>
+              </w:rPr>
+              <w:t>//////////////////////////////////////////////////////////////////////////////////</w:t>
+            </w:r>
+          </w:p>
+          <w:p>
+            <w:pPr>
+              <w:spacing w:before="0" w:after="0" w:line="240" w:lineRule="auto"/>
+            </w:pPr>
+            <w:r>
+              <w:rPr>
+                <w:rFonts w:ascii="Consolas" w:hAnsi="Consolas"/>
+                <w:color w:val="222222"/>
+                <w:sz w:val="19"/>
+              </w:rPr>
+            </w:r>
+          </w:p>
+          <w:p>
+            <w:pPr>
+              <w:spacing w:before="0" w:after="0" w:line="240" w:lineRule="auto"/>
+            </w:pPr>
+            <w:r>
+              <w:rPr>
+                <w:rFonts w:ascii="Consolas" w:hAnsi="Consolas"/>
+                <w:color w:val="222222"/>
+                <w:sz w:val="19"/>
+              </w:rPr>
+              <w:t>module tb_spatial_filter;</w:t>
+            </w:r>
+          </w:p>
+          <w:p>
+            <w:pPr>
+              <w:spacing w:before="0" w:after="0" w:line="240" w:lineRule="auto"/>
+            </w:pPr>
+            <w:r>
+              <w:rPr>
+                <w:rFonts w:ascii="Consolas" w:hAnsi="Consolas"/>
+                <w:color w:val="222222"/>
+                <w:sz w:val="19"/>
+              </w:rPr>
+            </w:r>
+          </w:p>
+          <w:p>
+            <w:pPr>
+              <w:spacing w:before="0" w:after="0" w:line="240" w:lineRule="auto"/>
+            </w:pPr>
+            <w:r>
+              <w:rPr>
+                <w:rFonts w:ascii="Consolas" w:hAnsi="Consolas"/>
+                <w:color w:val="222222"/>
+                <w:sz w:val="19"/>
+              </w:rPr>
+              <w:t xml:space="preserve">    // Clock and Reset signals</w:t>
+            </w:r>
+          </w:p>
+          <w:p>
+            <w:pPr>
+              <w:spacing w:before="0" w:after="0" w:line="240" w:lineRule="auto"/>
+            </w:pPr>
+            <w:r>
+              <w:rPr>
+                <w:rFonts w:ascii="Consolas" w:hAnsi="Consolas"/>
+                <w:color w:val="222222"/>
+                <w:sz w:val="19"/>
+              </w:rPr>
+              <w:t xml:space="preserve">    reg clk;</w:t>
+            </w:r>
+          </w:p>
+          <w:p>
+            <w:pPr>
+              <w:spacing w:before="0" w:after="0" w:line="240" w:lineRule="auto"/>
+            </w:pPr>
+            <w:r>
+              <w:rPr>
+                <w:rFonts w:ascii="Consolas" w:hAnsi="Consolas"/>
+                <w:color w:val="222222"/>
+                <w:sz w:val="19"/>
+              </w:rPr>
+              <w:t xml:space="preserve">    reg rst_n;</w:t>
+            </w:r>
+          </w:p>
+          <w:p>
+            <w:pPr>
+              <w:spacing w:before="0" w:after="0" w:line="240" w:lineRule="auto"/>
+            </w:pPr>
+            <w:r>
+              <w:rPr>
+                <w:rFonts w:ascii="Consolas" w:hAnsi="Consolas"/>
+                <w:color w:val="222222"/>
+                <w:sz w:val="19"/>
+              </w:rPr>
+            </w:r>
+          </w:p>
+          <w:p>
+            <w:pPr>
+              <w:spacing w:before="0" w:after="0" w:line="240" w:lineRule="auto"/>
+            </w:pPr>
+            <w:r>
+              <w:rPr>
+                <w:rFonts w:ascii="Consolas" w:hAnsi="Consolas"/>
+                <w:color w:val="222222"/>
+                <w:sz w:val="19"/>
+              </w:rPr>
+              <w:t xml:space="preserve">    // Inputs</w:t>
+            </w:r>
+          </w:p>
+          <w:p>
+            <w:pPr>
+              <w:spacing w:before="0" w:after="0" w:line="240" w:lineRule="auto"/>
+            </w:pPr>
+            <w:r>
+              <w:rPr>
+                <w:rFonts w:ascii="Consolas" w:hAnsi="Consolas"/>
+                <w:color w:val="222222"/>
+                <w:sz w:val="19"/>
+              </w:rPr>
+              <w:t xml:space="preserve">    reg [7:0] p00, p01, p02;</w:t>
+            </w:r>
+          </w:p>
+          <w:p>
+            <w:pPr>
+              <w:spacing w:before="0" w:after="0" w:line="240" w:lineRule="auto"/>
+            </w:pPr>
+            <w:r>
+              <w:rPr>
+                <w:rFonts w:ascii="Consolas" w:hAnsi="Consolas"/>
+                <w:color w:val="222222"/>
+                <w:sz w:val="19"/>
+              </w:rPr>
+              <w:t xml:space="preserve">    reg [7:0] p10, p11, p12;</w:t>
+            </w:r>
+          </w:p>
+          <w:p>
+            <w:pPr>
+              <w:spacing w:before="0" w:after="0" w:line="240" w:lineRule="auto"/>
+            </w:pPr>
+            <w:r>
+              <w:rPr>
+                <w:rFonts w:ascii="Consolas" w:hAnsi="Consolas"/>
+                <w:color w:val="222222"/>
+                <w:sz w:val="19"/>
+              </w:rPr>
+              <w:t xml:space="preserve">    reg [7:0] p20, p21, p22;</w:t>
+            </w:r>
+          </w:p>
+          <w:p>
+            <w:pPr>
+              <w:spacing w:before="0" w:after="0" w:line="240" w:lineRule="auto"/>
+            </w:pPr>
+            <w:r>
+              <w:rPr>
+                <w:rFonts w:ascii="Consolas" w:hAnsi="Consolas"/>
+                <w:color w:val="222222"/>
+                <w:sz w:val="19"/>
+              </w:rPr>
+            </w:r>
+          </w:p>
+          <w:p>
+            <w:pPr>
+              <w:spacing w:before="0" w:after="0" w:line="240" w:lineRule="auto"/>
+            </w:pPr>
+            <w:r>
+              <w:rPr>
+                <w:rFonts w:ascii="Consolas" w:hAnsi="Consolas"/>
+                <w:color w:val="222222"/>
+                <w:sz w:val="19"/>
+              </w:rPr>
+              <w:t xml:space="preserve">    // Outputs</w:t>
+            </w:r>
+          </w:p>
+          <w:p>
+            <w:pPr>
+              <w:spacing w:before="0" w:after="0" w:line="240" w:lineRule="auto"/>
+            </w:pPr>
+            <w:r>
+              <w:rPr>
+                <w:rFonts w:ascii="Consolas" w:hAnsi="Consolas"/>
+                <w:color w:val="222222"/>
+                <w:sz w:val="19"/>
+              </w:rPr>
+              <w:t xml:space="preserve">    wire [7:0] out_pixel;</w:t>
+            </w:r>
+          </w:p>
+          <w:p>
+            <w:pPr>
+              <w:spacing w:before="0" w:after="0" w:line="240" w:lineRule="auto"/>
+            </w:pPr>
+            <w:r>
+              <w:rPr>
+                <w:rFonts w:ascii="Consolas" w:hAnsi="Consolas"/>
+                <w:color w:val="222222"/>
+                <w:sz w:val="19"/>
+              </w:rPr>
+            </w:r>
+          </w:p>
+          <w:p>
+            <w:pPr>
+              <w:spacing w:before="0" w:after="0" w:line="240" w:lineRule="auto"/>
+            </w:pPr>
+            <w:r>
+              <w:rPr>
+                <w:rFonts w:ascii="Consolas" w:hAnsi="Consolas"/>
+                <w:color w:val="222222"/>
+                <w:sz w:val="19"/>
+              </w:rPr>
+              <w:t xml:space="preserve">    // Instantiate the Unit Under Test (UUT)</w:t>
+            </w:r>
+          </w:p>
+          <w:p>
+            <w:pPr>
+              <w:spacing w:before="0" w:after="0" w:line="240" w:lineRule="auto"/>
+            </w:pPr>
+            <w:r>
+              <w:rPr>
+                <w:rFonts w:ascii="Consolas" w:hAnsi="Consolas"/>
+                <w:color w:val="222222"/>
+                <w:sz w:val="19"/>
+              </w:rPr>
+              <w:t xml:space="preserve">    spatial_filter_core uut (</w:t>
+            </w:r>
+          </w:p>
+          <w:p>
+            <w:pPr>
+              <w:spacing w:before="0" w:after="0" w:line="240" w:lineRule="auto"/>
+            </w:pPr>
+            <w:r>
+              <w:rPr>
+                <w:rFonts w:ascii="Consolas" w:hAnsi="Consolas"/>
+                <w:color w:val="222222"/>
+                <w:sz w:val="19"/>
+              </w:rPr>
+              <w:t xml:space="preserve">        .clk(clk),</w:t>
+            </w:r>
+          </w:p>
+          <w:p>
+            <w:pPr>
+              <w:spacing w:before="0" w:after="0" w:line="240" w:lineRule="auto"/>
+            </w:pPr>
+            <w:r>
+              <w:rPr>
+                <w:rFonts w:ascii="Consolas" w:hAnsi="Consolas"/>
+                <w:color w:val="222222"/>
+                <w:sz w:val="19"/>
+              </w:rPr>
+              <w:t xml:space="preserve">        .rst_n(rst_n),</w:t>
+            </w:r>
+          </w:p>
+          <w:p>
+            <w:pPr>
+              <w:spacing w:before="0" w:after="0" w:line="240" w:lineRule="auto"/>
+            </w:pPr>
+            <w:r>
+              <w:rPr>
+                <w:rFonts w:ascii="Consolas" w:hAnsi="Consolas"/>
+                <w:color w:val="222222"/>
+                <w:sz w:val="19"/>
+              </w:rPr>
+              <w:t xml:space="preserve">        .p00(p00), .p01(p01), .p02(p02),</w:t>
+            </w:r>
+          </w:p>
+          <w:p>
+            <w:pPr>
+              <w:spacing w:before="0" w:after="0" w:line="240" w:lineRule="auto"/>
+            </w:pPr>
+            <w:r>
+              <w:rPr>
+                <w:rFonts w:ascii="Consolas" w:hAnsi="Consolas"/>
+                <w:color w:val="222222"/>
+                <w:sz w:val="19"/>
+              </w:rPr>
+              <w:t xml:space="preserve">        .p10(p10), .p11(p11), .p12(p12),</w:t>
+            </w:r>
+          </w:p>
+          <w:p>
+            <w:pPr>
+              <w:spacing w:before="0" w:after="0" w:line="240" w:lineRule="auto"/>
+            </w:pPr>
+            <w:r>
+              <w:rPr>
+                <w:rFonts w:ascii="Consolas" w:hAnsi="Consolas"/>
+                <w:color w:val="222222"/>
+                <w:sz w:val="19"/>
+              </w:rPr>
+              <w:t xml:space="preserve">        .p20(p20), .p21(p21), .p22(p22),</w:t>
+            </w:r>
+          </w:p>
+          <w:p>
+            <w:pPr>
+              <w:spacing w:before="0" w:after="0" w:line="240" w:lineRule="auto"/>
+            </w:pPr>
+            <w:r>
+              <w:rPr>
+                <w:rFonts w:ascii="Consolas" w:hAnsi="Consolas"/>
+                <w:color w:val="222222"/>
+                <w:sz w:val="19"/>
+              </w:rPr>
+              <w:t xml:space="preserve">        .out_pixel(out_pixel)</w:t>
+            </w:r>
+          </w:p>
+          <w:p>
+            <w:pPr>
+              <w:spacing w:before="0" w:after="0" w:line="240" w:lineRule="auto"/>
+            </w:pPr>
+            <w:r>
+              <w:rPr>
+                <w:rFonts w:ascii="Consolas" w:hAnsi="Consolas"/>
+                <w:color w:val="222222"/>
+                <w:sz w:val="19"/>
+              </w:rPr>
+              <w:t xml:space="preserve">    );</w:t>
+            </w:r>
+          </w:p>
+          <w:p>
+            <w:pPr>
+              <w:spacing w:before="0" w:after="0" w:line="240" w:lineRule="auto"/>
+            </w:pPr>
+            <w:r>
+              <w:rPr>
+                <w:rFonts w:ascii="Consolas" w:hAnsi="Consolas"/>
+                <w:color w:val="222222"/>
+                <w:sz w:val="19"/>
+              </w:rPr>
+            </w:r>
+          </w:p>
+          <w:p>
+            <w:pPr>
+              <w:spacing w:before="0" w:after="0" w:line="240" w:lineRule="auto"/>
+            </w:pPr>
+            <w:r>
+              <w:rPr>
+                <w:rFonts w:ascii="Consolas" w:hAnsi="Consolas"/>
+                <w:color w:val="222222"/>
+                <w:sz w:val="19"/>
+              </w:rPr>
+              <w:t xml:space="preserve">    // Clock Generation: 100 MHz clock (10 ns period)</w:t>
+            </w:r>
+          </w:p>
+          <w:p>
+            <w:pPr>
+              <w:spacing w:before="0" w:after="0" w:line="240" w:lineRule="auto"/>
+            </w:pPr>
+            <w:r>
+              <w:rPr>
+                <w:rFonts w:ascii="Consolas" w:hAnsi="Consolas"/>
+                <w:color w:val="222222"/>
+                <w:sz w:val="19"/>
+              </w:rPr>
+              <w:t xml:space="preserve">    always #5 clk = ~clk;</w:t>
+            </w:r>
+          </w:p>
+          <w:p>
+            <w:pPr>
+              <w:spacing w:before="0" w:after="0" w:line="240" w:lineRule="auto"/>
+            </w:pPr>
+            <w:r>
+              <w:rPr>
+                <w:rFonts w:ascii="Consolas" w:hAnsi="Consolas"/>
+                <w:color w:val="222222"/>
+                <w:sz w:val="19"/>
+              </w:rPr>
+            </w:r>
+          </w:p>
+          <w:p>
+            <w:pPr>
+              <w:spacing w:before="0" w:after="0" w:line="240" w:lineRule="auto"/>
+            </w:pPr>
+            <w:r>
+              <w:rPr>
+                <w:rFonts w:ascii="Consolas" w:hAnsi="Consolas"/>
+                <w:color w:val="222222"/>
+                <w:sz w:val="19"/>
+              </w:rPr>
+              <w:t xml:space="preserve">    // Helper task to apply inputs, wait for pipeline latency, and display results</w:t>
+            </w:r>
+          </w:p>
+          <w:p>
+            <w:pPr>
+              <w:spacing w:before="0" w:after="0" w:line="240" w:lineRule="auto"/>
+            </w:pPr>
+            <w:r>
+              <w:rPr>
+                <w:rFonts w:ascii="Consolas" w:hAnsi="Consolas"/>
+                <w:color w:val="222222"/>
+                <w:sz w:val="19"/>
+              </w:rPr>
+              <w:t xml:space="preserve">    task check_case(</w:t>
+            </w:r>
+          </w:p>
+          <w:p>
+            <w:pPr>
+              <w:spacing w:before="0" w:after="0" w:line="240" w:lineRule="auto"/>
+            </w:pPr>
+            <w:r>
+              <w:rPr>
+                <w:rFonts w:ascii="Consolas" w:hAnsi="Consolas"/>
+                <w:color w:val="222222"/>
+                <w:sz w:val="19"/>
+              </w:rPr>
+              <w:t xml:space="preserve">        input [7:0] val00, input [7:0] val01, input [7:0] val02,</w:t>
+            </w:r>
+          </w:p>
+          <w:p>
+            <w:pPr>
+              <w:spacing w:before="0" w:after="0" w:line="240" w:lineRule="auto"/>
+            </w:pPr>
+            <w:r>
+              <w:rPr>
+                <w:rFonts w:ascii="Consolas" w:hAnsi="Consolas"/>
+                <w:color w:val="222222"/>
+                <w:sz w:val="19"/>
+              </w:rPr>
+              <w:t xml:space="preserve">        input [7:0] val10, input [7:0] val11, input [7:0] val12,</w:t>
+            </w:r>
+          </w:p>
+          <w:p>
+            <w:pPr>
+              <w:spacing w:before="0" w:after="0" w:line="240" w:lineRule="auto"/>
+            </w:pPr>
+            <w:r>
+              <w:rPr>
+                <w:rFonts w:ascii="Consolas" w:hAnsi="Consolas"/>
+                <w:color w:val="222222"/>
+                <w:sz w:val="19"/>
+              </w:rPr>
+              <w:t xml:space="preserve">        input [7:0] val20, input [7:0] val21, input [7:0] val22,</w:t>
+            </w:r>
+          </w:p>
+          <w:p>
+            <w:pPr>
+              <w:spacing w:before="0" w:after="0" w:line="240" w:lineRule="auto"/>
+            </w:pPr>
+            <w:r>
+              <w:rPr>
+                <w:rFonts w:ascii="Consolas" w:hAnsi="Consolas"/>
+                <w:color w:val="222222"/>
+                <w:sz w:val="19"/>
+              </w:rPr>
+              <w:t xml:space="preserve">        input [80*8:1] label</w:t>
+            </w:r>
+          </w:p>
+          <w:p>
+            <w:pPr>
+              <w:spacing w:before="0" w:after="0" w:line="240" w:lineRule="auto"/>
+            </w:pPr>
+            <w:r>
+              <w:rPr>
+                <w:rFonts w:ascii="Consolas" w:hAnsi="Consolas"/>
+                <w:color w:val="222222"/>
+                <w:sz w:val="19"/>
+              </w:rPr>
+              <w:t xml:space="preserve">    );</w:t>
+            </w:r>
+          </w:p>
+          <w:p>
+            <w:pPr>
+              <w:spacing w:before="0" w:after="0" w:line="240" w:lineRule="auto"/>
+            </w:pPr>
+            <w:r>
+              <w:rPr>
+                <w:rFonts w:ascii="Consolas" w:hAnsi="Consolas"/>
+                <w:color w:val="222222"/>
+                <w:sz w:val="19"/>
+              </w:rPr>
+              <w:t xml:space="preserve">        begin</w:t>
+            </w:r>
+          </w:p>
+          <w:p>
+            <w:pPr>
+              <w:spacing w:before="0" w:after="0" w:line="240" w:lineRule="auto"/>
+            </w:pPr>
+            <w:r>
+              <w:rPr>
+                <w:rFonts w:ascii="Consolas" w:hAnsi="Consolas"/>
+                <w:color w:val="222222"/>
+                <w:sz w:val="19"/>
+              </w:rPr>
+              <w:t xml:space="preserve">            p00 = val00; p01 = val01; p02 = val02;</w:t>
+            </w:r>
+          </w:p>
+          <w:p>
+            <w:pPr>
+              <w:spacing w:before="0" w:after="0" w:line="240" w:lineRule="auto"/>
+            </w:pPr>
+            <w:r>
+              <w:rPr>
+                <w:rFonts w:ascii="Consolas" w:hAnsi="Consolas"/>
+                <w:color w:val="222222"/>
+                <w:sz w:val="19"/>
+              </w:rPr>
+              <w:t xml:space="preserve">            p10 = val10; p11 = val11; p12 = val12;</w:t>
+            </w:r>
+          </w:p>
+          <w:p>
+            <w:pPr>
+              <w:spacing w:before="0" w:after="0" w:line="240" w:lineRule="auto"/>
+            </w:pPr>
+            <w:r>
+              <w:rPr>
+                <w:rFonts w:ascii="Consolas" w:hAnsi="Consolas"/>
+                <w:color w:val="222222"/>
+                <w:sz w:val="19"/>
+              </w:rPr>
+              <w:t xml:space="preserve">            p20 = val20; p21 = val21; p22 = val22;</w:t>
+            </w:r>
+          </w:p>
+          <w:p>
+            <w:pPr>
+              <w:spacing w:before="0" w:after="0" w:line="240" w:lineRule="auto"/>
+            </w:pPr>
+            <w:r>
+              <w:rPr>
+                <w:rFonts w:ascii="Consolas" w:hAnsi="Consolas"/>
+                <w:color w:val="222222"/>
+                <w:sz w:val="19"/>
+              </w:rPr>
+              <w:t xml:space="preserve">            </w:t>
+            </w:r>
+          </w:p>
+          <w:p>
+            <w:pPr>
+              <w:spacing w:before="0" w:after="0" w:line="240" w:lineRule="auto"/>
+            </w:pPr>
+            <w:r>
+              <w:rPr>
+                <w:rFonts w:ascii="Consolas" w:hAnsi="Consolas"/>
+                <w:color w:val="222222"/>
+                <w:sz w:val="19"/>
+              </w:rPr>
+              <w:t xml:space="preserve">            // Wait for 4 clock cycles (pipeline depth) for outputs to settle</w:t>
+            </w:r>
+          </w:p>
+          <w:p>
+            <w:pPr>
+              <w:spacing w:before="0" w:after="0" w:line="240" w:lineRule="auto"/>
+            </w:pPr>
+            <w:r>
+              <w:rPr>
+                <w:rFonts w:ascii="Consolas" w:hAnsi="Consolas"/>
+                <w:color w:val="222222"/>
+                <w:sz w:val="19"/>
+              </w:rPr>
+              <w:t xml:space="preserve">            repeat (4) @(posedge clk);</w:t>
+            </w:r>
+          </w:p>
+          <w:p>
+            <w:pPr>
+              <w:spacing w:before="0" w:after="0" w:line="240" w:lineRule="auto"/>
+            </w:pPr>
+            <w:r>
+              <w:rPr>
+                <w:rFonts w:ascii="Consolas" w:hAnsi="Consolas"/>
+                <w:color w:val="222222"/>
+                <w:sz w:val="19"/>
+              </w:rPr>
+              <w:t xml:space="preserve">            #1; // Wait 1 ns after clock edge for print accuracy</w:t>
+            </w:r>
+          </w:p>
+          <w:p>
+            <w:pPr>
+              <w:spacing w:before="0" w:after="0" w:line="240" w:lineRule="auto"/>
+            </w:pPr>
+            <w:r>
+              <w:rPr>
+                <w:rFonts w:ascii="Consolas" w:hAnsi="Consolas"/>
+                <w:color w:val="222222"/>
+                <w:sz w:val="19"/>
+              </w:rPr>
+              <w:t xml:space="preserve">            </w:t>
+            </w:r>
+          </w:p>
+          <w:p>
+            <w:pPr>
+              <w:spacing w:before="0" w:after="0" w:line="240" w:lineRule="auto"/>
+            </w:pPr>
+            <w:r>
+              <w:rPr>
+                <w:rFonts w:ascii="Consolas" w:hAnsi="Consolas"/>
+                <w:color w:val="222222"/>
+                <w:sz w:val="19"/>
+              </w:rPr>
+              <w:t xml:space="preserve">            $display("--- Test Case: %s ---", label);</w:t>
+            </w:r>
+          </w:p>
+          <w:p>
+            <w:pPr>
+              <w:spacing w:before="0" w:after="0" w:line="240" w:lineRule="auto"/>
+            </w:pPr>
+            <w:r>
+              <w:rPr>
+                <w:rFonts w:ascii="Consolas" w:hAnsi="Consolas"/>
+                <w:color w:val="222222"/>
+                <w:sz w:val="19"/>
+              </w:rPr>
+              <w:t xml:space="preserve">            $display("  [%d\t%d\t%d]", p00, p01, p02);</w:t>
+            </w:r>
+          </w:p>
+          <w:p>
+            <w:pPr>
+              <w:spacing w:before="0" w:after="0" w:line="240" w:lineRule="auto"/>
+            </w:pPr>
+            <w:r>
+              <w:rPr>
+                <w:rFonts w:ascii="Consolas" w:hAnsi="Consolas"/>
+                <w:color w:val="222222"/>
+                <w:sz w:val="19"/>
+              </w:rPr>
+              <w:t xml:space="preserve">            $display("  [%d\t%d\t%d]", p10, p11, p12);</w:t>
+            </w:r>
+          </w:p>
+          <w:p>
+            <w:pPr>
+              <w:spacing w:before="0" w:after="0" w:line="240" w:lineRule="auto"/>
+            </w:pPr>
+            <w:r>
+              <w:rPr>
+                <w:rFonts w:ascii="Consolas" w:hAnsi="Consolas"/>
+                <w:color w:val="222222"/>
+                <w:sz w:val="19"/>
+              </w:rPr>
+              <w:t xml:space="preserve">            $display("  [%d\t%d\t%d]", p20, p21, p22);</w:t>
+            </w:r>
+          </w:p>
+          <w:p>
+            <w:pPr>
+              <w:spacing w:before="0" w:after="0" w:line="240" w:lineRule="auto"/>
+            </w:pPr>
+            <w:r>
+              <w:rPr>
+                <w:rFonts w:ascii="Consolas" w:hAnsi="Consolas"/>
+                <w:color w:val="222222"/>
+                <w:sz w:val="19"/>
+              </w:rPr>
+              <w:t xml:space="preserve">            $display("Calculated Gx = %d, Gy = %d", uut.Gx_r2, uut.Gy_r2);</w:t>
+            </w:r>
+          </w:p>
+          <w:p>
+            <w:pPr>
+              <w:spacing w:before="0" w:after="0" w:line="240" w:lineRule="auto"/>
+            </w:pPr>
+            <w:r>
+              <w:rPr>
+                <w:rFonts w:ascii="Consolas" w:hAnsi="Consolas"/>
+                <w:color w:val="222222"/>
+                <w:sz w:val="19"/>
+              </w:rPr>
+              <w:t xml:space="preserve">            $display("Total Gradient Magnitude = %d", (uut.abs_Gx_r3 + uut.abs_Gy_r3));</w:t>
+            </w:r>
+          </w:p>
+          <w:p>
+            <w:pPr>
+              <w:spacing w:before="0" w:after="0" w:line="240" w:lineRule="auto"/>
+            </w:pPr>
+            <w:r>
+              <w:rPr>
+                <w:rFonts w:ascii="Consolas" w:hAnsi="Consolas"/>
+                <w:color w:val="222222"/>
+                <w:sz w:val="19"/>
+              </w:rPr>
+              <w:t xml:space="preserve">            $display("Output Pixel = 8'h%h (%s)\n", out_pixel, (out_pixel == 8'hFF) ? "EDGE" : "NO EDGE");</w:t>
+            </w:r>
+          </w:p>
+          <w:p>
+            <w:pPr>
+              <w:spacing w:before="0" w:after="0" w:line="240" w:lineRule="auto"/>
+            </w:pPr>
+            <w:r>
+              <w:rPr>
+                <w:rFonts w:ascii="Consolas" w:hAnsi="Consolas"/>
+                <w:color w:val="222222"/>
+                <w:sz w:val="19"/>
+              </w:rPr>
+              <w:t xml:space="preserve">        end</w:t>
+            </w:r>
+          </w:p>
+          <w:p>
+            <w:pPr>
+              <w:spacing w:before="0" w:after="0" w:line="240" w:lineRule="auto"/>
+            </w:pPr>
+            <w:r>
+              <w:rPr>
+                <w:rFonts w:ascii="Consolas" w:hAnsi="Consolas"/>
+                <w:color w:val="222222"/>
+                <w:sz w:val="19"/>
+              </w:rPr>
+              <w:t xml:space="preserve">    endtask</w:t>
+            </w:r>
+          </w:p>
+          <w:p>
+            <w:pPr>
+              <w:spacing w:before="0" w:after="0" w:line="240" w:lineRule="auto"/>
+            </w:pPr>
+            <w:r>
+              <w:rPr>
+                <w:rFonts w:ascii="Consolas" w:hAnsi="Consolas"/>
+                <w:color w:val="222222"/>
+                <w:sz w:val="19"/>
+              </w:rPr>
+            </w:r>
+          </w:p>
+          <w:p>
+            <w:pPr>
+              <w:spacing w:before="0" w:after="0" w:line="240" w:lineRule="auto"/>
+            </w:pPr>
+            <w:r>
+              <w:rPr>
+                <w:rFonts w:ascii="Consolas" w:hAnsi="Consolas"/>
+                <w:color w:val="222222"/>
+                <w:sz w:val="19"/>
+              </w:rPr>
+              <w:t xml:space="preserve">    initial begin</w:t>
+            </w:r>
+          </w:p>
+          <w:p>
+            <w:pPr>
+              <w:spacing w:before="0" w:after="0" w:line="240" w:lineRule="auto"/>
+            </w:pPr>
+            <w:r>
+              <w:rPr>
+                <w:rFonts w:ascii="Consolas" w:hAnsi="Consolas"/>
+                <w:color w:val="222222"/>
+                <w:sz w:val="19"/>
+              </w:rPr>
+              <w:t xml:space="preserve">        $display("====================================================");</w:t>
+            </w:r>
+          </w:p>
+          <w:p>
+            <w:pPr>
+              <w:spacing w:before="0" w:after="0" w:line="240" w:lineRule="auto"/>
+            </w:pPr>
+            <w:r>
+              <w:rPr>
+                <w:rFonts w:ascii="Consolas" w:hAnsi="Consolas"/>
+                <w:color w:val="222222"/>
+                <w:sz w:val="19"/>
+              </w:rPr>
+              <w:t xml:space="preserve">        $display("STARTING PIPELINED SOBEL ACCELERATOR SIMULATION");</w:t>
+            </w:r>
+          </w:p>
+          <w:p>
+            <w:pPr>
+              <w:spacing w:before="0" w:after="0" w:line="240" w:lineRule="auto"/>
+            </w:pPr>
+            <w:r>
+              <w:rPr>
+                <w:rFonts w:ascii="Consolas" w:hAnsi="Consolas"/>
+                <w:color w:val="222222"/>
+                <w:sz w:val="19"/>
+              </w:rPr>
+              <w:t xml:space="preserve">        $display("====================================================\n");</w:t>
+            </w:r>
+          </w:p>
+          <w:p>
+            <w:pPr>
+              <w:spacing w:before="0" w:after="0" w:line="240" w:lineRule="auto"/>
+            </w:pPr>
+            <w:r>
+              <w:rPr>
+                <w:rFonts w:ascii="Consolas" w:hAnsi="Consolas"/>
+                <w:color w:val="222222"/>
+                <w:sz w:val="19"/>
+              </w:rPr>
+            </w:r>
+          </w:p>
+          <w:p>
+            <w:pPr>
+              <w:spacing w:before="0" w:after="0" w:line="240" w:lineRule="auto"/>
+            </w:pPr>
+            <w:r>
+              <w:rPr>
+                <w:rFonts w:ascii="Consolas" w:hAnsi="Consolas"/>
+                <w:color w:val="222222"/>
+                <w:sz w:val="19"/>
+              </w:rPr>
+              <w:t xml:space="preserve">        // Initialize signals</w:t>
+            </w:r>
+          </w:p>
+          <w:p>
+            <w:pPr>
+              <w:spacing w:before="0" w:after="0" w:line="240" w:lineRule="auto"/>
+            </w:pPr>
+            <w:r>
+              <w:rPr>
+                <w:rFonts w:ascii="Consolas" w:hAnsi="Consolas"/>
+                <w:color w:val="222222"/>
+                <w:sz w:val="19"/>
+              </w:rPr>
+              <w:t xml:space="preserve">        clk = 0;</w:t>
+            </w:r>
+          </w:p>
+          <w:p>
+            <w:pPr>
+              <w:spacing w:before="0" w:after="0" w:line="240" w:lineRule="auto"/>
+            </w:pPr>
+            <w:r>
+              <w:rPr>
+                <w:rFonts w:ascii="Consolas" w:hAnsi="Consolas"/>
+                <w:color w:val="222222"/>
+                <w:sz w:val="19"/>
+              </w:rPr>
+              <w:t xml:space="preserve">        rst_n = 0;</w:t>
+            </w:r>
+          </w:p>
+          <w:p>
+            <w:pPr>
+              <w:spacing w:before="0" w:after="0" w:line="240" w:lineRule="auto"/>
+            </w:pPr>
+            <w:r>
+              <w:rPr>
+                <w:rFonts w:ascii="Consolas" w:hAnsi="Consolas"/>
+                <w:color w:val="222222"/>
+                <w:sz w:val="19"/>
+              </w:rPr>
+              <w:t xml:space="preserve">        </w:t>
+            </w:r>
+          </w:p>
+          <w:p>
+            <w:pPr>
+              <w:spacing w:before="0" w:after="0" w:line="240" w:lineRule="auto"/>
+            </w:pPr>
+            <w:r>
+              <w:rPr>
+                <w:rFonts w:ascii="Consolas" w:hAnsi="Consolas"/>
+                <w:color w:val="222222"/>
+                <w:sz w:val="19"/>
+              </w:rPr>
+              <w:t xml:space="preserve">        // Hold reset for 20 ns</w:t>
+            </w:r>
+          </w:p>
+          <w:p>
+            <w:pPr>
+              <w:spacing w:before="0" w:after="0" w:line="240" w:lineRule="auto"/>
+            </w:pPr>
+            <w:r>
+              <w:rPr>
+                <w:rFonts w:ascii="Consolas" w:hAnsi="Consolas"/>
+                <w:color w:val="222222"/>
+                <w:sz w:val="19"/>
+              </w:rPr>
+              <w:t xml:space="preserve">        #20;</w:t>
+            </w:r>
+          </w:p>
+          <w:p>
+            <w:pPr>
+              <w:spacing w:before="0" w:after="0" w:line="240" w:lineRule="auto"/>
+            </w:pPr>
+            <w:r>
+              <w:rPr>
+                <w:rFonts w:ascii="Consolas" w:hAnsi="Consolas"/>
+                <w:color w:val="222222"/>
+                <w:sz w:val="19"/>
+              </w:rPr>
+              <w:t xml:space="preserve">        rst_n = 1;</w:t>
+            </w:r>
+          </w:p>
+          <w:p>
+            <w:pPr>
+              <w:spacing w:before="0" w:after="0" w:line="240" w:lineRule="auto"/>
+            </w:pPr>
+            <w:r>
+              <w:rPr>
+                <w:rFonts w:ascii="Consolas" w:hAnsi="Consolas"/>
+                <w:color w:val="222222"/>
+                <w:sz w:val="19"/>
+              </w:rPr>
+              <w:t xml:space="preserve">        #10;</w:t>
+            </w:r>
+          </w:p>
+          <w:p>
+            <w:pPr>
+              <w:spacing w:before="0" w:after="0" w:line="240" w:lineRule="auto"/>
+            </w:pPr>
+            <w:r>
+              <w:rPr>
+                <w:rFonts w:ascii="Consolas" w:hAnsi="Consolas"/>
+                <w:color w:val="222222"/>
+                <w:sz w:val="19"/>
+              </w:rPr>
+            </w:r>
+          </w:p>
+          <w:p>
+            <w:pPr>
+              <w:spacing w:before="0" w:after="0" w:line="240" w:lineRule="auto"/>
+            </w:pPr>
+            <w:r>
+              <w:rPr>
+                <w:rFonts w:ascii="Consolas" w:hAnsi="Consolas"/>
+                <w:color w:val="222222"/>
+                <w:sz w:val="19"/>
+              </w:rPr>
+              <w:t xml:space="preserve">        // Case 1: Homogeneous Region (Flat background, no gradient)</w:t>
+            </w:r>
+          </w:p>
+          <w:p>
+            <w:pPr>
+              <w:spacing w:before="0" w:after="0" w:line="240" w:lineRule="auto"/>
+            </w:pPr>
+            <w:r>
+              <w:rPr>
+                <w:rFonts w:ascii="Consolas" w:hAnsi="Consolas"/>
+                <w:color w:val="222222"/>
+                <w:sz w:val="19"/>
+              </w:rPr>
+              <w:t xml:space="preserve">        check_case(</w:t>
+            </w:r>
+          </w:p>
+          <w:p>
+            <w:pPr>
+              <w:spacing w:before="0" w:after="0" w:line="240" w:lineRule="auto"/>
+            </w:pPr>
+            <w:r>
+              <w:rPr>
+                <w:rFonts w:ascii="Consolas" w:hAnsi="Consolas"/>
+                <w:color w:val="222222"/>
+                <w:sz w:val="19"/>
+              </w:rPr>
+              <w:t xml:space="preserve">            8'd100, 8'd100, 8'd100,</w:t>
+            </w:r>
+          </w:p>
+          <w:p>
+            <w:pPr>
+              <w:spacing w:before="0" w:after="0" w:line="240" w:lineRule="auto"/>
+            </w:pPr>
+            <w:r>
+              <w:rPr>
+                <w:rFonts w:ascii="Consolas" w:hAnsi="Consolas"/>
+                <w:color w:val="222222"/>
+                <w:sz w:val="19"/>
+              </w:rPr>
+              <w:t xml:space="preserve">            8'd100, 8'd100, 8'd100,</w:t>
+            </w:r>
+          </w:p>
+          <w:p>
+            <w:pPr>
+              <w:spacing w:before="0" w:after="0" w:line="240" w:lineRule="auto"/>
+            </w:pPr>
+            <w:r>
+              <w:rPr>
+                <w:rFonts w:ascii="Consolas" w:hAnsi="Consolas"/>
+                <w:color w:val="222222"/>
+                <w:sz w:val="19"/>
+              </w:rPr>
+              <w:t xml:space="preserve">            8'd100, 8'd100, 8'd100,</w:t>
+            </w:r>
+          </w:p>
+          <w:p>
+            <w:pPr>
+              <w:spacing w:before="0" w:after="0" w:line="240" w:lineRule="auto"/>
+            </w:pPr>
+            <w:r>
+              <w:rPr>
+                <w:rFonts w:ascii="Consolas" w:hAnsi="Consolas"/>
+                <w:color w:val="222222"/>
+                <w:sz w:val="19"/>
+              </w:rPr>
+              <w:t xml:space="preserve">            "Flat Uniform Region (No Edge)"</w:t>
+            </w:r>
+          </w:p>
+          <w:p>
+            <w:pPr>
+              <w:spacing w:before="0" w:after="0" w:line="240" w:lineRule="auto"/>
+            </w:pPr>
+            <w:r>
+              <w:rPr>
+                <w:rFonts w:ascii="Consolas" w:hAnsi="Consolas"/>
+                <w:color w:val="222222"/>
+                <w:sz w:val="19"/>
+              </w:rPr>
+              <w:t xml:space="preserve">        );</w:t>
+            </w:r>
+          </w:p>
+          <w:p>
+            <w:pPr>
+              <w:spacing w:before="0" w:after="0" w:line="240" w:lineRule="auto"/>
+            </w:pPr>
+            <w:r>
+              <w:rPr>
+                <w:rFonts w:ascii="Consolas" w:hAnsi="Consolas"/>
+                <w:color w:val="222222"/>
+                <w:sz w:val="19"/>
+              </w:rPr>
+            </w:r>
+          </w:p>
+          <w:p>
+            <w:pPr>
+              <w:spacing w:before="0" w:after="0" w:line="240" w:lineRule="auto"/>
+            </w:pPr>
+            <w:r>
+              <w:rPr>
+                <w:rFonts w:ascii="Consolas" w:hAnsi="Consolas"/>
+                <w:color w:val="222222"/>
+                <w:sz w:val="19"/>
+              </w:rPr>
+              <w:t xml:space="preserve">        // Case 2: Strong Vertical Edge Transition (Left side dark, Right side bright)</w:t>
+            </w:r>
+          </w:p>
+          <w:p>
+            <w:pPr>
+              <w:spacing w:before="0" w:after="0" w:line="240" w:lineRule="auto"/>
+            </w:pPr>
+            <w:r>
+              <w:rPr>
+                <w:rFonts w:ascii="Consolas" w:hAnsi="Consolas"/>
+                <w:color w:val="222222"/>
+                <w:sz w:val="19"/>
+              </w:rPr>
+              <w:t xml:space="preserve">        check_case(</w:t>
+            </w:r>
+          </w:p>
+          <w:p>
+            <w:pPr>
+              <w:spacing w:before="0" w:after="0" w:line="240" w:lineRule="auto"/>
+            </w:pPr>
+            <w:r>
+              <w:rPr>
+                <w:rFonts w:ascii="Consolas" w:hAnsi="Consolas"/>
+                <w:color w:val="222222"/>
+                <w:sz w:val="19"/>
+              </w:rPr>
+              <w:t xml:space="preserve">            8'd10,  8'd10,  8'd240,</w:t>
+            </w:r>
+          </w:p>
+          <w:p>
+            <w:pPr>
+              <w:spacing w:before="0" w:after="0" w:line="240" w:lineRule="auto"/>
+            </w:pPr>
+            <w:r>
+              <w:rPr>
+                <w:rFonts w:ascii="Consolas" w:hAnsi="Consolas"/>
+                <w:color w:val="222222"/>
+                <w:sz w:val="19"/>
+              </w:rPr>
+              <w:t xml:space="preserve">            8'd10,  8'd10,  8'd240,</w:t>
+            </w:r>
+          </w:p>
+          <w:p>
+            <w:pPr>
+              <w:spacing w:before="0" w:after="0" w:line="240" w:lineRule="auto"/>
+            </w:pPr>
+            <w:r>
+              <w:rPr>
+                <w:rFonts w:ascii="Consolas" w:hAnsi="Consolas"/>
+                <w:color w:val="222222"/>
+                <w:sz w:val="19"/>
+              </w:rPr>
+              <w:t xml:space="preserve">            8'd10,  8'd10,  8'd240,</w:t>
+            </w:r>
+          </w:p>
+          <w:p>
+            <w:pPr>
+              <w:spacing w:before="0" w:after="0" w:line="240" w:lineRule="auto"/>
+            </w:pPr>
+            <w:r>
+              <w:rPr>
+                <w:rFonts w:ascii="Consolas" w:hAnsi="Consolas"/>
+                <w:color w:val="222222"/>
+                <w:sz w:val="19"/>
+              </w:rPr>
+              <w:t xml:space="preserve">            "Strong Vertical Edge"</w:t>
+            </w:r>
+          </w:p>
+          <w:p>
+            <w:pPr>
+              <w:spacing w:before="0" w:after="0" w:line="240" w:lineRule="auto"/>
+            </w:pPr>
+            <w:r>
+              <w:rPr>
+                <w:rFonts w:ascii="Consolas" w:hAnsi="Consolas"/>
+                <w:color w:val="222222"/>
+                <w:sz w:val="19"/>
+              </w:rPr>
+              <w:t xml:space="preserve">        );</w:t>
+            </w:r>
+          </w:p>
+          <w:p>
+            <w:pPr>
+              <w:spacing w:before="0" w:after="0" w:line="240" w:lineRule="auto"/>
+            </w:pPr>
+            <w:r>
+              <w:rPr>
+                <w:rFonts w:ascii="Consolas" w:hAnsi="Consolas"/>
+                <w:color w:val="222222"/>
+                <w:sz w:val="19"/>
+              </w:rPr>
+            </w:r>
+          </w:p>
+          <w:p>
+            <w:pPr>
+              <w:spacing w:before="0" w:after="0" w:line="240" w:lineRule="auto"/>
+            </w:pPr>
+            <w:r>
+              <w:rPr>
+                <w:rFonts w:ascii="Consolas" w:hAnsi="Consolas"/>
+                <w:color w:val="222222"/>
+                <w:sz w:val="19"/>
+              </w:rPr>
+              <w:t xml:space="preserve">        // Case 3: Strong Horizontal Edge Transition (Top side dark, Bottom side bright)</w:t>
+            </w:r>
+          </w:p>
+          <w:p>
+            <w:pPr>
+              <w:spacing w:before="0" w:after="0" w:line="240" w:lineRule="auto"/>
+            </w:pPr>
+            <w:r>
+              <w:rPr>
+                <w:rFonts w:ascii="Consolas" w:hAnsi="Consolas"/>
+                <w:color w:val="222222"/>
+                <w:sz w:val="19"/>
+              </w:rPr>
+              <w:t xml:space="preserve">        check_case(</w:t>
+            </w:r>
+          </w:p>
+          <w:p>
+            <w:pPr>
+              <w:spacing w:before="0" w:after="0" w:line="240" w:lineRule="auto"/>
+            </w:pPr>
+            <w:r>
+              <w:rPr>
+                <w:rFonts w:ascii="Consolas" w:hAnsi="Consolas"/>
+                <w:color w:val="222222"/>
+                <w:sz w:val="19"/>
+              </w:rPr>
+              <w:t xml:space="preserve">            8'd10,  8'd10,  8'd10,</w:t>
+            </w:r>
+          </w:p>
+          <w:p>
+            <w:pPr>
+              <w:spacing w:before="0" w:after="0" w:line="240" w:lineRule="auto"/>
+            </w:pPr>
+            <w:r>
+              <w:rPr>
+                <w:rFonts w:ascii="Consolas" w:hAnsi="Consolas"/>
+                <w:color w:val="222222"/>
+                <w:sz w:val="19"/>
+              </w:rPr>
+              <w:t xml:space="preserve">            8'd10,  8'd10,  8'd10,</w:t>
+            </w:r>
+          </w:p>
+          <w:p>
+            <w:pPr>
+              <w:spacing w:before="0" w:after="0" w:line="240" w:lineRule="auto"/>
+            </w:pPr>
+            <w:r>
+              <w:rPr>
+                <w:rFonts w:ascii="Consolas" w:hAnsi="Consolas"/>
+                <w:color w:val="222222"/>
+                <w:sz w:val="19"/>
+              </w:rPr>
+              <w:t xml:space="preserve">            8'd240, 8'd240, 8'd240,</w:t>
+            </w:r>
+          </w:p>
+          <w:p>
+            <w:pPr>
+              <w:spacing w:before="0" w:after="0" w:line="240" w:lineRule="auto"/>
+            </w:pPr>
+            <w:r>
+              <w:rPr>
+                <w:rFonts w:ascii="Consolas" w:hAnsi="Consolas"/>
+                <w:color w:val="222222"/>
+                <w:sz w:val="19"/>
+              </w:rPr>
+              <w:t xml:space="preserve">            "Strong Horizontal Edge"</w:t>
+            </w:r>
+          </w:p>
+          <w:p>
+            <w:pPr>
+              <w:spacing w:before="0" w:after="0" w:line="240" w:lineRule="auto"/>
+            </w:pPr>
+            <w:r>
+              <w:rPr>
+                <w:rFonts w:ascii="Consolas" w:hAnsi="Consolas"/>
+                <w:color w:val="222222"/>
+                <w:sz w:val="19"/>
+              </w:rPr>
+              <w:t xml:space="preserve">        );</w:t>
+            </w:r>
+          </w:p>
+          <w:p>
+            <w:pPr>
+              <w:spacing w:before="0" w:after="0" w:line="240" w:lineRule="auto"/>
+            </w:pPr>
+            <w:r>
+              <w:rPr>
+                <w:rFonts w:ascii="Consolas" w:hAnsi="Consolas"/>
+                <w:color w:val="222222"/>
+                <w:sz w:val="19"/>
+              </w:rPr>
+            </w:r>
+          </w:p>
+          <w:p>
+            <w:pPr>
+              <w:spacing w:before="0" w:after="0" w:line="240" w:lineRule="auto"/>
+            </w:pPr>
+            <w:r>
+              <w:rPr>
+                <w:rFonts w:ascii="Consolas" w:hAnsi="Consolas"/>
+                <w:color w:val="222222"/>
+                <w:sz w:val="19"/>
+              </w:rPr>
+              <w:t xml:space="preserve">        // Case 4: Weak Edge (Under Threshold)</w:t>
+            </w:r>
+          </w:p>
+          <w:p>
+            <w:pPr>
+              <w:spacing w:before="0" w:after="0" w:line="240" w:lineRule="auto"/>
+            </w:pPr>
+            <w:r>
+              <w:rPr>
+                <w:rFonts w:ascii="Consolas" w:hAnsi="Consolas"/>
+                <w:color w:val="222222"/>
+                <w:sz w:val="19"/>
+              </w:rPr>
+              <w:t xml:space="preserve">        check_case(</w:t>
+            </w:r>
+          </w:p>
+          <w:p>
+            <w:pPr>
+              <w:spacing w:before="0" w:after="0" w:line="240" w:lineRule="auto"/>
+            </w:pPr>
+            <w:r>
+              <w:rPr>
+                <w:rFonts w:ascii="Consolas" w:hAnsi="Consolas"/>
+                <w:color w:val="222222"/>
+                <w:sz w:val="19"/>
+              </w:rPr>
+              <w:t xml:space="preserve">            8'd100, 8'd100, 8'd110,</w:t>
+            </w:r>
+          </w:p>
+          <w:p>
+            <w:pPr>
+              <w:spacing w:before="0" w:after="0" w:line="240" w:lineRule="auto"/>
+            </w:pPr>
+            <w:r>
+              <w:rPr>
+                <w:rFonts w:ascii="Consolas" w:hAnsi="Consolas"/>
+                <w:color w:val="222222"/>
+                <w:sz w:val="19"/>
+              </w:rPr>
+              <w:t xml:space="preserve">            8'd100, 8'd100, 8'd110,</w:t>
+            </w:r>
+          </w:p>
+          <w:p>
+            <w:pPr>
+              <w:spacing w:before="0" w:after="0" w:line="240" w:lineRule="auto"/>
+            </w:pPr>
+            <w:r>
+              <w:rPr>
+                <w:rFonts w:ascii="Consolas" w:hAnsi="Consolas"/>
+                <w:color w:val="222222"/>
+                <w:sz w:val="19"/>
+              </w:rPr>
+              <w:t xml:space="preserve">            8'd100, 8'd100, 8'd110,</w:t>
+            </w:r>
+          </w:p>
+          <w:p>
+            <w:pPr>
+              <w:spacing w:before="0" w:after="0" w:line="240" w:lineRule="auto"/>
+            </w:pPr>
+            <w:r>
+              <w:rPr>
+                <w:rFonts w:ascii="Consolas" w:hAnsi="Consolas"/>
+                <w:color w:val="222222"/>
+                <w:sz w:val="19"/>
+              </w:rPr>
+              <w:t xml:space="preserve">            "Weak Edge (Under Threshold 128)"</w:t>
+            </w:r>
+          </w:p>
+          <w:p>
+            <w:pPr>
+              <w:spacing w:before="0" w:after="0" w:line="240" w:lineRule="auto"/>
+            </w:pPr>
+            <w:r>
+              <w:rPr>
+                <w:rFonts w:ascii="Consolas" w:hAnsi="Consolas"/>
+                <w:color w:val="222222"/>
+                <w:sz w:val="19"/>
+              </w:rPr>
+              <w:t xml:space="preserve">        );</w:t>
+            </w:r>
+          </w:p>
+          <w:p>
+            <w:pPr>
+              <w:spacing w:before="0" w:after="0" w:line="240" w:lineRule="auto"/>
+            </w:pPr>
+            <w:r>
+              <w:rPr>
+                <w:rFonts w:ascii="Consolas" w:hAnsi="Consolas"/>
+                <w:color w:val="222222"/>
+                <w:sz w:val="19"/>
+              </w:rPr>
+            </w:r>
+          </w:p>
+          <w:p>
+            <w:pPr>
+              <w:spacing w:before="0" w:after="0" w:line="240" w:lineRule="auto"/>
+            </w:pPr>
+            <w:r>
+              <w:rPr>
+                <w:rFonts w:ascii="Consolas" w:hAnsi="Consolas"/>
+                <w:color w:val="222222"/>
+                <w:sz w:val="19"/>
+              </w:rPr>
+              <w:t xml:space="preserve">        $display("SIMULATION COMPLETE");</w:t>
+            </w:r>
+          </w:p>
+          <w:p>
+            <w:pPr>
+              <w:spacing w:before="0" w:after="0" w:line="240" w:lineRule="auto"/>
+            </w:pPr>
+            <w:r>
+              <w:rPr>
+                <w:rFonts w:ascii="Consolas" w:hAnsi="Consolas"/>
+                <w:color w:val="222222"/>
+                <w:sz w:val="19"/>
+              </w:rPr>
+              <w:t xml:space="preserve">        $finish;</w:t>
+            </w:r>
+          </w:p>
+          <w:p>
+            <w:pPr>
+              <w:spacing w:before="0" w:after="0" w:line="240" w:lineRule="auto"/>
+            </w:pPr>
+            <w:r>
+              <w:rPr>
+                <w:rFonts w:ascii="Consolas" w:hAnsi="Consolas"/>
+                <w:color w:val="222222"/>
+                <w:sz w:val="19"/>
+              </w:rPr>
+              <w:t xml:space="preserve">    end</w:t>
+            </w:r>
+          </w:p>
+          <w:p>
+            <w:pPr>
+              <w:spacing w:before="0" w:after="0" w:line="240" w:lineRule="auto"/>
+            </w:pPr>
+            <w:r>
+              <w:rPr>
+                <w:rFonts w:ascii="Consolas" w:hAnsi="Consolas"/>
+                <w:color w:val="222222"/>
+                <w:sz w:val="19"/>
+              </w:rPr>
+            </w:r>
+          </w:p>
+          <w:p>
+            <w:pPr>
+              <w:spacing w:before="0" w:after="0" w:line="240" w:lineRule="auto"/>
+            </w:pPr>
+            <w:r>
+              <w:rPr>
+                <w:rFonts w:ascii="Consolas" w:hAnsi="Consolas"/>
+                <w:color w:val="222222"/>
+                <w:sz w:val="19"/>
+              </w:rPr>
+              <w:t>endmodule</w:t>
+            </w:r>
+          </w:p>
+        </w:tc>
+      </w:tr>
+    </w:tbl>
+    <w:p>
+      <w:pPr>
+        <w:spacing w:after="120"/>
+      </w:pPr>
+    </w:p>
+    <w:p>
+      <w:pPr>
+        <w:keepNext/>
+        <w:spacing w:before="280" w:after="80"/>
+      </w:pPr>
+      <w:r>
+        <w:rPr>
+          <w:b/>
+          <w:sz w:val="24"/>
+        </w:rPr>
+        <w:t>8.4 Bare-Metal Application Driver (`main.c`)</w:t>
+      </w:r>
+    </w:p>
+    <w:tbl>
+      <w:tblPr>
+        <w:tblW w:type="auto" w:w="0"/>
+        <w:jc w:val="center"/>
+        <w:tblLook w:firstColumn="1" w:firstRow="1" w:lastColumn="0" w:lastRow="0" w:noHBand="0" w:noVBand="1" w:val="04A0"/>
+      </w:tblPr>
+      <w:tblGrid>
+        <w:gridCol w:w="9360"/>
+      </w:tblGrid>
+      <w:tr>
+        <w:trPr>
+          <w:cantSplit/>
+        </w:trPr>
+        <w:tc>
+          <w:tcPr>
+            <w:tcW w:type="dxa" w:w="9360"/>
+            <w:shd w:fill="F0F0F0"/>
+            <w:tcMar>
+              <w:top w:w="140" w:type="dxa"/>
+              <w:bottom w:w="140" w:type="dxa"/>
+              <w:left w:w="200" w:type="dxa"/>
+              <w:right w:w="200" w:type="dxa"/>
+            </w:tcMar>
+            <w:tcBorders>
+              <w:top w:val="single" w:sz="4" w:space="0" w:color="CCCCCC"/>
+              <w:left w:val="single" w:sz="12" w:space="0" w:color="000000"/>
+              <w:bottom w:val="single" w:sz="4" w:space="0" w:color="CCCCCC"/>
+              <w:right w:val="single" w:sz="4" w:space="0" w:color="CCCCCC"/>
+            </w:tcBorders>
+          </w:tcPr>
+          <w:p>
+            <w:pPr>
+              <w:spacing w:before="0" w:after="0" w:line="240" w:lineRule="auto"/>
+            </w:pPr>
+            <w:r>
+              <w:rPr>
+                <w:rFonts w:ascii="Consolas" w:hAnsi="Consolas"/>
+                <w:color w:val="222222"/>
+                <w:sz w:val="19"/>
+              </w:rPr>
+              <w:t>#include &lt;stdio.h&gt;</w:t>
+            </w:r>
+          </w:p>
+          <w:p>
+            <w:pPr>
+              <w:spacing w:before="0" w:after="0" w:line="240" w:lineRule="auto"/>
+            </w:pPr>
+            <w:r>
+              <w:rPr>
+                <w:rFonts w:ascii="Consolas" w:hAnsi="Consolas"/>
+                <w:color w:val="222222"/>
+                <w:sz w:val="19"/>
+              </w:rPr>
+              <w:t>#include &lt;stdint.h&gt;</w:t>
+            </w:r>
+          </w:p>
+          <w:p>
+            <w:pPr>
+              <w:spacing w:before="0" w:after="0" w:line="240" w:lineRule="auto"/>
+            </w:pPr>
+            <w:r>
+              <w:rPr>
+                <w:rFonts w:ascii="Consolas" w:hAnsi="Consolas"/>
+                <w:color w:val="222222"/>
+                <w:sz w:val="19"/>
+              </w:rPr>
+              <w:t>#include "xil_io.h"</w:t>
+            </w:r>
+          </w:p>
+          <w:p>
+            <w:pPr>
+              <w:spacing w:before="0" w:after="0" w:line="240" w:lineRule="auto"/>
+            </w:pPr>
+            <w:r>
+              <w:rPr>
+                <w:rFonts w:ascii="Consolas" w:hAnsi="Consolas"/>
+                <w:color w:val="222222"/>
+                <w:sz w:val="19"/>
+              </w:rPr>
+            </w:r>
+          </w:p>
+          <w:p>
+            <w:pPr>
+              <w:spacing w:before="0" w:after="0" w:line="240" w:lineRule="auto"/>
+            </w:pPr>
+            <w:r>
+              <w:rPr>
+                <w:rFonts w:ascii="Consolas" w:hAnsi="Consolas"/>
+                <w:color w:val="222222"/>
+                <w:sz w:val="19"/>
+              </w:rPr>
+              <w:t>#include "xil_io.h"</w:t>
+            </w:r>
+          </w:p>
+          <w:p>
+            <w:pPr>
+              <w:spacing w:before="0" w:after="0" w:line="240" w:lineRule="auto"/>
+            </w:pPr>
+            <w:r>
+              <w:rPr>
+                <w:rFonts w:ascii="Consolas" w:hAnsi="Consolas"/>
+                <w:color w:val="222222"/>
+                <w:sz w:val="19"/>
+              </w:rPr>
+            </w:r>
+          </w:p>
+          <w:p>
+            <w:pPr>
+              <w:spacing w:before="0" w:after="0" w:line="240" w:lineRule="auto"/>
+            </w:pPr>
+            <w:r>
+              <w:rPr>
+                <w:rFonts w:ascii="Consolas" w:hAnsi="Consolas"/>
+                <w:color w:val="222222"/>
+                <w:sz w:val="19"/>
+              </w:rPr>
+              <w:t>#define SOBEL_BASEADDR 0x43C00000</w:t>
+            </w:r>
+          </w:p>
+          <w:p>
+            <w:pPr>
+              <w:spacing w:before="0" w:after="0" w:line="240" w:lineRule="auto"/>
+            </w:pPr>
+            <w:r>
+              <w:rPr>
+                <w:rFonts w:ascii="Consolas" w:hAnsi="Consolas"/>
+                <w:color w:val="222222"/>
+                <w:sz w:val="19"/>
+              </w:rPr>
+            </w:r>
+          </w:p>
+          <w:p>
+            <w:pPr>
+              <w:spacing w:before="0" w:after="0" w:line="240" w:lineRule="auto"/>
+            </w:pPr>
+            <w:r>
+              <w:rPr>
+                <w:rFonts w:ascii="Consolas" w:hAnsi="Consolas"/>
+                <w:color w:val="222222"/>
+                <w:sz w:val="19"/>
+              </w:rPr>
+              <w:t>#define SOBEL_REG0_OFFSET 0x0</w:t>
+            </w:r>
+          </w:p>
+          <w:p>
+            <w:pPr>
+              <w:spacing w:before="0" w:after="0" w:line="240" w:lineRule="auto"/>
+            </w:pPr>
+            <w:r>
+              <w:rPr>
+                <w:rFonts w:ascii="Consolas" w:hAnsi="Consolas"/>
+                <w:color w:val="222222"/>
+                <w:sz w:val="19"/>
+              </w:rPr>
+              <w:t>#define SOBEL_REG1_OFFSET 0x4</w:t>
+            </w:r>
+          </w:p>
+          <w:p>
+            <w:pPr>
+              <w:spacing w:before="0" w:after="0" w:line="240" w:lineRule="auto"/>
+            </w:pPr>
+            <w:r>
+              <w:rPr>
+                <w:rFonts w:ascii="Consolas" w:hAnsi="Consolas"/>
+                <w:color w:val="222222"/>
+                <w:sz w:val="19"/>
+              </w:rPr>
+              <w:t>#define SOBEL_REG2_OFFSET 0x8</w:t>
+            </w:r>
+          </w:p>
+          <w:p>
+            <w:pPr>
+              <w:spacing w:before="0" w:after="0" w:line="240" w:lineRule="auto"/>
+            </w:pPr>
+            <w:r>
+              <w:rPr>
+                <w:rFonts w:ascii="Consolas" w:hAnsi="Consolas"/>
+                <w:color w:val="222222"/>
+                <w:sz w:val="19"/>
+              </w:rPr>
+              <w:t>#define SOBEL_REG3_OFFSET 0xC</w:t>
+            </w:r>
+          </w:p>
+          <w:p>
+            <w:pPr>
+              <w:spacing w:before="0" w:after="0" w:line="240" w:lineRule="auto"/>
+            </w:pPr>
+            <w:r>
+              <w:rPr>
+                <w:rFonts w:ascii="Consolas" w:hAnsi="Consolas"/>
+                <w:color w:val="222222"/>
+                <w:sz w:val="19"/>
+              </w:rPr>
+            </w:r>
+          </w:p>
+          <w:p>
+            <w:pPr>
+              <w:spacing w:before="0" w:after="0" w:line="240" w:lineRule="auto"/>
+            </w:pPr>
+            <w:r>
+              <w:rPr>
+                <w:rFonts w:ascii="Consolas" w:hAnsi="Consolas"/>
+                <w:color w:val="222222"/>
+                <w:sz w:val="19"/>
+              </w:rPr>
+              <w:t>static const uint8_t input_image[5][5] = {</w:t>
+            </w:r>
+          </w:p>
+          <w:p>
+            <w:pPr>
+              <w:spacing w:before="0" w:after="0" w:line="240" w:lineRule="auto"/>
+            </w:pPr>
+            <w:r>
+              <w:rPr>
+                <w:rFonts w:ascii="Consolas" w:hAnsi="Consolas"/>
+                <w:color w:val="222222"/>
+                <w:sz w:val="19"/>
+              </w:rPr>
+              <w:t xml:space="preserve">    {10, 10, 240, 240, 240},</w:t>
+            </w:r>
+          </w:p>
+          <w:p>
+            <w:pPr>
+              <w:spacing w:before="0" w:after="0" w:line="240" w:lineRule="auto"/>
+            </w:pPr>
+            <w:r>
+              <w:rPr>
+                <w:rFonts w:ascii="Consolas" w:hAnsi="Consolas"/>
+                <w:color w:val="222222"/>
+                <w:sz w:val="19"/>
+              </w:rPr>
+              <w:t xml:space="preserve">    {10, 10, 240, 240, 240},</w:t>
+            </w:r>
+          </w:p>
+          <w:p>
+            <w:pPr>
+              <w:spacing w:before="0" w:after="0" w:line="240" w:lineRule="auto"/>
+            </w:pPr>
+            <w:r>
+              <w:rPr>
+                <w:rFonts w:ascii="Consolas" w:hAnsi="Consolas"/>
+                <w:color w:val="222222"/>
+                <w:sz w:val="19"/>
+              </w:rPr>
+              <w:t xml:space="preserve">    {10, 10, 240, 240, 240},</w:t>
+            </w:r>
+          </w:p>
+          <w:p>
+            <w:pPr>
+              <w:spacing w:before="0" w:after="0" w:line="240" w:lineRule="auto"/>
+            </w:pPr>
+            <w:r>
+              <w:rPr>
+                <w:rFonts w:ascii="Consolas" w:hAnsi="Consolas"/>
+                <w:color w:val="222222"/>
+                <w:sz w:val="19"/>
+              </w:rPr>
+              <w:t xml:space="preserve">    {10, 10, 240, 240, 240},</w:t>
+            </w:r>
+          </w:p>
+          <w:p>
+            <w:pPr>
+              <w:spacing w:before="0" w:after="0" w:line="240" w:lineRule="auto"/>
+            </w:pPr>
+            <w:r>
+              <w:rPr>
+                <w:rFonts w:ascii="Consolas" w:hAnsi="Consolas"/>
+                <w:color w:val="222222"/>
+                <w:sz w:val="19"/>
+              </w:rPr>
+              <w:t xml:space="preserve">    {10, 10, 240, 240, 240}</w:t>
+            </w:r>
+          </w:p>
+          <w:p>
+            <w:pPr>
+              <w:spacing w:before="0" w:after="0" w:line="240" w:lineRule="auto"/>
+            </w:pPr>
+            <w:r>
+              <w:rPr>
+                <w:rFonts w:ascii="Consolas" w:hAnsi="Consolas"/>
+                <w:color w:val="222222"/>
+                <w:sz w:val="19"/>
+              </w:rPr>
+              <w:t>};</w:t>
+            </w:r>
+          </w:p>
+          <w:p>
+            <w:pPr>
+              <w:spacing w:before="0" w:after="0" w:line="240" w:lineRule="auto"/>
+            </w:pPr>
+            <w:r>
+              <w:rPr>
+                <w:rFonts w:ascii="Consolas" w:hAnsi="Consolas"/>
+                <w:color w:val="222222"/>
+                <w:sz w:val="19"/>
+              </w:rPr>
+            </w:r>
+          </w:p>
+          <w:p>
+            <w:pPr>
+              <w:spacing w:before="0" w:after="0" w:line="240" w:lineRule="auto"/>
+            </w:pPr>
+            <w:r>
+              <w:rPr>
+                <w:rFonts w:ascii="Consolas" w:hAnsi="Consolas"/>
+                <w:color w:val="222222"/>
+                <w:sz w:val="19"/>
+              </w:rPr>
+              <w:t>static uint8_t output_image[3][3];</w:t>
+            </w:r>
+          </w:p>
+          <w:p>
+            <w:pPr>
+              <w:spacing w:before="0" w:after="0" w:line="240" w:lineRule="auto"/>
+            </w:pPr>
+            <w:r>
+              <w:rPr>
+                <w:rFonts w:ascii="Consolas" w:hAnsi="Consolas"/>
+                <w:color w:val="222222"/>
+                <w:sz w:val="19"/>
+              </w:rPr>
+            </w:r>
+          </w:p>
+          <w:p>
+            <w:pPr>
+              <w:spacing w:before="0" w:after="0" w:line="240" w:lineRule="auto"/>
+            </w:pPr>
+            <w:r>
+              <w:rPr>
+                <w:rFonts w:ascii="Consolas" w:hAnsi="Consolas"/>
+                <w:color w:val="222222"/>
+                <w:sz w:val="19"/>
+              </w:rPr>
+              <w:t>// Helper functions to control ARM Cortex-A9 Performance Monitor Unit (PMU) Cycle Counter</w:t>
+            </w:r>
+          </w:p>
+          <w:p>
+            <w:pPr>
+              <w:spacing w:before="0" w:after="0" w:line="240" w:lineRule="auto"/>
+            </w:pPr>
+            <w:r>
+              <w:rPr>
+                <w:rFonts w:ascii="Consolas" w:hAnsi="Consolas"/>
+                <w:color w:val="222222"/>
+                <w:sz w:val="19"/>
+              </w:rPr>
+              <w:t>static inline void init_ccnt() {</w:t>
+            </w:r>
+          </w:p>
+          <w:p>
+            <w:pPr>
+              <w:spacing w:before="0" w:after="0" w:line="240" w:lineRule="auto"/>
+            </w:pPr>
+            <w:r>
+              <w:rPr>
+                <w:rFonts w:ascii="Consolas" w:hAnsi="Consolas"/>
+                <w:color w:val="222222"/>
+                <w:sz w:val="19"/>
+              </w:rPr>
+              <w:t xml:space="preserve">    #ifdef __arm__</w:t>
+            </w:r>
+          </w:p>
+          <w:p>
+            <w:pPr>
+              <w:spacing w:before="0" w:after="0" w:line="240" w:lineRule="auto"/>
+            </w:pPr>
+            <w:r>
+              <w:rPr>
+                <w:rFonts w:ascii="Consolas" w:hAnsi="Consolas"/>
+                <w:color w:val="222222"/>
+                <w:sz w:val="19"/>
+              </w:rPr>
+              <w:t xml:space="preserve">        // Enable PMU and reset cycle counter</w:t>
+            </w:r>
+          </w:p>
+          <w:p>
+            <w:pPr>
+              <w:spacing w:before="0" w:after="0" w:line="240" w:lineRule="auto"/>
+            </w:pPr>
+            <w:r>
+              <w:rPr>
+                <w:rFonts w:ascii="Consolas" w:hAnsi="Consolas"/>
+                <w:color w:val="222222"/>
+                <w:sz w:val="19"/>
+              </w:rPr>
+              <w:t xml:space="preserve">        asm volatile ("mcr p15, 0, %0, c9, c12, 0" :: "r"(0x17)); </w:t>
+            </w:r>
+          </w:p>
+          <w:p>
+            <w:pPr>
+              <w:spacing w:before="0" w:after="0" w:line="240" w:lineRule="auto"/>
+            </w:pPr>
+            <w:r>
+              <w:rPr>
+                <w:rFonts w:ascii="Consolas" w:hAnsi="Consolas"/>
+                <w:color w:val="222222"/>
+                <w:sz w:val="19"/>
+              </w:rPr>
+              <w:t xml:space="preserve">        // Enable CCNT (bit 31)</w:t>
+            </w:r>
+          </w:p>
+          <w:p>
+            <w:pPr>
+              <w:spacing w:before="0" w:after="0" w:line="240" w:lineRule="auto"/>
+            </w:pPr>
+            <w:r>
+              <w:rPr>
+                <w:rFonts w:ascii="Consolas" w:hAnsi="Consolas"/>
+                <w:color w:val="222222"/>
+                <w:sz w:val="19"/>
+              </w:rPr>
+              <w:t xml:space="preserve">        asm volatile ("mcr p15, 0, %0, c9, c12, 1" :: "r"(0x80000000));</w:t>
+            </w:r>
+          </w:p>
+          <w:p>
+            <w:pPr>
+              <w:spacing w:before="0" w:after="0" w:line="240" w:lineRule="auto"/>
+            </w:pPr>
+            <w:r>
+              <w:rPr>
+                <w:rFonts w:ascii="Consolas" w:hAnsi="Consolas"/>
+                <w:color w:val="222222"/>
+                <w:sz w:val="19"/>
+              </w:rPr>
+              <w:t xml:space="preserve">    #endif</w:t>
+            </w:r>
+          </w:p>
+          <w:p>
+            <w:pPr>
+              <w:spacing w:before="0" w:after="0" w:line="240" w:lineRule="auto"/>
+            </w:pPr>
+            <w:r>
+              <w:rPr>
+                <w:rFonts w:ascii="Consolas" w:hAnsi="Consolas"/>
+                <w:color w:val="222222"/>
+                <w:sz w:val="19"/>
+              </w:rPr>
+              <w:t>}</w:t>
+            </w:r>
+          </w:p>
+          <w:p>
+            <w:pPr>
+              <w:spacing w:before="0" w:after="0" w:line="240" w:lineRule="auto"/>
+            </w:pPr>
+            <w:r>
+              <w:rPr>
+                <w:rFonts w:ascii="Consolas" w:hAnsi="Consolas"/>
+                <w:color w:val="222222"/>
+                <w:sz w:val="19"/>
+              </w:rPr>
+            </w:r>
+          </w:p>
+          <w:p>
+            <w:pPr>
+              <w:spacing w:before="0" w:after="0" w:line="240" w:lineRule="auto"/>
+            </w:pPr>
+            <w:r>
+              <w:rPr>
+                <w:rFonts w:ascii="Consolas" w:hAnsi="Consolas"/>
+                <w:color w:val="222222"/>
+                <w:sz w:val="19"/>
+              </w:rPr>
+              <w:t>static inline uint32_t read_ccnt() {</w:t>
+            </w:r>
+          </w:p>
+          <w:p>
+            <w:pPr>
+              <w:spacing w:before="0" w:after="0" w:line="240" w:lineRule="auto"/>
+            </w:pPr>
+            <w:r>
+              <w:rPr>
+                <w:rFonts w:ascii="Consolas" w:hAnsi="Consolas"/>
+                <w:color w:val="222222"/>
+                <w:sz w:val="19"/>
+              </w:rPr>
+              <w:t xml:space="preserve">    uint32_t cc = 0;</w:t>
+            </w:r>
+          </w:p>
+          <w:p>
+            <w:pPr>
+              <w:spacing w:before="0" w:after="0" w:line="240" w:lineRule="auto"/>
+            </w:pPr>
+            <w:r>
+              <w:rPr>
+                <w:rFonts w:ascii="Consolas" w:hAnsi="Consolas"/>
+                <w:color w:val="222222"/>
+                <w:sz w:val="19"/>
+              </w:rPr>
+              <w:t xml:space="preserve">    #ifdef __arm__</w:t>
+            </w:r>
+          </w:p>
+          <w:p>
+            <w:pPr>
+              <w:spacing w:before="0" w:after="0" w:line="240" w:lineRule="auto"/>
+            </w:pPr>
+            <w:r>
+              <w:rPr>
+                <w:rFonts w:ascii="Consolas" w:hAnsi="Consolas"/>
+                <w:color w:val="222222"/>
+                <w:sz w:val="19"/>
+              </w:rPr>
+              <w:t xml:space="preserve">        asm volatile ("mrc p15, 0, %0, c9, c13, 0" : "=r"(cc));</w:t>
+            </w:r>
+          </w:p>
+          <w:p>
+            <w:pPr>
+              <w:spacing w:before="0" w:after="0" w:line="240" w:lineRule="auto"/>
+            </w:pPr>
+            <w:r>
+              <w:rPr>
+                <w:rFonts w:ascii="Consolas" w:hAnsi="Consolas"/>
+                <w:color w:val="222222"/>
+                <w:sz w:val="19"/>
+              </w:rPr>
+              <w:t xml:space="preserve">    #endif</w:t>
+            </w:r>
+          </w:p>
+          <w:p>
+            <w:pPr>
+              <w:spacing w:before="0" w:after="0" w:line="240" w:lineRule="auto"/>
+            </w:pPr>
+            <w:r>
+              <w:rPr>
+                <w:rFonts w:ascii="Consolas" w:hAnsi="Consolas"/>
+                <w:color w:val="222222"/>
+                <w:sz w:val="19"/>
+              </w:rPr>
+              <w:t xml:space="preserve">    return cc;</w:t>
+            </w:r>
+          </w:p>
+          <w:p>
+            <w:pPr>
+              <w:spacing w:before="0" w:after="0" w:line="240" w:lineRule="auto"/>
+            </w:pPr>
+            <w:r>
+              <w:rPr>
+                <w:rFonts w:ascii="Consolas" w:hAnsi="Consolas"/>
+                <w:color w:val="222222"/>
+                <w:sz w:val="19"/>
+              </w:rPr>
+              <w:t>}</w:t>
+            </w:r>
+          </w:p>
+          <w:p>
+            <w:pPr>
+              <w:spacing w:before="0" w:after="0" w:line="240" w:lineRule="auto"/>
+            </w:pPr>
+            <w:r>
+              <w:rPr>
+                <w:rFonts w:ascii="Consolas" w:hAnsi="Consolas"/>
+                <w:color w:val="222222"/>
+                <w:sz w:val="19"/>
+              </w:rPr>
+            </w:r>
+          </w:p>
+          <w:p>
+            <w:pPr>
+              <w:spacing w:before="0" w:after="0" w:line="240" w:lineRule="auto"/>
+            </w:pPr>
+            <w:r>
+              <w:rPr>
+                <w:rFonts w:ascii="Consolas" w:hAnsi="Consolas"/>
+                <w:color w:val="222222"/>
+                <w:sz w:val="19"/>
+              </w:rPr>
+              <w:t>int main() {</w:t>
+            </w:r>
+          </w:p>
+          <w:p>
+            <w:pPr>
+              <w:spacing w:before="0" w:after="0" w:line="240" w:lineRule="auto"/>
+            </w:pPr>
+            <w:r>
+              <w:rPr>
+                <w:rFonts w:ascii="Consolas" w:hAnsi="Consolas"/>
+                <w:color w:val="222222"/>
+                <w:sz w:val="19"/>
+              </w:rPr>
+              <w:t xml:space="preserve">    uint32_t tStart, tEnd;</w:t>
+            </w:r>
+          </w:p>
+          <w:p>
+            <w:pPr>
+              <w:spacing w:before="0" w:after="0" w:line="240" w:lineRule="auto"/>
+            </w:pPr>
+            <w:r>
+              <w:rPr>
+                <w:rFonts w:ascii="Consolas" w:hAnsi="Consolas"/>
+                <w:color w:val="222222"/>
+                <w:sz w:val="19"/>
+              </w:rPr>
+              <w:t xml:space="preserve">    int r, c;</w:t>
+            </w:r>
+          </w:p>
+          <w:p>
+            <w:pPr>
+              <w:spacing w:before="0" w:after="0" w:line="240" w:lineRule="auto"/>
+            </w:pPr>
+            <w:r>
+              <w:rPr>
+                <w:rFonts w:ascii="Consolas" w:hAnsi="Consolas"/>
+                <w:color w:val="222222"/>
+                <w:sz w:val="19"/>
+              </w:rPr>
+            </w:r>
+          </w:p>
+          <w:p>
+            <w:pPr>
+              <w:spacing w:before="0" w:after="0" w:line="240" w:lineRule="auto"/>
+            </w:pPr>
+            <w:r>
+              <w:rPr>
+                <w:rFonts w:ascii="Consolas" w:hAnsi="Consolas"/>
+                <w:color w:val="222222"/>
+                <w:sz w:val="19"/>
+              </w:rPr>
+              <w:t xml:space="preserve">    printf("====================================================\n");</w:t>
+            </w:r>
+          </w:p>
+          <w:p>
+            <w:pPr>
+              <w:spacing w:before="0" w:after="0" w:line="240" w:lineRule="auto"/>
+            </w:pPr>
+            <w:r>
+              <w:rPr>
+                <w:rFonts w:ascii="Consolas" w:hAnsi="Consolas"/>
+                <w:color w:val="222222"/>
+                <w:sz w:val="19"/>
+              </w:rPr>
+              <w:t xml:space="preserve">    printf("Zynq-7000 Real-Time Edge Vision Convolution Driver  \n");</w:t>
+            </w:r>
+          </w:p>
+          <w:p>
+            <w:pPr>
+              <w:spacing w:before="0" w:after="0" w:line="240" w:lineRule="auto"/>
+            </w:pPr>
+            <w:r>
+              <w:rPr>
+                <w:rFonts w:ascii="Consolas" w:hAnsi="Consolas"/>
+                <w:color w:val="222222"/>
+                <w:sz w:val="19"/>
+              </w:rPr>
+              <w:t xml:space="preserve">    printf("Hardware/Software Co-Design - Sobel Accelerator Core\n");</w:t>
+            </w:r>
+          </w:p>
+          <w:p>
+            <w:pPr>
+              <w:spacing w:before="0" w:after="0" w:line="240" w:lineRule="auto"/>
+            </w:pPr>
+            <w:r>
+              <w:rPr>
+                <w:rFonts w:ascii="Consolas" w:hAnsi="Consolas"/>
+                <w:color w:val="222222"/>
+                <w:sz w:val="19"/>
+              </w:rPr>
+              <w:t xml:space="preserve">    printf("====================================================\n\n");</w:t>
+            </w:r>
+          </w:p>
+          <w:p>
+            <w:pPr>
+              <w:spacing w:before="0" w:after="0" w:line="240" w:lineRule="auto"/>
+            </w:pPr>
+            <w:r>
+              <w:rPr>
+                <w:rFonts w:ascii="Consolas" w:hAnsi="Consolas"/>
+                <w:color w:val="222222"/>
+                <w:sz w:val="19"/>
+              </w:rPr>
+            </w:r>
+          </w:p>
+          <w:p>
+            <w:pPr>
+              <w:spacing w:before="0" w:after="0" w:line="240" w:lineRule="auto"/>
+            </w:pPr>
+            <w:r>
+              <w:rPr>
+                <w:rFonts w:ascii="Consolas" w:hAnsi="Consolas"/>
+                <w:color w:val="222222"/>
+                <w:sz w:val="19"/>
+              </w:rPr>
+              <w:t xml:space="preserve">    printf("Input Grayscale Image Matrix (5x5):\n");</w:t>
+            </w:r>
+          </w:p>
+          <w:p>
+            <w:pPr>
+              <w:spacing w:before="0" w:after="0" w:line="240" w:lineRule="auto"/>
+            </w:pPr>
+            <w:r>
+              <w:rPr>
+                <w:rFonts w:ascii="Consolas" w:hAnsi="Consolas"/>
+                <w:color w:val="222222"/>
+                <w:sz w:val="19"/>
+              </w:rPr>
+              <w:t xml:space="preserve">    for (r = 0; r &lt; 5; r++) {</w:t>
+            </w:r>
+          </w:p>
+          <w:p>
+            <w:pPr>
+              <w:spacing w:before="0" w:after="0" w:line="240" w:lineRule="auto"/>
+            </w:pPr>
+            <w:r>
+              <w:rPr>
+                <w:rFonts w:ascii="Consolas" w:hAnsi="Consolas"/>
+                <w:color w:val="222222"/>
+                <w:sz w:val="19"/>
+              </w:rPr>
+              <w:t xml:space="preserve">        printf("  [ ");</w:t>
+            </w:r>
+          </w:p>
+          <w:p>
+            <w:pPr>
+              <w:spacing w:before="0" w:after="0" w:line="240" w:lineRule="auto"/>
+            </w:pPr>
+            <w:r>
+              <w:rPr>
+                <w:rFonts w:ascii="Consolas" w:hAnsi="Consolas"/>
+                <w:color w:val="222222"/>
+                <w:sz w:val="19"/>
+              </w:rPr>
+              <w:t xml:space="preserve">        for (c = 0; c &lt; 5; c++) {</w:t>
+            </w:r>
+          </w:p>
+          <w:p>
+            <w:pPr>
+              <w:spacing w:before="0" w:after="0" w:line="240" w:lineRule="auto"/>
+            </w:pPr>
+            <w:r>
+              <w:rPr>
+                <w:rFonts w:ascii="Consolas" w:hAnsi="Consolas"/>
+                <w:color w:val="222222"/>
+                <w:sz w:val="19"/>
+              </w:rPr>
+              <w:t xml:space="preserve">            printf("%3d ", input_image[r][c]);</w:t>
+            </w:r>
+          </w:p>
+          <w:p>
+            <w:pPr>
+              <w:spacing w:before="0" w:after="0" w:line="240" w:lineRule="auto"/>
+            </w:pPr>
+            <w:r>
+              <w:rPr>
+                <w:rFonts w:ascii="Consolas" w:hAnsi="Consolas"/>
+                <w:color w:val="222222"/>
+                <w:sz w:val="19"/>
+              </w:rPr>
+              <w:t xml:space="preserve">        }</w:t>
+            </w:r>
+          </w:p>
+          <w:p>
+            <w:pPr>
+              <w:spacing w:before="0" w:after="0" w:line="240" w:lineRule="auto"/>
+            </w:pPr>
+            <w:r>
+              <w:rPr>
+                <w:rFonts w:ascii="Consolas" w:hAnsi="Consolas"/>
+                <w:color w:val="222222"/>
+                <w:sz w:val="19"/>
+              </w:rPr>
+              <w:t xml:space="preserve">        printf("]\n");</w:t>
+            </w:r>
+          </w:p>
+          <w:p>
+            <w:pPr>
+              <w:spacing w:before="0" w:after="0" w:line="240" w:lineRule="auto"/>
+            </w:pPr>
+            <w:r>
+              <w:rPr>
+                <w:rFonts w:ascii="Consolas" w:hAnsi="Consolas"/>
+                <w:color w:val="222222"/>
+                <w:sz w:val="19"/>
+              </w:rPr>
+              <w:t xml:space="preserve">    }</w:t>
+            </w:r>
+          </w:p>
+          <w:p>
+            <w:pPr>
+              <w:spacing w:before="0" w:after="0" w:line="240" w:lineRule="auto"/>
+            </w:pPr>
+            <w:r>
+              <w:rPr>
+                <w:rFonts w:ascii="Consolas" w:hAnsi="Consolas"/>
+                <w:color w:val="222222"/>
+                <w:sz w:val="19"/>
+              </w:rPr>
+              <w:t xml:space="preserve">    printf("\n");</w:t>
+            </w:r>
+          </w:p>
+          <w:p>
+            <w:pPr>
+              <w:spacing w:before="0" w:after="0" w:line="240" w:lineRule="auto"/>
+            </w:pPr>
+            <w:r>
+              <w:rPr>
+                <w:rFonts w:ascii="Consolas" w:hAnsi="Consolas"/>
+                <w:color w:val="222222"/>
+                <w:sz w:val="19"/>
+              </w:rPr>
+            </w:r>
+          </w:p>
+          <w:p>
+            <w:pPr>
+              <w:spacing w:before="0" w:after="0" w:line="240" w:lineRule="auto"/>
+            </w:pPr>
+            <w:r>
+              <w:rPr>
+                <w:rFonts w:ascii="Consolas" w:hAnsi="Consolas"/>
+                <w:color w:val="222222"/>
+                <w:sz w:val="19"/>
+              </w:rPr>
+              <w:t xml:space="preserve">    // Initialize the CPU performance counters</w:t>
+            </w:r>
+          </w:p>
+          <w:p>
+            <w:pPr>
+              <w:spacing w:before="0" w:after="0" w:line="240" w:lineRule="auto"/>
+            </w:pPr>
+            <w:r>
+              <w:rPr>
+                <w:rFonts w:ascii="Consolas" w:hAnsi="Consolas"/>
+                <w:color w:val="222222"/>
+                <w:sz w:val="19"/>
+              </w:rPr>
+              <w:t xml:space="preserve">    init_ccnt();</w:t>
+            </w:r>
+          </w:p>
+          <w:p>
+            <w:pPr>
+              <w:spacing w:before="0" w:after="0" w:line="240" w:lineRule="auto"/>
+            </w:pPr>
+            <w:r>
+              <w:rPr>
+                <w:rFonts w:ascii="Consolas" w:hAnsi="Consolas"/>
+                <w:color w:val="222222"/>
+                <w:sz w:val="19"/>
+              </w:rPr>
+              <w:t xml:space="preserve">    </w:t>
+            </w:r>
+          </w:p>
+          <w:p>
+            <w:pPr>
+              <w:spacing w:before="0" w:after="0" w:line="240" w:lineRule="auto"/>
+            </w:pPr>
+            <w:r>
+              <w:rPr>
+                <w:rFonts w:ascii="Consolas" w:hAnsi="Consolas"/>
+                <w:color w:val="222222"/>
+                <w:sz w:val="19"/>
+              </w:rPr>
+              <w:t xml:space="preserve">    // Read start cycles</w:t>
+            </w:r>
+          </w:p>
+          <w:p>
+            <w:pPr>
+              <w:spacing w:before="0" w:after="0" w:line="240" w:lineRule="auto"/>
+            </w:pPr>
+            <w:r>
+              <w:rPr>
+                <w:rFonts w:ascii="Consolas" w:hAnsi="Consolas"/>
+                <w:color w:val="222222"/>
+                <w:sz w:val="19"/>
+              </w:rPr>
+              <w:t xml:space="preserve">    tStart = read_ccnt();</w:t>
+            </w:r>
+          </w:p>
+          <w:p>
+            <w:pPr>
+              <w:spacing w:before="0" w:after="0" w:line="240" w:lineRule="auto"/>
+            </w:pPr>
+            <w:r>
+              <w:rPr>
+                <w:rFonts w:ascii="Consolas" w:hAnsi="Consolas"/>
+                <w:color w:val="222222"/>
+                <w:sz w:val="19"/>
+              </w:rPr>
+            </w:r>
+          </w:p>
+          <w:p>
+            <w:pPr>
+              <w:spacing w:before="0" w:after="0" w:line="240" w:lineRule="auto"/>
+            </w:pPr>
+            <w:r>
+              <w:rPr>
+                <w:rFonts w:ascii="Consolas" w:hAnsi="Consolas"/>
+                <w:color w:val="222222"/>
+                <w:sz w:val="19"/>
+              </w:rPr>
+              <w:t xml:space="preserve">    for (r = 1; r &lt;= 3; r++) {</w:t>
+            </w:r>
+          </w:p>
+          <w:p>
+            <w:pPr>
+              <w:spacing w:before="0" w:after="0" w:line="240" w:lineRule="auto"/>
+            </w:pPr>
+            <w:r>
+              <w:rPr>
+                <w:rFonts w:ascii="Consolas" w:hAnsi="Consolas"/>
+                <w:color w:val="222222"/>
+                <w:sz w:val="19"/>
+              </w:rPr>
+              <w:t xml:space="preserve">        for (c = 1; c &lt;= 3; c++) {</w:t>
+            </w:r>
+          </w:p>
+          <w:p>
+            <w:pPr>
+              <w:spacing w:before="0" w:after="0" w:line="240" w:lineRule="auto"/>
+            </w:pPr>
+            <w:r>
+              <w:rPr>
+                <w:rFonts w:ascii="Consolas" w:hAnsi="Consolas"/>
+                <w:color w:val="222222"/>
+                <w:sz w:val="19"/>
+              </w:rPr>
+              <w:t xml:space="preserve">            uint32_t packed_row0 = ((uint32_t)input_image[r-1][c+1] &lt;&lt; 16) |</w:t>
+            </w:r>
+          </w:p>
+          <w:p>
+            <w:pPr>
+              <w:spacing w:before="0" w:after="0" w:line="240" w:lineRule="auto"/>
+            </w:pPr>
+            <w:r>
+              <w:rPr>
+                <w:rFonts w:ascii="Consolas" w:hAnsi="Consolas"/>
+                <w:color w:val="222222"/>
+                <w:sz w:val="19"/>
+              </w:rPr>
+              <w:t xml:space="preserve">                                   ((uint32_t)input_image[r-1][c]   &lt;&lt; 8)  |</w:t>
+            </w:r>
+          </w:p>
+          <w:p>
+            <w:pPr>
+              <w:spacing w:before="0" w:after="0" w:line="240" w:lineRule="auto"/>
+            </w:pPr>
+            <w:r>
+              <w:rPr>
+                <w:rFonts w:ascii="Consolas" w:hAnsi="Consolas"/>
+                <w:color w:val="222222"/>
+                <w:sz w:val="19"/>
+              </w:rPr>
+              <w:t xml:space="preserve">                                    (uint32_t)input_image[r-1][c-1];</w:t>
+            </w:r>
+          </w:p>
+          <w:p>
+            <w:pPr>
+              <w:spacing w:before="0" w:after="0" w:line="240" w:lineRule="auto"/>
+            </w:pPr>
+            <w:r>
+              <w:rPr>
+                <w:rFonts w:ascii="Consolas" w:hAnsi="Consolas"/>
+                <w:color w:val="222222"/>
+                <w:sz w:val="19"/>
+              </w:rPr>
+            </w:r>
+          </w:p>
+          <w:p>
+            <w:pPr>
+              <w:spacing w:before="0" w:after="0" w:line="240" w:lineRule="auto"/>
+            </w:pPr>
+            <w:r>
+              <w:rPr>
+                <w:rFonts w:ascii="Consolas" w:hAnsi="Consolas"/>
+                <w:color w:val="222222"/>
+                <w:sz w:val="19"/>
+              </w:rPr>
+              <w:t xml:space="preserve">            uint32_t packed_row1 = ((uint32_t)input_image[r][c+1]   &lt;&lt; 16) |</w:t>
+            </w:r>
+          </w:p>
+          <w:p>
+            <w:pPr>
+              <w:spacing w:before="0" w:after="0" w:line="240" w:lineRule="auto"/>
+            </w:pPr>
+            <w:r>
+              <w:rPr>
+                <w:rFonts w:ascii="Consolas" w:hAnsi="Consolas"/>
+                <w:color w:val="222222"/>
+                <w:sz w:val="19"/>
+              </w:rPr>
+              <w:t xml:space="preserve">                                   ((uint32_t)input_image[r][c]     &lt;&lt; 8)  |</w:t>
+            </w:r>
+          </w:p>
+          <w:p>
+            <w:pPr>
+              <w:spacing w:before="0" w:after="0" w:line="240" w:lineRule="auto"/>
+            </w:pPr>
+            <w:r>
+              <w:rPr>
+                <w:rFonts w:ascii="Consolas" w:hAnsi="Consolas"/>
+                <w:color w:val="222222"/>
+                <w:sz w:val="19"/>
+              </w:rPr>
+              <w:t xml:space="preserve">                                    (uint32_t)input_image[r][c-1];</w:t>
+            </w:r>
+          </w:p>
+          <w:p>
+            <w:pPr>
+              <w:spacing w:before="0" w:after="0" w:line="240" w:lineRule="auto"/>
+            </w:pPr>
+            <w:r>
+              <w:rPr>
+                <w:rFonts w:ascii="Consolas" w:hAnsi="Consolas"/>
+                <w:color w:val="222222"/>
+                <w:sz w:val="19"/>
+              </w:rPr>
+            </w:r>
+          </w:p>
+          <w:p>
+            <w:pPr>
+              <w:spacing w:before="0" w:after="0" w:line="240" w:lineRule="auto"/>
+            </w:pPr>
+            <w:r>
+              <w:rPr>
+                <w:rFonts w:ascii="Consolas" w:hAnsi="Consolas"/>
+                <w:color w:val="222222"/>
+                <w:sz w:val="19"/>
+              </w:rPr>
+              <w:t xml:space="preserve">            uint32_t packed_row2 = ((uint32_t)input_image[r+1][c+1] &lt;&lt; 16) |</w:t>
+            </w:r>
+          </w:p>
+          <w:p>
+            <w:pPr>
+              <w:spacing w:before="0" w:after="0" w:line="240" w:lineRule="auto"/>
+            </w:pPr>
+            <w:r>
+              <w:rPr>
+                <w:rFonts w:ascii="Consolas" w:hAnsi="Consolas"/>
+                <w:color w:val="222222"/>
+                <w:sz w:val="19"/>
+              </w:rPr>
+              <w:t xml:space="preserve">                                   ((uint32_t)input_image[r+1][c]   &lt;&lt; 8)  |</w:t>
+            </w:r>
+          </w:p>
+          <w:p>
+            <w:pPr>
+              <w:spacing w:before="0" w:after="0" w:line="240" w:lineRule="auto"/>
+            </w:pPr>
+            <w:r>
+              <w:rPr>
+                <w:rFonts w:ascii="Consolas" w:hAnsi="Consolas"/>
+                <w:color w:val="222222"/>
+                <w:sz w:val="19"/>
+              </w:rPr>
+              <w:t xml:space="preserve">                                    (uint32_t)input_image[r+1][c-1];</w:t>
+            </w:r>
+          </w:p>
+          <w:p>
+            <w:pPr>
+              <w:spacing w:before="0" w:after="0" w:line="240" w:lineRule="auto"/>
+            </w:pPr>
+            <w:r>
+              <w:rPr>
+                <w:rFonts w:ascii="Consolas" w:hAnsi="Consolas"/>
+                <w:color w:val="222222"/>
+                <w:sz w:val="19"/>
+              </w:rPr>
+            </w:r>
+          </w:p>
+          <w:p>
+            <w:pPr>
+              <w:spacing w:before="0" w:after="0" w:line="240" w:lineRule="auto"/>
+            </w:pPr>
+            <w:r>
+              <w:rPr>
+                <w:rFonts w:ascii="Consolas" w:hAnsi="Consolas"/>
+                <w:color w:val="222222"/>
+                <w:sz w:val="19"/>
+              </w:rPr>
+              <w:t xml:space="preserve">            Xil_Out32(SOBEL_BASEADDR + SOBEL_REG0_OFFSET, packed_row0);</w:t>
+            </w:r>
+          </w:p>
+          <w:p>
+            <w:pPr>
+              <w:spacing w:before="0" w:after="0" w:line="240" w:lineRule="auto"/>
+            </w:pPr>
+            <w:r>
+              <w:rPr>
+                <w:rFonts w:ascii="Consolas" w:hAnsi="Consolas"/>
+                <w:color w:val="222222"/>
+                <w:sz w:val="19"/>
+              </w:rPr>
+              <w:t xml:space="preserve">            Xil_Out32(SOBEL_BASEADDR + SOBEL_REG1_OFFSET, packed_row1);</w:t>
+            </w:r>
+          </w:p>
+          <w:p>
+            <w:pPr>
+              <w:spacing w:before="0" w:after="0" w:line="240" w:lineRule="auto"/>
+            </w:pPr>
+            <w:r>
+              <w:rPr>
+                <w:rFonts w:ascii="Consolas" w:hAnsi="Consolas"/>
+                <w:color w:val="222222"/>
+                <w:sz w:val="19"/>
+              </w:rPr>
+              <w:t xml:space="preserve">            Xil_Out32(SOBEL_BASEADDR + SOBEL_REG2_OFFSET, packed_row2);</w:t>
+            </w:r>
+          </w:p>
+          <w:p>
+            <w:pPr>
+              <w:spacing w:before="0" w:after="0" w:line="240" w:lineRule="auto"/>
+            </w:pPr>
+            <w:r>
+              <w:rPr>
+                <w:rFonts w:ascii="Consolas" w:hAnsi="Consolas"/>
+                <w:color w:val="222222"/>
+                <w:sz w:val="19"/>
+              </w:rPr>
+            </w:r>
+          </w:p>
+          <w:p>
+            <w:pPr>
+              <w:spacing w:before="0" w:after="0" w:line="240" w:lineRule="auto"/>
+            </w:pPr>
+            <w:r>
+              <w:rPr>
+                <w:rFonts w:ascii="Consolas" w:hAnsi="Consolas"/>
+                <w:color w:val="222222"/>
+                <w:sz w:val="19"/>
+              </w:rPr>
+              <w:t xml:space="preserve">            uint32_t result = Xil_In32(SOBEL_BASEADDR + SOBEL_REG3_OFFSET);</w:t>
+            </w:r>
+          </w:p>
+          <w:p>
+            <w:pPr>
+              <w:spacing w:before="0" w:after="0" w:line="240" w:lineRule="auto"/>
+            </w:pPr>
+            <w:r>
+              <w:rPr>
+                <w:rFonts w:ascii="Consolas" w:hAnsi="Consolas"/>
+                <w:color w:val="222222"/>
+                <w:sz w:val="19"/>
+              </w:rPr>
+              <w:t xml:space="preserve">            output_image[r-1][c-1] = (uint8_t)(result &amp; 0xFF);</w:t>
+            </w:r>
+          </w:p>
+          <w:p>
+            <w:pPr>
+              <w:spacing w:before="0" w:after="0" w:line="240" w:lineRule="auto"/>
+            </w:pPr>
+            <w:r>
+              <w:rPr>
+                <w:rFonts w:ascii="Consolas" w:hAnsi="Consolas"/>
+                <w:color w:val="222222"/>
+                <w:sz w:val="19"/>
+              </w:rPr>
+              <w:t xml:space="preserve">        }</w:t>
+            </w:r>
+          </w:p>
+          <w:p>
+            <w:pPr>
+              <w:spacing w:before="0" w:after="0" w:line="240" w:lineRule="auto"/>
+            </w:pPr>
+            <w:r>
+              <w:rPr>
+                <w:rFonts w:ascii="Consolas" w:hAnsi="Consolas"/>
+                <w:color w:val="222222"/>
+                <w:sz w:val="19"/>
+              </w:rPr>
+              <w:t xml:space="preserve">    }</w:t>
+            </w:r>
+          </w:p>
+          <w:p>
+            <w:pPr>
+              <w:spacing w:before="0" w:after="0" w:line="240" w:lineRule="auto"/>
+            </w:pPr>
+            <w:r>
+              <w:rPr>
+                <w:rFonts w:ascii="Consolas" w:hAnsi="Consolas"/>
+                <w:color w:val="222222"/>
+                <w:sz w:val="19"/>
+              </w:rPr>
+            </w:r>
+          </w:p>
+          <w:p>
+            <w:pPr>
+              <w:spacing w:before="0" w:after="0" w:line="240" w:lineRule="auto"/>
+            </w:pPr>
+            <w:r>
+              <w:rPr>
+                <w:rFonts w:ascii="Consolas" w:hAnsi="Consolas"/>
+                <w:color w:val="222222"/>
+                <w:sz w:val="19"/>
+              </w:rPr>
+              <w:t xml:space="preserve">    // Read end cycles</w:t>
+            </w:r>
+          </w:p>
+          <w:p>
+            <w:pPr>
+              <w:spacing w:before="0" w:after="0" w:line="240" w:lineRule="auto"/>
+            </w:pPr>
+            <w:r>
+              <w:rPr>
+                <w:rFonts w:ascii="Consolas" w:hAnsi="Consolas"/>
+                <w:color w:val="222222"/>
+                <w:sz w:val="19"/>
+              </w:rPr>
+              <w:t xml:space="preserve">    tEnd = read_ccnt();</w:t>
+            </w:r>
+          </w:p>
+          <w:p>
+            <w:pPr>
+              <w:spacing w:before="0" w:after="0" w:line="240" w:lineRule="auto"/>
+            </w:pPr>
+            <w:r>
+              <w:rPr>
+                <w:rFonts w:ascii="Consolas" w:hAnsi="Consolas"/>
+                <w:color w:val="222222"/>
+                <w:sz w:val="19"/>
+              </w:rPr>
+            </w:r>
+          </w:p>
+          <w:p>
+            <w:pPr>
+              <w:spacing w:before="0" w:after="0" w:line="240" w:lineRule="auto"/>
+            </w:pPr>
+            <w:r>
+              <w:rPr>
+                <w:rFonts w:ascii="Consolas" w:hAnsi="Consolas"/>
+                <w:color w:val="222222"/>
+                <w:sz w:val="19"/>
+              </w:rPr>
+              <w:t xml:space="preserve">    printf("Edge-Detected Output Image Matrix (3x3):\n");</w:t>
+            </w:r>
+          </w:p>
+          <w:p>
+            <w:pPr>
+              <w:spacing w:before="0" w:after="0" w:line="240" w:lineRule="auto"/>
+            </w:pPr>
+            <w:r>
+              <w:rPr>
+                <w:rFonts w:ascii="Consolas" w:hAnsi="Consolas"/>
+                <w:color w:val="222222"/>
+                <w:sz w:val="19"/>
+              </w:rPr>
+              <w:t xml:space="preserve">    for (r = 0; r &lt; 3; r++) {</w:t>
+            </w:r>
+          </w:p>
+          <w:p>
+            <w:pPr>
+              <w:spacing w:before="0" w:after="0" w:line="240" w:lineRule="auto"/>
+            </w:pPr>
+            <w:r>
+              <w:rPr>
+                <w:rFonts w:ascii="Consolas" w:hAnsi="Consolas"/>
+                <w:color w:val="222222"/>
+                <w:sz w:val="19"/>
+              </w:rPr>
+              <w:t xml:space="preserve">        printf("  [ ");</w:t>
+            </w:r>
+          </w:p>
+          <w:p>
+            <w:pPr>
+              <w:spacing w:before="0" w:after="0" w:line="240" w:lineRule="auto"/>
+            </w:pPr>
+            <w:r>
+              <w:rPr>
+                <w:rFonts w:ascii="Consolas" w:hAnsi="Consolas"/>
+                <w:color w:val="222222"/>
+                <w:sz w:val="19"/>
+              </w:rPr>
+              <w:t xml:space="preserve">        for (c = 0; c &lt; 3; c++) {</w:t>
+            </w:r>
+          </w:p>
+          <w:p>
+            <w:pPr>
+              <w:spacing w:before="0" w:after="0" w:line="240" w:lineRule="auto"/>
+            </w:pPr>
+            <w:r>
+              <w:rPr>
+                <w:rFonts w:ascii="Consolas" w:hAnsi="Consolas"/>
+                <w:color w:val="222222"/>
+                <w:sz w:val="19"/>
+              </w:rPr>
+              <w:t xml:space="preserve">            printf("%3d ", output_image[r][c]);</w:t>
+            </w:r>
+          </w:p>
+          <w:p>
+            <w:pPr>
+              <w:spacing w:before="0" w:after="0" w:line="240" w:lineRule="auto"/>
+            </w:pPr>
+            <w:r>
+              <w:rPr>
+                <w:rFonts w:ascii="Consolas" w:hAnsi="Consolas"/>
+                <w:color w:val="222222"/>
+                <w:sz w:val="19"/>
+              </w:rPr>
+              <w:t xml:space="preserve">        }</w:t>
+            </w:r>
+          </w:p>
+          <w:p>
+            <w:pPr>
+              <w:spacing w:before="0" w:after="0" w:line="240" w:lineRule="auto"/>
+            </w:pPr>
+            <w:r>
+              <w:rPr>
+                <w:rFonts w:ascii="Consolas" w:hAnsi="Consolas"/>
+                <w:color w:val="222222"/>
+                <w:sz w:val="19"/>
+              </w:rPr>
+              <w:t xml:space="preserve">        printf("]\n");</w:t>
+            </w:r>
+          </w:p>
+          <w:p>
+            <w:pPr>
+              <w:spacing w:before="0" w:after="0" w:line="240" w:lineRule="auto"/>
+            </w:pPr>
+            <w:r>
+              <w:rPr>
+                <w:rFonts w:ascii="Consolas" w:hAnsi="Consolas"/>
+                <w:color w:val="222222"/>
+                <w:sz w:val="19"/>
+              </w:rPr>
+              <w:t xml:space="preserve">    }</w:t>
+            </w:r>
+          </w:p>
+          <w:p>
+            <w:pPr>
+              <w:spacing w:before="0" w:after="0" w:line="240" w:lineRule="auto"/>
+            </w:pPr>
+            <w:r>
+              <w:rPr>
+                <w:rFonts w:ascii="Consolas" w:hAnsi="Consolas"/>
+                <w:color w:val="222222"/>
+                <w:sz w:val="19"/>
+              </w:rPr>
+              <w:t xml:space="preserve">    printf("\n");</w:t>
+            </w:r>
+          </w:p>
+          <w:p>
+            <w:pPr>
+              <w:spacing w:before="0" w:after="0" w:line="240" w:lineRule="auto"/>
+            </w:pPr>
+            <w:r>
+              <w:rPr>
+                <w:rFonts w:ascii="Consolas" w:hAnsi="Consolas"/>
+                <w:color w:val="222222"/>
+                <w:sz w:val="19"/>
+              </w:rPr>
+            </w:r>
+          </w:p>
+          <w:p>
+            <w:pPr>
+              <w:spacing w:before="0" w:after="0" w:line="240" w:lineRule="auto"/>
+            </w:pPr>
+            <w:r>
+              <w:rPr>
+                <w:rFonts w:ascii="Consolas" w:hAnsi="Consolas"/>
+                <w:color w:val="222222"/>
+                <w:sz w:val="19"/>
+              </w:rPr>
+              <w:t xml:space="preserve">    uint32_t elapsed_cycles = tEnd - tStart;</w:t>
+            </w:r>
+          </w:p>
+          <w:p>
+            <w:pPr>
+              <w:spacing w:before="0" w:after="0" w:line="240" w:lineRule="auto"/>
+            </w:pPr>
+            <w:r>
+              <w:rPr>
+                <w:rFonts w:ascii="Consolas" w:hAnsi="Consolas"/>
+                <w:color w:val="222222"/>
+                <w:sz w:val="19"/>
+              </w:rPr>
+              <w:t xml:space="preserve">    </w:t>
+            </w:r>
+          </w:p>
+          <w:p>
+            <w:pPr>
+              <w:spacing w:before="0" w:after="0" w:line="240" w:lineRule="auto"/>
+            </w:pPr>
+            <w:r>
+              <w:rPr>
+                <w:rFonts w:ascii="Consolas" w:hAnsi="Consolas"/>
+                <w:color w:val="222222"/>
+                <w:sz w:val="19"/>
+              </w:rPr>
+              <w:t xml:space="preserve">    // CPU runs at 666.67 MHz (1 cycle = 1.5 ns) on Zybo Z7-10</w:t>
+            </w:r>
+          </w:p>
+          <w:p>
+            <w:pPr>
+              <w:spacing w:before="0" w:after="0" w:line="240" w:lineRule="auto"/>
+            </w:pPr>
+            <w:r>
+              <w:rPr>
+                <w:rFonts w:ascii="Consolas" w:hAnsi="Consolas"/>
+                <w:color w:val="222222"/>
+                <w:sz w:val="19"/>
+              </w:rPr>
+              <w:t xml:space="preserve">    double elapsed_us = (double)elapsed_cycles / 666.666687;</w:t>
+            </w:r>
+          </w:p>
+          <w:p>
+            <w:pPr>
+              <w:spacing w:before="0" w:after="0" w:line="240" w:lineRule="auto"/>
+            </w:pPr>
+            <w:r>
+              <w:rPr>
+                <w:rFonts w:ascii="Consolas" w:hAnsi="Consolas"/>
+                <w:color w:val="222222"/>
+                <w:sz w:val="19"/>
+              </w:rPr>
+            </w:r>
+          </w:p>
+          <w:p>
+            <w:pPr>
+              <w:spacing w:before="0" w:after="0" w:line="240" w:lineRule="auto"/>
+            </w:pPr>
+            <w:r>
+              <w:rPr>
+                <w:rFonts w:ascii="Consolas" w:hAnsi="Consolas"/>
+                <w:color w:val="222222"/>
+                <w:sz w:val="19"/>
+              </w:rPr>
+              <w:t xml:space="preserve">    printf("====================================================\n");</w:t>
+            </w:r>
+          </w:p>
+          <w:p>
+            <w:pPr>
+              <w:spacing w:before="0" w:after="0" w:line="240" w:lineRule="auto"/>
+            </w:pPr>
+            <w:r>
+              <w:rPr>
+                <w:rFonts w:ascii="Consolas" w:hAnsi="Consolas"/>
+                <w:color w:val="222222"/>
+                <w:sz w:val="19"/>
+              </w:rPr>
+              <w:t xml:space="preserve">    printf("Hardware Accelerator Performance Profile\n");</w:t>
+            </w:r>
+          </w:p>
+          <w:p>
+            <w:pPr>
+              <w:spacing w:before="0" w:after="0" w:line="240" w:lineRule="auto"/>
+            </w:pPr>
+            <w:r>
+              <w:rPr>
+                <w:rFonts w:ascii="Consolas" w:hAnsi="Consolas"/>
+                <w:color w:val="222222"/>
+                <w:sz w:val="19"/>
+              </w:rPr>
+              <w:t xml:space="preserve">    printf("====================================================\n");</w:t>
+            </w:r>
+          </w:p>
+          <w:p>
+            <w:pPr>
+              <w:spacing w:before="0" w:after="0" w:line="240" w:lineRule="auto"/>
+            </w:pPr>
+            <w:r>
+              <w:rPr>
+                <w:rFonts w:ascii="Consolas" w:hAnsi="Consolas"/>
+                <w:color w:val="222222"/>
+                <w:sz w:val="19"/>
+              </w:rPr>
+              <w:t xml:space="preserve">    printf("ARM CPU Clock Cycles : %u cycles\n", elapsed_cycles);</w:t>
+            </w:r>
+          </w:p>
+          <w:p>
+            <w:pPr>
+              <w:spacing w:before="0" w:after="0" w:line="240" w:lineRule="auto"/>
+            </w:pPr>
+            <w:r>
+              <w:rPr>
+                <w:rFonts w:ascii="Consolas" w:hAnsi="Consolas"/>
+                <w:color w:val="222222"/>
+                <w:sz w:val="19"/>
+              </w:rPr>
+              <w:t xml:space="preserve">    printf("Elapsed Execution    : %.3f microseconds\n", elapsed_us);</w:t>
+            </w:r>
+          </w:p>
+          <w:p>
+            <w:pPr>
+              <w:spacing w:before="0" w:after="0" w:line="240" w:lineRule="auto"/>
+            </w:pPr>
+            <w:r>
+              <w:rPr>
+                <w:rFonts w:ascii="Consolas" w:hAnsi="Consolas"/>
+                <w:color w:val="222222"/>
+                <w:sz w:val="19"/>
+              </w:rPr>
+              <w:t xml:space="preserve">    printf("====================================================\n");</w:t>
+            </w:r>
+          </w:p>
+          <w:p>
+            <w:pPr>
+              <w:spacing w:before="0" w:after="0" w:line="240" w:lineRule="auto"/>
+            </w:pPr>
+            <w:r>
+              <w:rPr>
+                <w:rFonts w:ascii="Consolas" w:hAnsi="Consolas"/>
+                <w:color w:val="222222"/>
+                <w:sz w:val="19"/>
+              </w:rPr>
+            </w:r>
+          </w:p>
+          <w:p>
+            <w:pPr>
+              <w:spacing w:before="0" w:after="0" w:line="240" w:lineRule="auto"/>
+            </w:pPr>
+            <w:r>
+              <w:rPr>
+                <w:rFonts w:ascii="Consolas" w:hAnsi="Consolas"/>
+                <w:color w:val="222222"/>
+                <w:sz w:val="19"/>
+              </w:rPr>
+              <w:t xml:space="preserve">    return 0;</w:t>
+            </w:r>
+          </w:p>
+          <w:p>
+            <w:pPr>
+              <w:spacing w:before="0" w:after="0" w:line="240" w:lineRule="auto"/>
+            </w:pPr>
+            <w:r>
+              <w:rPr>
+                <w:rFonts w:ascii="Consolas" w:hAnsi="Consolas"/>
+                <w:color w:val="222222"/>
+                <w:sz w:val="19"/>
+              </w:rPr>
+              <w:t>}</w:t>
+            </w:r>
+          </w:p>
+        </w:tc>
+      </w:tr>
+    </w:tbl>
+    <w:p>
+      <w:pPr>
+        <w:spacing w:after="120"/>
+      </w:pPr>
+    </w:p>
+    <w:p>
       <w:r>
         <w:br w:type="page"/>
       </w:r>
@@ -3706,6 +10875,20 @@
       <w:pPr>
         <w:spacing w:after="240"/>
       </w:pPr>
+      <w:r>
+        <w:t>The complete hardware and software source code for this project is hosted on GitHub:</w:t>
+        <w:br/>
+        <w:t xml:space="preserve">GitHub Repository: </w:t>
+      </w:r>
+      <w:r>
+        <w:rPr>
+          <w:b/>
+          <w:color w:val="0000EE"/>
+        </w:rPr>
+        <w:t>https://github.com/Ad1thh/zynq-sobel-hardware-accelerator</w:t>
+        <w:br/>
+        <w:br/>
+      </w:r>
       <w:r>
         <w:t>This appendix provides the complete hardware description language (RTL Verilog) source code, testbench environment, and CPU bare-metal application driver software used in this project.</w:t>
       </w:r>
